--- a/backend/templates/template_maltem.docx
+++ b/backend/templates/template_maltem.docx
@@ -1630,7 +1630,6 @@
           <w:sz w:val="24"/>
           <w:szCs w:val="24"/>
         </w:rPr>
-        <w:lastRenderedPageBreak/>
         <mc:AlternateContent>
           <mc:Choice Requires="wps">
             <w:drawing>
@@ -2518,62 +2517,9 @@
           <w:bCs/>
           <w:color w:val="000000"/>
         </w:rPr>
-        <w:t xml:space="preserve">{{ </w:t>
-      </w:r>
-      <w:proofErr w:type="spellStart"/>
-      <w:r>
-        <w:rPr>
-          <w:rStyle w:val="HTMLCode"/>
-          <w:rFonts w:eastAsia="Arial"/>
-          <w:b/>
-          <w:bCs/>
-          <w:color w:val="000000"/>
-        </w:rPr>
-        <w:t>exp</w:t>
-      </w:r>
-      <w:proofErr w:type="gramEnd"/>
-      <w:r>
-        <w:rPr>
-          <w:rStyle w:val="HTMLCode"/>
-          <w:rFonts w:eastAsia="Arial"/>
-          <w:b/>
-          <w:bCs/>
-          <w:color w:val="000000"/>
-        </w:rPr>
-        <w:t>.</w:t>
-      </w:r>
-      <w:proofErr w:type="gramStart"/>
-      <w:r>
-        <w:rPr>
-          <w:rStyle w:val="HTMLCode"/>
-          <w:rFonts w:eastAsia="Arial"/>
-          <w:b/>
-          <w:bCs/>
-          <w:color w:val="000000"/>
-        </w:rPr>
-        <w:t>contexte</w:t>
-      </w:r>
-      <w:proofErr w:type="spellEnd"/>
-      <w:r>
-        <w:rPr>
-          <w:rStyle w:val="HTMLCode"/>
-          <w:rFonts w:eastAsia="Arial"/>
-          <w:b/>
-          <w:bCs/>
-          <w:color w:val="000000"/>
-        </w:rPr>
-        <w:t xml:space="preserve"> }</w:t>
-      </w:r>
-      <w:proofErr w:type="gramEnd"/>
-      <w:r>
-        <w:rPr>
-          <w:rStyle w:val="HTMLCode"/>
-          <w:rFonts w:eastAsia="Arial"/>
-          <w:b/>
-          <w:bCs/>
-          <w:color w:val="000000"/>
-        </w:rPr>
-        <w:t>}</w:t>
+        <w:t xml:space="preserve">{%p for tache in exp.taches %}
+{{ tache }}
+{%p endfor %}</w:t>
       </w:r>
     </w:p>
     <w:p>

--- a/backend/templates/template_maltem.docx
+++ b/backend/templates/template_maltem.docx
@@ -20,7 +20,7 @@
           <w:noProof/>
         </w:rPr>
         <w:drawing>
-          <wp:anchor distT="0" distB="0" distL="114300" distR="114300" simplePos="0" relativeHeight="251686912" behindDoc="0" locked="0" layoutInCell="1" allowOverlap="1" wp14:anchorId="1E60CE19" wp14:editId="3B9D9601">
+          <wp:anchor distT="0" distB="0" distL="114300" distR="114300" simplePos="0" relativeHeight="251686912" behindDoc="0" locked="0" layoutInCell="1" allowOverlap="1" wp14:anchorId="1E60CE19" wp14:editId="6A679698">
             <wp:simplePos x="0" y="0"/>
             <wp:positionH relativeFrom="page">
               <wp:posOffset>4852434</wp:posOffset>
@@ -297,7 +297,6 @@
           <w:rStyle w:val="HTMLCode"/>
           <w:rFonts w:eastAsia="Arial"/>
           <w:color w:val="000000"/>
-          <w:lang w:val="en-GB"/>
         </w:rPr>
       </w:pPr>
       <w:proofErr w:type="gramStart"/>
@@ -306,19 +305,44 @@
           <w:rStyle w:val="HTMLCode"/>
           <w:rFonts w:eastAsia="Arial"/>
           <w:color w:val="000000"/>
-          <w:lang w:val="en-GB"/>
         </w:rPr>
         <w:t xml:space="preserve">{{ </w:t>
       </w:r>
       <w:proofErr w:type="spellStart"/>
+      <w:r>
+        <w:rPr>
+          <w:rFonts w:ascii="Century Gothic" w:eastAsia="Century Gothic" w:hAnsi="Century Gothic" w:cs="Century Gothic"/>
+          <w:sz w:val="28"/>
+          <w:szCs w:val="28"/>
+        </w:rPr>
+        <w:t>nom</w:t>
+      </w:r>
+      <w:proofErr w:type="gramEnd"/>
+      <w:r>
+        <w:rPr>
+          <w:rFonts w:ascii="Century Gothic" w:eastAsia="Century Gothic" w:hAnsi="Century Gothic" w:cs="Century Gothic"/>
+          <w:sz w:val="28"/>
+          <w:szCs w:val="28"/>
+        </w:rPr>
+        <w:t>_</w:t>
+      </w:r>
+      <w:proofErr w:type="gramStart"/>
+      <w:r>
+        <w:rPr>
+          <w:rFonts w:ascii="Century Gothic" w:eastAsia="Century Gothic" w:hAnsi="Century Gothic" w:cs="Century Gothic"/>
+          <w:sz w:val="28"/>
+          <w:szCs w:val="28"/>
+        </w:rPr>
+        <w:t>complet</w:t>
+      </w:r>
+      <w:proofErr w:type="spellEnd"/>
       <w:r>
         <w:rPr>
           <w:rStyle w:val="HTMLCode"/>
           <w:rFonts w:eastAsia="Arial"/>
           <w:color w:val="000000"/>
-          <w:lang w:val="en-GB"/>
-        </w:rPr>
-        <w:t>nom</w:t>
+        </w:rPr>
+        <w:t xml:space="preserve"> }</w:t>
       </w:r>
       <w:proofErr w:type="gramEnd"/>
       <w:r>
@@ -326,37 +350,6 @@
           <w:rStyle w:val="HTMLCode"/>
           <w:rFonts w:eastAsia="Arial"/>
           <w:color w:val="000000"/>
-          <w:lang w:val="en-GB"/>
-        </w:rPr>
-        <w:t>_</w:t>
-      </w:r>
-      <w:proofErr w:type="gramStart"/>
-      <w:r>
-        <w:rPr>
-          <w:rStyle w:val="HTMLCode"/>
-          <w:rFonts w:eastAsia="Arial"/>
-          <w:color w:val="000000"/>
-          <w:lang w:val="en-GB"/>
-        </w:rPr>
-        <w:t>complet</w:t>
-      </w:r>
-      <w:proofErr w:type="spellEnd"/>
-      <w:r>
-        <w:rPr>
-          <w:rStyle w:val="HTMLCode"/>
-          <w:rFonts w:eastAsia="Arial"/>
-          <w:color w:val="000000"/>
-          <w:lang w:val="en-GB"/>
-        </w:rPr>
-        <w:t xml:space="preserve"> }</w:t>
-      </w:r>
-      <w:proofErr w:type="gramEnd"/>
-      <w:r>
-        <w:rPr>
-          <w:rStyle w:val="HTMLCode"/>
-          <w:rFonts w:eastAsia="Arial"/>
-          <w:color w:val="000000"/>
-          <w:lang w:val="en-GB"/>
         </w:rPr>
         <w:t>}</w:t>
       </w:r>
@@ -375,130 +368,131 @@
       <w:proofErr w:type="gramStart"/>
       <w:r>
         <w:rPr>
-          <w:rStyle w:val="HTMLCode"/>
-          <w:rFonts w:eastAsia="Arial"/>
-          <w:color w:val="000000"/>
-        </w:rPr>
-        <w:t xml:space="preserve">{{ </w:t>
-      </w:r>
-      <w:proofErr w:type="spellStart"/>
-      <w:r>
-        <w:rPr>
-          <w:rStyle w:val="HTMLCode"/>
-          <w:rFonts w:eastAsia="Arial"/>
-          <w:color w:val="000000"/>
-        </w:rPr>
-        <w:t>annees</w:t>
-      </w:r>
-      <w:proofErr w:type="gramEnd"/>
-      <w:r>
-        <w:rPr>
-          <w:rStyle w:val="HTMLCode"/>
-          <w:rFonts w:eastAsia="Arial"/>
-          <w:color w:val="000000"/>
-        </w:rPr>
-        <w:t>_</w:t>
-      </w:r>
-      <w:proofErr w:type="gramStart"/>
-      <w:r>
-        <w:rPr>
-          <w:rStyle w:val="HTMLCode"/>
-          <w:rFonts w:eastAsia="Arial"/>
-          <w:color w:val="000000"/>
-        </w:rPr>
-        <w:t>experience</w:t>
-      </w:r>
-      <w:proofErr w:type="spellEnd"/>
-      <w:r>
-        <w:rPr>
-          <w:rStyle w:val="HTMLCode"/>
-          <w:rFonts w:eastAsia="Arial"/>
-          <w:color w:val="000000"/>
-        </w:rPr>
-        <w:t xml:space="preserve"> }</w:t>
-      </w:r>
-      <w:proofErr w:type="gramEnd"/>
-      <w:r>
-        <w:rPr>
-          <w:rStyle w:val="HTMLCode"/>
-          <w:rFonts w:eastAsia="Arial"/>
-          <w:color w:val="000000"/>
-        </w:rPr>
-        <w:t xml:space="preserve">} </w:t>
-      </w:r>
-      <w:r>
-        <w:rPr>
-          <w:rStyle w:val="HTMLCode"/>
-          <w:rFonts w:eastAsia="Arial"/>
-          <w:color w:val="000000"/>
-        </w:rPr>
-        <w:t>ans XP</w:t>
-      </w:r>
-    </w:p>
-    <w:p>
-      <w:pPr>
-        <w:spacing w:line="240" w:lineRule="auto"/>
-        <w:jc w:val="center"/>
-        <w:rPr>
           <w:rFonts w:ascii="Century Gothic" w:eastAsia="Century Gothic" w:hAnsi="Century Gothic" w:cs="Century Gothic"/>
           <w:b/>
           <w:sz w:val="24"/>
           <w:szCs w:val="24"/>
         </w:rPr>
-      </w:pPr>
+        <w:t xml:space="preserve">{{ </w:t>
+      </w:r>
+      <w:proofErr w:type="spellStart"/>
+      <w:r>
+        <w:rPr>
+          <w:rFonts w:ascii="Century Gothic" w:eastAsia="Century Gothic" w:hAnsi="Century Gothic" w:cs="Century Gothic"/>
+          <w:b/>
+          <w:sz w:val="24"/>
+          <w:szCs w:val="24"/>
+        </w:rPr>
+        <w:t>annees</w:t>
+      </w:r>
+      <w:proofErr w:type="gramEnd"/>
+      <w:r>
+        <w:rPr>
+          <w:rFonts w:ascii="Century Gothic" w:eastAsia="Century Gothic" w:hAnsi="Century Gothic" w:cs="Century Gothic"/>
+          <w:b/>
+          <w:sz w:val="24"/>
+          <w:szCs w:val="24"/>
+        </w:rPr>
+        <w:t>_</w:t>
+      </w:r>
       <w:proofErr w:type="gramStart"/>
       <w:r>
         <w:rPr>
-          <w:rStyle w:val="HTMLCode"/>
-          <w:rFonts w:eastAsia="Arial"/>
-          <w:color w:val="000000"/>
+          <w:rFonts w:ascii="Century Gothic" w:eastAsia="Century Gothic" w:hAnsi="Century Gothic" w:cs="Century Gothic"/>
+          <w:b/>
+          <w:sz w:val="24"/>
+          <w:szCs w:val="24"/>
+        </w:rPr>
+        <w:t>experience</w:t>
+      </w:r>
+      <w:proofErr w:type="spellEnd"/>
+      <w:r>
+        <w:rPr>
+          <w:rFonts w:ascii="Century Gothic" w:eastAsia="Century Gothic" w:hAnsi="Century Gothic" w:cs="Century Gothic"/>
+          <w:b/>
+          <w:sz w:val="24"/>
+          <w:szCs w:val="24"/>
+        </w:rPr>
+        <w:t xml:space="preserve"> }}</w:t>
+      </w:r>
+      <w:r>
+        <w:rPr>
+          <w:rFonts w:ascii="Century Gothic" w:eastAsia="Century Gothic" w:hAnsi="Century Gothic" w:cs="Century Gothic"/>
+          <w:b/>
+          <w:sz w:val="24"/>
+          <w:szCs w:val="24"/>
+        </w:rPr>
+        <w:t>années</w:t>
+      </w:r>
+      <w:proofErr w:type="gramEnd"/>
+      <w:r>
+        <w:rPr>
+          <w:rFonts w:ascii="Century Gothic" w:eastAsia="Century Gothic" w:hAnsi="Century Gothic" w:cs="Century Gothic"/>
+          <w:b/>
+          <w:sz w:val="24"/>
+          <w:szCs w:val="24"/>
+        </w:rPr>
+        <w:t xml:space="preserve"> d’expérience</w:t>
+      </w:r>
+    </w:p>
+    <w:p>
+      <w:pPr>
+        <w:spacing w:line="240" w:lineRule="auto"/>
+        <w:ind w:left="-32"/>
+        <w:jc w:val="center"/>
+        <w:rPr>
+          <w:rFonts w:ascii="Century Gothic" w:eastAsia="Century Gothic" w:hAnsi="Century Gothic" w:cs="Century Gothic"/>
+          <w:b/>
+          <w:sz w:val="24"/>
+          <w:szCs w:val="24"/>
+        </w:rPr>
+      </w:pPr>
+      <w:proofErr w:type="gramStart"/>
+      <w:r>
+        <w:rPr>
+          <w:rFonts w:ascii="Century Gothic" w:eastAsia="Century Gothic" w:hAnsi="Century Gothic" w:cs="Century Gothic"/>
+          <w:b/>
+          <w:sz w:val="24"/>
+          <w:szCs w:val="24"/>
         </w:rPr>
         <w:t xml:space="preserve">{{ </w:t>
       </w:r>
-      <w:proofErr w:type="spellStart"/>
-      <w:r>
-        <w:rPr>
-          <w:rStyle w:val="HTMLCode"/>
-          <w:rFonts w:eastAsia="Arial"/>
-          <w:color w:val="000000"/>
+      <w:r>
+        <w:rPr>
+          <w:rFonts w:ascii="Century Gothic" w:eastAsia="Century Gothic" w:hAnsi="Century Gothic" w:cs="Century Gothic"/>
+          <w:b/>
+          <w:sz w:val="24"/>
+          <w:szCs w:val="24"/>
         </w:rPr>
         <w:t>titre</w:t>
       </w:r>
       <w:proofErr w:type="gramEnd"/>
       <w:r>
         <w:rPr>
-          <w:rStyle w:val="HTMLCode"/>
-          <w:rFonts w:eastAsia="Arial"/>
-          <w:color w:val="000000"/>
-        </w:rPr>
-        <w:t>_</w:t>
-      </w:r>
-      <w:proofErr w:type="gramStart"/>
-      <w:r>
-        <w:rPr>
-          <w:rStyle w:val="HTMLCode"/>
-          <w:rFonts w:eastAsia="Arial"/>
-          <w:color w:val="000000"/>
-        </w:rPr>
-        <w:t>profil</w:t>
-      </w:r>
-      <w:proofErr w:type="spellEnd"/>
-      <w:r>
-        <w:rPr>
-          <w:rStyle w:val="HTMLCode"/>
-          <w:rFonts w:eastAsia="Arial"/>
-          <w:color w:val="000000"/>
-        </w:rPr>
-        <w:t xml:space="preserve"> }</w:t>
-      </w:r>
-      <w:proofErr w:type="gramEnd"/>
-      <w:r>
-        <w:rPr>
-          <w:rStyle w:val="HTMLCode"/>
-          <w:rFonts w:eastAsia="Arial"/>
-          <w:color w:val="000000"/>
-        </w:rPr>
-        <w:t>}</w:t>
+          <w:rFonts w:ascii="Century Gothic" w:eastAsia="Century Gothic" w:hAnsi="Century Gothic" w:cs="Century Gothic"/>
+          <w:b/>
+          <w:sz w:val="24"/>
+          <w:szCs w:val="24"/>
+        </w:rPr>
+        <w:t>_profil</w:t>
+      </w:r>
+      <w:r>
+        <w:rPr>
+          <w:rFonts w:ascii="Century Gothic" w:eastAsia="Century Gothic" w:hAnsi="Century Gothic" w:cs="Century Gothic"/>
+          <w:b/>
+          <w:sz w:val="24"/>
+          <w:szCs w:val="24"/>
+        </w:rPr>
+        <w:t xml:space="preserve"> }}</w:t>
+      </w:r>
+      <w:r>
+        <w:rPr>
+          <w:rFonts w:ascii="Century Gothic" w:eastAsia="Century Gothic" w:hAnsi="Century Gothic" w:cs="Century Gothic"/>
+          <w:b/>
+          <w:sz w:val="24"/>
+          <w:szCs w:val="24"/>
+        </w:rPr>
+        <w:br/>
       </w:r>
     </w:p>
     <w:p>
@@ -665,6 +659,55 @@
     </w:p>
     <w:p>
       <w:pPr>
+        <w:pStyle w:val="ListParagraph"/>
+        <w:spacing w:after="40" w:line="240" w:lineRule="auto"/>
+        <w:ind w:left="1080" w:hanging="360"/>
+        <w:contextualSpacing w:val="0"/>
+        <w:rPr>
+          <w:rFonts w:ascii="Century Gothic" w:eastAsia="Century Gothic" w:hAnsi="Century Gothic" w:cs="Century Gothic"/>
+          <w:color w:val="111111"/>
+          <w:sz w:val="18"/>
+          <w:szCs w:val="18"/>
+          <w:lang w:val="en-DE" w:eastAsia="en-GB"/>
+        </w:rPr>
+      </w:pPr>
+      <w:proofErr w:type="gramStart"/>
+      <w:r>
+        <w:rPr>
+          <w:rFonts w:ascii="Century Gothic" w:eastAsia="Century Gothic" w:hAnsi="Century Gothic" w:cs="Century Gothic"/>
+          <w:color w:val="111111"/>
+          <w:sz w:val="18"/>
+          <w:szCs w:val="18"/>
+          <w:lang w:val="en-DE" w:eastAsia="en-GB"/>
+        </w:rPr>
+        <w:t xml:space="preserve">{{ </w:t>
+      </w:r>
+      <w:proofErr w:type="spellStart"/>
+      <w:r>
+        <w:rPr>
+          <w:rFonts w:ascii="Century Gothic" w:eastAsia="Century Gothic" w:hAnsi="Century Gothic" w:cs="Century Gothic"/>
+          <w:color w:val="111111"/>
+          <w:sz w:val="18"/>
+          <w:szCs w:val="18"/>
+          <w:lang w:val="en-DE" w:eastAsia="en-GB"/>
+        </w:rPr>
+        <w:t>resume</w:t>
+      </w:r>
+      <w:proofErr w:type="spellEnd"/>
+      <w:proofErr w:type="gramEnd"/>
+      <w:r>
+        <w:rPr>
+          <w:rFonts w:ascii="Century Gothic" w:eastAsia="Century Gothic" w:hAnsi="Century Gothic" w:cs="Century Gothic"/>
+          <w:color w:val="111111"/>
+          <w:sz w:val="18"/>
+          <w:szCs w:val="18"/>
+          <w:lang w:val="en-DE" w:eastAsia="en-GB"/>
+        </w:rPr>
+        <w:t xml:space="preserve"> }}</w:t>
+      </w:r>
+    </w:p>
+    <w:p>
+      <w:pPr>
         <w:pBdr>
           <w:bottom w:val="single" w:sz="12" w:space="0" w:color="auto"/>
         </w:pBdr>
@@ -672,48 +715,11 @@
         <w:spacing w:before="160" w:after="160"/>
         <w:jc w:val="both"/>
         <w:rPr>
-          <w:rStyle w:val="HTMLCode"/>
-          <w:rFonts w:eastAsia="Arial"/>
-          <w:color w:val="000000"/>
-          <w:lang w:val="en-GB"/>
-        </w:rPr>
-      </w:pPr>
-      <w:proofErr w:type="gramStart"/>
-      <w:r>
-        <w:rPr>
-          <w:rStyle w:val="HTMLCode"/>
-          <w:rFonts w:eastAsia="Arial"/>
-          <w:color w:val="000000"/>
-          <w:lang w:val="en-GB"/>
-        </w:rPr>
-        <w:t>{{ resume</w:t>
-      </w:r>
-      <w:proofErr w:type="gramEnd"/>
-      <w:r>
-        <w:rPr>
-          <w:rStyle w:val="HTMLCode"/>
-          <w:rFonts w:eastAsia="Arial"/>
-          <w:color w:val="000000"/>
-          <w:lang w:val="en-GB"/>
-        </w:rPr>
-        <w:t xml:space="preserve"> }}</w:t>
-      </w:r>
-    </w:p>
-    <w:p>
-      <w:pPr>
-        <w:pBdr>
-          <w:bottom w:val="single" w:sz="12" w:space="0" w:color="auto"/>
-        </w:pBdr>
-        <w:shd w:val="clear" w:color="auto" w:fill="FFFFFF"/>
-        <w:spacing w:before="160" w:after="160"/>
-        <w:jc w:val="both"/>
-        <w:rPr>
           <w:rFonts w:ascii="Century Gothic" w:eastAsia="Century Gothic" w:hAnsi="Century Gothic" w:cs="Century Gothic"/>
           <w:b/>
           <w:color w:val="111111"/>
           <w:sz w:val="20"/>
           <w:szCs w:val="20"/>
-          <w:lang w:val="en-US"/>
         </w:rPr>
         <w:sectPr>
           <w:headerReference w:type="default" r:id="rId13"/>
@@ -724,7 +730,6 @@
           <w:cols w:space="720"/>
         </w:sectPr>
       </w:pPr>
-      <w:proofErr w:type="spellStart"/>
       <w:r>
         <w:rPr>
           <w:rFonts w:ascii="Century Gothic" w:eastAsia="Century Gothic" w:hAnsi="Century Gothic" w:cs="Century Gothic"/>
@@ -732,11 +737,19 @@
           <w:color w:val="111111"/>
           <w:sz w:val="20"/>
           <w:szCs w:val="20"/>
-          <w:lang w:val="en-US"/>
         </w:rPr>
         <w:t>Compétences</w:t>
       </w:r>
-      <w:proofErr w:type="spellEnd"/>
+      <w:r>
+        <w:rPr>
+          <w:rFonts w:ascii="Century Gothic" w:eastAsia="Century Gothic" w:hAnsi="Century Gothic" w:cs="Century Gothic"/>
+          <w:b/>
+          <w:color w:val="111111"/>
+          <w:sz w:val="20"/>
+          <w:szCs w:val="20"/>
+        </w:rPr>
+        <w:t xml:space="preserve"> / Stack Technique</w:t>
+      </w:r>
     </w:p>
     <w:p>
       <w:pPr>
@@ -747,7 +760,6 @@
           <w:bCs/>
           <w:sz w:val="20"/>
           <w:szCs w:val="20"/>
-          <w:lang w:val="en-US"/>
         </w:rPr>
       </w:pPr>
       <w:r>
@@ -757,234 +769,247 @@
           <w:bCs/>
           <w:sz w:val="20"/>
           <w:szCs w:val="20"/>
-          <w:lang w:val="en-US"/>
         </w:rPr>
         <w:t xml:space="preserve"> </w:t>
       </w:r>
     </w:p>
     <w:p>
       <w:pPr>
-        <w:spacing w:line="240" w:lineRule="auto"/>
-        <w:rPr>
-          <w:rFonts w:ascii="Century Gothic" w:eastAsia="Century Gothic" w:hAnsi="Century Gothic" w:cs="Century Gothic"/>
-          <w:b/>
-          <w:bCs/>
-          <w:sz w:val="20"/>
-          <w:szCs w:val="20"/>
-          <w:lang w:val="en-US"/>
-        </w:rPr>
-      </w:pPr>
+        <w:pStyle w:val="ListParagraph"/>
+        <w:spacing w:after="40" w:line="240" w:lineRule="auto"/>
+        <w:ind w:left="1080" w:hanging="360"/>
+        <w:contextualSpacing w:val="0"/>
+        <w:rPr>
+          <w:rFonts w:ascii="Century Gothic" w:eastAsia="Century Gothic" w:hAnsi="Century Gothic" w:cs="Century Gothic"/>
+          <w:color w:val="111111"/>
+          <w:sz w:val="18"/>
+          <w:szCs w:val="18"/>
+          <w:lang w:val="en-DE" w:eastAsia="en-GB"/>
+        </w:rPr>
+      </w:pPr>
+      <w:r>
+        <w:rPr>
+          <w:rFonts w:ascii="Century Gothic" w:eastAsia="Century Gothic" w:hAnsi="Century Gothic" w:cs="Century Gothic"/>
+          <w:color w:val="111111"/>
+          <w:sz w:val="18"/>
+          <w:szCs w:val="18"/>
+          <w:lang w:val="en-DE" w:eastAsia="en-GB"/>
+        </w:rPr>
+        <w:t xml:space="preserve">{% for cat in </w:t>
+      </w:r>
+      <w:proofErr w:type="spellStart"/>
+      <w:r>
+        <w:rPr>
+          <w:rFonts w:ascii="Century Gothic" w:eastAsia="Century Gothic" w:hAnsi="Century Gothic" w:cs="Century Gothic"/>
+          <w:color w:val="111111"/>
+          <w:sz w:val="18"/>
+          <w:szCs w:val="18"/>
+          <w:lang w:val="en-DE" w:eastAsia="en-GB"/>
+        </w:rPr>
+        <w:t>skill_categories</w:t>
+      </w:r>
+      <w:proofErr w:type="spellEnd"/>
+      <w:r>
+        <w:rPr>
+          <w:rFonts w:ascii="Century Gothic" w:eastAsia="Century Gothic" w:hAnsi="Century Gothic" w:cs="Century Gothic"/>
+          <w:color w:val="111111"/>
+          <w:sz w:val="18"/>
+          <w:szCs w:val="18"/>
+          <w:lang w:val="en-DE" w:eastAsia="en-GB"/>
+        </w:rPr>
+        <w:t xml:space="preserve"> %}</w:t>
+      </w:r>
     </w:p>
     <w:p>
       <w:pPr>
         <w:pStyle w:val="ListParagraph"/>
-        <w:spacing w:after="120" w:line="240" w:lineRule="auto"/>
-        <w:rPr>
-          <w:rFonts w:ascii="Century Gothic" w:eastAsia="Century Gothic" w:hAnsi="Century Gothic" w:cs="Century Gothic"/>
-          <w:sz w:val="20"/>
-          <w:szCs w:val="20"/>
-          <w:lang w:val="en-US"/>
-        </w:rPr>
-      </w:pPr>
-      <w:r>
-        <w:rPr>
-          <w:rFonts w:ascii="Century Gothic" w:eastAsia="Century Gothic" w:hAnsi="Century Gothic" w:cs="Century Gothic"/>
-          <w:sz w:val="20"/>
-          <w:szCs w:val="20"/>
-          <w:lang w:val="en-US"/>
-        </w:rPr>
-        <w:t xml:space="preserve">{% for cat in </w:t>
+        <w:spacing w:after="40" w:line="240" w:lineRule="auto"/>
+        <w:ind w:left="1080" w:hanging="360"/>
+        <w:contextualSpacing w:val="0"/>
+        <w:rPr>
+          <w:rFonts w:ascii="Century Gothic" w:eastAsia="Century Gothic" w:hAnsi="Century Gothic" w:cs="Century Gothic"/>
+          <w:color w:val="111111"/>
+          <w:sz w:val="18"/>
+          <w:szCs w:val="18"/>
+          <w:lang w:val="en-DE" w:eastAsia="en-GB"/>
+        </w:rPr>
+      </w:pPr>
+      <w:proofErr w:type="gramStart"/>
+      <w:r>
+        <w:rPr>
+          <w:rFonts w:ascii="Century Gothic" w:eastAsia="Century Gothic" w:hAnsi="Century Gothic" w:cs="Century Gothic"/>
+          <w:color w:val="111111"/>
+          <w:sz w:val="18"/>
+          <w:szCs w:val="18"/>
+          <w:lang w:val="en-DE" w:eastAsia="en-GB"/>
+        </w:rPr>
+        <w:t xml:space="preserve">{{ </w:t>
       </w:r>
       <w:proofErr w:type="spellStart"/>
       <w:r>
         <w:rPr>
           <w:rFonts w:ascii="Century Gothic" w:eastAsia="Century Gothic" w:hAnsi="Century Gothic" w:cs="Century Gothic"/>
-          <w:sz w:val="20"/>
-          <w:szCs w:val="20"/>
-          <w:lang w:val="en-US"/>
-        </w:rPr>
-        <w:t>skill_categories</w:t>
+          <w:color w:val="111111"/>
+          <w:sz w:val="18"/>
+          <w:szCs w:val="18"/>
+          <w:lang w:val="en-DE" w:eastAsia="en-GB"/>
+        </w:rPr>
+        <w:t>cat.nom</w:t>
+      </w:r>
+      <w:proofErr w:type="gramEnd"/>
+      <w:r>
+        <w:rPr>
+          <w:rFonts w:ascii="Century Gothic" w:eastAsia="Century Gothic" w:hAnsi="Century Gothic" w:cs="Century Gothic"/>
+          <w:color w:val="111111"/>
+          <w:sz w:val="18"/>
+          <w:szCs w:val="18"/>
+          <w:lang w:val="en-DE" w:eastAsia="en-GB"/>
+        </w:rPr>
+        <w:t>_</w:t>
+      </w:r>
+      <w:proofErr w:type="gramStart"/>
+      <w:r>
+        <w:rPr>
+          <w:rFonts w:ascii="Century Gothic" w:eastAsia="Century Gothic" w:hAnsi="Century Gothic" w:cs="Century Gothic"/>
+          <w:color w:val="111111"/>
+          <w:sz w:val="18"/>
+          <w:szCs w:val="18"/>
+          <w:lang w:val="en-DE" w:eastAsia="en-GB"/>
+        </w:rPr>
+        <w:t>categorie</w:t>
       </w:r>
       <w:proofErr w:type="spellEnd"/>
       <w:r>
         <w:rPr>
           <w:rFonts w:ascii="Century Gothic" w:eastAsia="Century Gothic" w:hAnsi="Century Gothic" w:cs="Century Gothic"/>
-          <w:sz w:val="20"/>
-          <w:szCs w:val="20"/>
-          <w:lang w:val="en-US"/>
-        </w:rPr>
-        <w:t xml:space="preserve"> %}</w:t>
+          <w:color w:val="111111"/>
+          <w:sz w:val="18"/>
+          <w:szCs w:val="18"/>
+          <w:lang w:val="en-DE" w:eastAsia="en-GB"/>
+        </w:rPr>
+        <w:t xml:space="preserve"> }</w:t>
+      </w:r>
+      <w:proofErr w:type="gramEnd"/>
+      <w:r>
+        <w:rPr>
+          <w:rFonts w:ascii="Century Gothic" w:eastAsia="Century Gothic" w:hAnsi="Century Gothic" w:cs="Century Gothic"/>
+          <w:color w:val="111111"/>
+          <w:sz w:val="18"/>
+          <w:szCs w:val="18"/>
+          <w:lang w:val="en-DE" w:eastAsia="en-GB"/>
+        </w:rPr>
+        <w:t xml:space="preserve">} : </w:t>
+      </w:r>
+      <w:proofErr w:type="gramStart"/>
+      <w:r>
+        <w:rPr>
+          <w:rFonts w:ascii="Century Gothic" w:eastAsia="Century Gothic" w:hAnsi="Century Gothic" w:cs="Century Gothic"/>
+          <w:color w:val="111111"/>
+          <w:sz w:val="18"/>
+          <w:szCs w:val="18"/>
+          <w:lang w:val="en-DE" w:eastAsia="en-GB"/>
+        </w:rPr>
+        <w:t xml:space="preserve">{{ </w:t>
+      </w:r>
+      <w:proofErr w:type="spellStart"/>
+      <w:r>
+        <w:rPr>
+          <w:rFonts w:ascii="Century Gothic" w:eastAsia="Century Gothic" w:hAnsi="Century Gothic" w:cs="Century Gothic"/>
+          <w:color w:val="111111"/>
+          <w:sz w:val="18"/>
+          <w:szCs w:val="18"/>
+          <w:lang w:val="en-DE" w:eastAsia="en-GB"/>
+        </w:rPr>
+        <w:t>cat</w:t>
+      </w:r>
+      <w:proofErr w:type="gramEnd"/>
+      <w:r>
+        <w:rPr>
+          <w:rFonts w:ascii="Century Gothic" w:eastAsia="Century Gothic" w:hAnsi="Century Gothic" w:cs="Century Gothic"/>
+          <w:color w:val="111111"/>
+          <w:sz w:val="18"/>
+          <w:szCs w:val="18"/>
+          <w:lang w:val="en-DE" w:eastAsia="en-GB"/>
+        </w:rPr>
+        <w:t>.liste_</w:t>
+      </w:r>
+      <w:proofErr w:type="gramStart"/>
+      <w:r>
+        <w:rPr>
+          <w:rFonts w:ascii="Century Gothic" w:eastAsia="Century Gothic" w:hAnsi="Century Gothic" w:cs="Century Gothic"/>
+          <w:color w:val="111111"/>
+          <w:sz w:val="18"/>
+          <w:szCs w:val="18"/>
+          <w:lang w:val="en-DE" w:eastAsia="en-GB"/>
+        </w:rPr>
+        <w:t>competences</w:t>
+      </w:r>
+      <w:proofErr w:type="spellEnd"/>
+      <w:r>
+        <w:rPr>
+          <w:rFonts w:ascii="Century Gothic" w:eastAsia="Century Gothic" w:hAnsi="Century Gothic" w:cs="Century Gothic"/>
+          <w:color w:val="111111"/>
+          <w:sz w:val="18"/>
+          <w:szCs w:val="18"/>
+          <w:lang w:val="en-DE" w:eastAsia="en-GB"/>
+        </w:rPr>
+        <w:t xml:space="preserve"> }</w:t>
+      </w:r>
+      <w:proofErr w:type="gramEnd"/>
+      <w:r>
+        <w:rPr>
+          <w:rFonts w:ascii="Century Gothic" w:eastAsia="Century Gothic" w:hAnsi="Century Gothic" w:cs="Century Gothic"/>
+          <w:color w:val="111111"/>
+          <w:sz w:val="18"/>
+          <w:szCs w:val="18"/>
+          <w:lang w:val="en-DE" w:eastAsia="en-GB"/>
+        </w:rPr>
+        <w:t>}</w:t>
       </w:r>
     </w:p>
     <w:p>
       <w:pPr>
         <w:pStyle w:val="ListParagraph"/>
-        <w:spacing w:after="120" w:line="240" w:lineRule="auto"/>
-        <w:rPr>
-          <w:rFonts w:ascii="Century Gothic" w:eastAsia="Century Gothic" w:hAnsi="Century Gothic" w:cs="Century Gothic"/>
-          <w:sz w:val="20"/>
-          <w:szCs w:val="20"/>
-          <w:lang w:val="en-US"/>
-        </w:rPr>
-      </w:pPr>
-      <w:proofErr w:type="gramStart"/>
-      <w:r>
-        <w:rPr>
-          <w:rFonts w:ascii="Century Gothic" w:eastAsia="Century Gothic" w:hAnsi="Century Gothic" w:cs="Century Gothic"/>
-          <w:sz w:val="20"/>
-          <w:szCs w:val="20"/>
-          <w:lang w:val="en-US"/>
-        </w:rPr>
-        <w:t xml:space="preserve">{{ </w:t>
+        <w:spacing w:after="40" w:line="240" w:lineRule="auto"/>
+        <w:ind w:left="1080" w:hanging="360"/>
+        <w:contextualSpacing w:val="0"/>
+        <w:rPr>
+          <w:rFonts w:ascii="Century Gothic" w:eastAsia="Century Gothic" w:hAnsi="Century Gothic" w:cs="Century Gothic"/>
+          <w:color w:val="111111"/>
+          <w:sz w:val="18"/>
+          <w:szCs w:val="18"/>
+          <w:lang w:val="en-DE" w:eastAsia="en-GB"/>
+        </w:rPr>
+      </w:pPr>
+      <w:r>
+        <w:rPr>
+          <w:rFonts w:ascii="Century Gothic" w:eastAsia="Century Gothic" w:hAnsi="Century Gothic" w:cs="Century Gothic"/>
+          <w:color w:val="111111"/>
+          <w:sz w:val="18"/>
+          <w:szCs w:val="18"/>
+          <w:lang w:val="en-DE" w:eastAsia="en-GB"/>
+        </w:rPr>
+        <w:t xml:space="preserve">{% </w:t>
       </w:r>
       <w:proofErr w:type="spellStart"/>
       <w:r>
         <w:rPr>
           <w:rFonts w:ascii="Century Gothic" w:eastAsia="Century Gothic" w:hAnsi="Century Gothic" w:cs="Century Gothic"/>
-          <w:sz w:val="20"/>
-          <w:szCs w:val="20"/>
-          <w:lang w:val="en-US"/>
-        </w:rPr>
-        <w:t>cat.nom</w:t>
-      </w:r>
-      <w:proofErr w:type="gramEnd"/>
-      <w:r>
-        <w:rPr>
-          <w:rFonts w:ascii="Century Gothic" w:eastAsia="Century Gothic" w:hAnsi="Century Gothic" w:cs="Century Gothic"/>
-          <w:sz w:val="20"/>
-          <w:szCs w:val="20"/>
-          <w:lang w:val="en-US"/>
-        </w:rPr>
-        <w:t>_</w:t>
-      </w:r>
-      <w:proofErr w:type="gramStart"/>
-      <w:r>
-        <w:rPr>
-          <w:rFonts w:ascii="Century Gothic" w:eastAsia="Century Gothic" w:hAnsi="Century Gothic" w:cs="Century Gothic"/>
-          <w:sz w:val="20"/>
-          <w:szCs w:val="20"/>
-          <w:lang w:val="en-US"/>
-        </w:rPr>
-        <w:t>categorie</w:t>
+          <w:color w:val="111111"/>
+          <w:sz w:val="18"/>
+          <w:szCs w:val="18"/>
+          <w:lang w:val="en-DE" w:eastAsia="en-GB"/>
+        </w:rPr>
+        <w:t>endfor</w:t>
       </w:r>
       <w:proofErr w:type="spellEnd"/>
       <w:r>
         <w:rPr>
           <w:rFonts w:ascii="Century Gothic" w:eastAsia="Century Gothic" w:hAnsi="Century Gothic" w:cs="Century Gothic"/>
-          <w:sz w:val="20"/>
-          <w:szCs w:val="20"/>
-          <w:lang w:val="en-US"/>
-        </w:rPr>
-        <w:t xml:space="preserve"> }</w:t>
-      </w:r>
-      <w:proofErr w:type="gramEnd"/>
-      <w:r>
-        <w:rPr>
-          <w:rFonts w:ascii="Century Gothic" w:eastAsia="Century Gothic" w:hAnsi="Century Gothic" w:cs="Century Gothic"/>
-          <w:sz w:val="20"/>
-          <w:szCs w:val="20"/>
-          <w:lang w:val="en-US"/>
-        </w:rPr>
-        <w:t xml:space="preserve">} : </w:t>
-      </w:r>
-      <w:proofErr w:type="gramStart"/>
-      <w:r>
-        <w:rPr>
-          <w:rFonts w:ascii="Century Gothic" w:eastAsia="Century Gothic" w:hAnsi="Century Gothic" w:cs="Century Gothic"/>
-          <w:sz w:val="20"/>
-          <w:szCs w:val="20"/>
-          <w:lang w:val="en-US"/>
-        </w:rPr>
-        <w:t xml:space="preserve">{{ </w:t>
-      </w:r>
-      <w:proofErr w:type="spellStart"/>
-      <w:r>
-        <w:rPr>
-          <w:rFonts w:ascii="Century Gothic" w:eastAsia="Century Gothic" w:hAnsi="Century Gothic" w:cs="Century Gothic"/>
-          <w:sz w:val="20"/>
-          <w:szCs w:val="20"/>
-          <w:lang w:val="en-US"/>
-        </w:rPr>
-        <w:t>cat</w:t>
-      </w:r>
-      <w:proofErr w:type="gramEnd"/>
-      <w:r>
-        <w:rPr>
-          <w:rFonts w:ascii="Century Gothic" w:eastAsia="Century Gothic" w:hAnsi="Century Gothic" w:cs="Century Gothic"/>
-          <w:sz w:val="20"/>
-          <w:szCs w:val="20"/>
-          <w:lang w:val="en-US"/>
-        </w:rPr>
-        <w:t>.liste_</w:t>
-      </w:r>
-      <w:proofErr w:type="gramStart"/>
-      <w:r>
-        <w:rPr>
-          <w:rFonts w:ascii="Century Gothic" w:eastAsia="Century Gothic" w:hAnsi="Century Gothic" w:cs="Century Gothic"/>
-          <w:sz w:val="20"/>
-          <w:szCs w:val="20"/>
-          <w:lang w:val="en-US"/>
-        </w:rPr>
-        <w:t>competences</w:t>
-      </w:r>
-      <w:proofErr w:type="spellEnd"/>
-      <w:r>
-        <w:rPr>
-          <w:rFonts w:ascii="Century Gothic" w:eastAsia="Century Gothic" w:hAnsi="Century Gothic" w:cs="Century Gothic"/>
-          <w:sz w:val="20"/>
-          <w:szCs w:val="20"/>
-          <w:lang w:val="en-US"/>
-        </w:rPr>
-        <w:t xml:space="preserve"> }</w:t>
-      </w:r>
-      <w:proofErr w:type="gramEnd"/>
-      <w:r>
-        <w:rPr>
-          <w:rFonts w:ascii="Century Gothic" w:eastAsia="Century Gothic" w:hAnsi="Century Gothic" w:cs="Century Gothic"/>
-          <w:sz w:val="20"/>
-          <w:szCs w:val="20"/>
-          <w:lang w:val="en-US"/>
-        </w:rPr>
-        <w:t>}</w:t>
-      </w:r>
-    </w:p>
-    <w:p>
-      <w:pPr>
-        <w:pStyle w:val="ListParagraph"/>
-        <w:spacing w:after="120" w:line="240" w:lineRule="auto"/>
-        <w:rPr>
-          <w:rFonts w:ascii="Century Gothic" w:eastAsia="Century Gothic" w:hAnsi="Century Gothic" w:cs="Century Gothic"/>
-          <w:sz w:val="20"/>
-          <w:szCs w:val="20"/>
-          <w:lang w:val="en-US"/>
-        </w:rPr>
-      </w:pPr>
-      <w:r>
-        <w:rPr>
-          <w:rFonts w:ascii="Century Gothic" w:eastAsia="Century Gothic" w:hAnsi="Century Gothic" w:cs="Century Gothic"/>
-          <w:sz w:val="20"/>
-          <w:szCs w:val="20"/>
-          <w:lang w:val="en-US"/>
-        </w:rPr>
-        <w:t xml:space="preserve">{% </w:t>
-      </w:r>
-      <w:proofErr w:type="spellStart"/>
-      <w:r>
-        <w:rPr>
-          <w:rFonts w:ascii="Century Gothic" w:eastAsia="Century Gothic" w:hAnsi="Century Gothic" w:cs="Century Gothic"/>
-          <w:sz w:val="20"/>
-          <w:szCs w:val="20"/>
-          <w:lang w:val="en-US"/>
-        </w:rPr>
-        <w:t>endfor</w:t>
-      </w:r>
-      <w:proofErr w:type="spellEnd"/>
-      <w:r>
-        <w:rPr>
-          <w:rFonts w:ascii="Century Gothic" w:eastAsia="Century Gothic" w:hAnsi="Century Gothic" w:cs="Century Gothic"/>
-          <w:sz w:val="20"/>
-          <w:szCs w:val="20"/>
-          <w:lang w:val="en-US"/>
+          <w:color w:val="111111"/>
+          <w:sz w:val="18"/>
+          <w:szCs w:val="18"/>
+          <w:lang w:val="en-DE" w:eastAsia="en-GB"/>
         </w:rPr>
         <w:t xml:space="preserve"> %}</w:t>
       </w:r>
@@ -1027,7 +1052,248 @@
           <w:szCs w:val="20"/>
           <w:lang w:val="en-US"/>
         </w:rPr>
-        <w:t>Compétences Techniques / Stack Technique</w:t>
+        <w:t>Education</w:t>
+      </w:r>
+    </w:p>
+    <w:p>
+      <w:pPr>
+        <w:pStyle w:val="ListParagraph"/>
+        <w:spacing w:after="40" w:line="240" w:lineRule="auto"/>
+        <w:ind w:left="1080" w:hanging="360"/>
+        <w:contextualSpacing w:val="0"/>
+        <w:rPr>
+          <w:rFonts w:ascii="Century Gothic" w:eastAsia="Century Gothic" w:hAnsi="Century Gothic" w:cs="Century Gothic"/>
+          <w:color w:val="111111"/>
+          <w:sz w:val="18"/>
+          <w:szCs w:val="18"/>
+          <w:lang w:val="en-DE" w:eastAsia="en-GB"/>
+        </w:rPr>
+      </w:pPr>
+      <w:r>
+        <w:rPr>
+          <w:rFonts w:ascii="Century Gothic" w:eastAsia="Century Gothic" w:hAnsi="Century Gothic" w:cs="Century Gothic"/>
+          <w:color w:val="111111"/>
+          <w:sz w:val="18"/>
+          <w:szCs w:val="18"/>
+          <w:lang w:val="en-DE" w:eastAsia="en-GB"/>
+        </w:rPr>
+        <w:t xml:space="preserve">{% for </w:t>
+      </w:r>
+      <w:proofErr w:type="spellStart"/>
+      <w:r>
+        <w:rPr>
+          <w:rFonts w:ascii="Century Gothic" w:eastAsia="Century Gothic" w:hAnsi="Century Gothic" w:cs="Century Gothic"/>
+          <w:color w:val="111111"/>
+          <w:sz w:val="18"/>
+          <w:szCs w:val="18"/>
+          <w:lang w:val="en-DE" w:eastAsia="en-GB"/>
+        </w:rPr>
+        <w:t>edu</w:t>
+      </w:r>
+      <w:proofErr w:type="spellEnd"/>
+      <w:r>
+        <w:rPr>
+          <w:rFonts w:ascii="Century Gothic" w:eastAsia="Century Gothic" w:hAnsi="Century Gothic" w:cs="Century Gothic"/>
+          <w:color w:val="111111"/>
+          <w:sz w:val="18"/>
+          <w:szCs w:val="18"/>
+          <w:lang w:val="en-DE" w:eastAsia="en-GB"/>
+        </w:rPr>
+        <w:t xml:space="preserve"> in education %}</w:t>
+      </w:r>
+    </w:p>
+    <w:p>
+      <w:pPr>
+        <w:pStyle w:val="ListParagraph"/>
+        <w:spacing w:after="40" w:line="240" w:lineRule="auto"/>
+        <w:ind w:left="1080" w:hanging="360"/>
+        <w:contextualSpacing w:val="0"/>
+        <w:rPr>
+          <w:rFonts w:ascii="Century Gothic" w:eastAsia="Century Gothic" w:hAnsi="Century Gothic" w:cs="Century Gothic"/>
+          <w:color w:val="111111"/>
+          <w:sz w:val="18"/>
+          <w:szCs w:val="18"/>
+          <w:lang w:val="en-DE" w:eastAsia="en-GB"/>
+        </w:rPr>
+      </w:pPr>
+      <w:proofErr w:type="gramStart"/>
+      <w:r>
+        <w:rPr>
+          <w:rFonts w:ascii="Century Gothic" w:eastAsia="Century Gothic" w:hAnsi="Century Gothic" w:cs="Century Gothic"/>
+          <w:color w:val="111111"/>
+          <w:sz w:val="18"/>
+          <w:szCs w:val="18"/>
+          <w:lang w:val="en-DE" w:eastAsia="en-GB"/>
+        </w:rPr>
+        <w:t xml:space="preserve">{{ </w:t>
+      </w:r>
+      <w:proofErr w:type="spellStart"/>
+      <w:r>
+        <w:rPr>
+          <w:rFonts w:ascii="Century Gothic" w:eastAsia="Century Gothic" w:hAnsi="Century Gothic" w:cs="Century Gothic"/>
+          <w:color w:val="111111"/>
+          <w:sz w:val="18"/>
+          <w:szCs w:val="18"/>
+          <w:lang w:val="en-DE" w:eastAsia="en-GB"/>
+        </w:rPr>
+        <w:t>edu</w:t>
+      </w:r>
+      <w:proofErr w:type="gramEnd"/>
+      <w:r>
+        <w:rPr>
+          <w:rFonts w:ascii="Century Gothic" w:eastAsia="Century Gothic" w:hAnsi="Century Gothic" w:cs="Century Gothic"/>
+          <w:color w:val="111111"/>
+          <w:sz w:val="18"/>
+          <w:szCs w:val="18"/>
+          <w:lang w:val="en-DE" w:eastAsia="en-GB"/>
+        </w:rPr>
+        <w:t>.</w:t>
+      </w:r>
+      <w:proofErr w:type="gramStart"/>
+      <w:r>
+        <w:rPr>
+          <w:rFonts w:ascii="Century Gothic" w:eastAsia="Century Gothic" w:hAnsi="Century Gothic" w:cs="Century Gothic"/>
+          <w:color w:val="111111"/>
+          <w:sz w:val="18"/>
+          <w:szCs w:val="18"/>
+          <w:lang w:val="en-DE" w:eastAsia="en-GB"/>
+        </w:rPr>
+        <w:t>annee</w:t>
+      </w:r>
+      <w:proofErr w:type="spellEnd"/>
+      <w:r>
+        <w:rPr>
+          <w:rFonts w:ascii="Century Gothic" w:eastAsia="Century Gothic" w:hAnsi="Century Gothic" w:cs="Century Gothic"/>
+          <w:color w:val="111111"/>
+          <w:sz w:val="18"/>
+          <w:szCs w:val="18"/>
+          <w:lang w:val="en-DE" w:eastAsia="en-GB"/>
+        </w:rPr>
+        <w:t xml:space="preserve"> }</w:t>
+      </w:r>
+      <w:proofErr w:type="gramEnd"/>
+      <w:r>
+        <w:rPr>
+          <w:rFonts w:ascii="Century Gothic" w:eastAsia="Century Gothic" w:hAnsi="Century Gothic" w:cs="Century Gothic"/>
+          <w:color w:val="111111"/>
+          <w:sz w:val="18"/>
+          <w:szCs w:val="18"/>
+          <w:lang w:val="en-DE" w:eastAsia="en-GB"/>
+        </w:rPr>
+        <w:t xml:space="preserve">} : </w:t>
+      </w:r>
+      <w:proofErr w:type="gramStart"/>
+      <w:r>
+        <w:rPr>
+          <w:rFonts w:ascii="Century Gothic" w:eastAsia="Century Gothic" w:hAnsi="Century Gothic" w:cs="Century Gothic"/>
+          <w:color w:val="111111"/>
+          <w:sz w:val="18"/>
+          <w:szCs w:val="18"/>
+          <w:lang w:val="en-DE" w:eastAsia="en-GB"/>
+        </w:rPr>
+        <w:t xml:space="preserve">{{ </w:t>
+      </w:r>
+      <w:proofErr w:type="spellStart"/>
+      <w:r>
+        <w:rPr>
+          <w:rFonts w:ascii="Century Gothic" w:eastAsia="Century Gothic" w:hAnsi="Century Gothic" w:cs="Century Gothic"/>
+          <w:color w:val="111111"/>
+          <w:sz w:val="18"/>
+          <w:szCs w:val="18"/>
+          <w:lang w:val="en-DE" w:eastAsia="en-GB"/>
+        </w:rPr>
+        <w:t>edu</w:t>
+      </w:r>
+      <w:proofErr w:type="gramEnd"/>
+      <w:r>
+        <w:rPr>
+          <w:rFonts w:ascii="Century Gothic" w:eastAsia="Century Gothic" w:hAnsi="Century Gothic" w:cs="Century Gothic"/>
+          <w:color w:val="111111"/>
+          <w:sz w:val="18"/>
+          <w:szCs w:val="18"/>
+          <w:lang w:val="en-DE" w:eastAsia="en-GB"/>
+        </w:rPr>
+        <w:t>.</w:t>
+      </w:r>
+      <w:proofErr w:type="gramStart"/>
+      <w:r>
+        <w:rPr>
+          <w:rFonts w:ascii="Century Gothic" w:eastAsia="Century Gothic" w:hAnsi="Century Gothic" w:cs="Century Gothic"/>
+          <w:color w:val="111111"/>
+          <w:sz w:val="18"/>
+          <w:szCs w:val="18"/>
+          <w:lang w:val="en-DE" w:eastAsia="en-GB"/>
+        </w:rPr>
+        <w:t>diplome</w:t>
+      </w:r>
+      <w:proofErr w:type="spellEnd"/>
+      <w:r>
+        <w:rPr>
+          <w:rFonts w:ascii="Century Gothic" w:eastAsia="Century Gothic" w:hAnsi="Century Gothic" w:cs="Century Gothic"/>
+          <w:color w:val="111111"/>
+          <w:sz w:val="18"/>
+          <w:szCs w:val="18"/>
+          <w:lang w:val="en-DE" w:eastAsia="en-GB"/>
+        </w:rPr>
+        <w:t xml:space="preserve"> }</w:t>
+      </w:r>
+      <w:proofErr w:type="gramEnd"/>
+      <w:r>
+        <w:rPr>
+          <w:rFonts w:ascii="Century Gothic" w:eastAsia="Century Gothic" w:hAnsi="Century Gothic" w:cs="Century Gothic"/>
+          <w:color w:val="111111"/>
+          <w:sz w:val="18"/>
+          <w:szCs w:val="18"/>
+          <w:lang w:val="en-DE" w:eastAsia="en-GB"/>
+        </w:rPr>
+        <w:t>}</w:t>
+      </w:r>
+    </w:p>
+    <w:p>
+      <w:pPr>
+        <w:pStyle w:val="ListParagraph"/>
+        <w:spacing w:after="40" w:line="240" w:lineRule="auto"/>
+        <w:ind w:left="1080" w:hanging="360"/>
+        <w:contextualSpacing w:val="0"/>
+        <w:rPr>
+          <w:rFonts w:ascii="Century Gothic" w:eastAsia="Century Gothic" w:hAnsi="Century Gothic" w:cs="Century Gothic"/>
+          <w:color w:val="111111"/>
+          <w:sz w:val="18"/>
+          <w:szCs w:val="18"/>
+          <w:lang w:val="en-DE" w:eastAsia="en-GB"/>
+        </w:rPr>
+      </w:pPr>
+      <w:r>
+        <w:rPr>
+          <w:rFonts w:ascii="Century Gothic" w:eastAsia="Century Gothic" w:hAnsi="Century Gothic" w:cs="Century Gothic"/>
+          <w:color w:val="111111"/>
+          <w:sz w:val="18"/>
+          <w:szCs w:val="18"/>
+          <w:lang w:val="en-DE" w:eastAsia="en-GB"/>
+        </w:rPr>
+        <w:t xml:space="preserve">{% </w:t>
+      </w:r>
+      <w:proofErr w:type="spellStart"/>
+      <w:r>
+        <w:rPr>
+          <w:rFonts w:ascii="Century Gothic" w:eastAsia="Century Gothic" w:hAnsi="Century Gothic" w:cs="Century Gothic"/>
+          <w:color w:val="111111"/>
+          <w:sz w:val="18"/>
+          <w:szCs w:val="18"/>
+          <w:lang w:val="en-DE" w:eastAsia="en-GB"/>
+        </w:rPr>
+        <w:t>endfor</w:t>
+      </w:r>
+      <w:proofErr w:type="spellEnd"/>
+      <w:r>
+        <w:rPr>
+          <w:rFonts w:ascii="Century Gothic" w:eastAsia="Century Gothic" w:hAnsi="Century Gothic" w:cs="Century Gothic"/>
+          <w:color w:val="111111"/>
+          <w:sz w:val="18"/>
+          <w:szCs w:val="18"/>
+          <w:lang w:val="en-DE" w:eastAsia="en-GB"/>
+        </w:rPr>
+        <w:t xml:space="preserve"> %}</w:t>
       </w:r>
     </w:p>
     <w:p>
@@ -1047,6 +1313,7 @@
       <w:pPr>
         <w:pStyle w:val="ListParagraph"/>
         <w:spacing w:after="120" w:line="240" w:lineRule="auto"/>
+        <w:ind w:left="3130"/>
         <w:rPr>
           <w:rFonts w:ascii="Century Gothic" w:eastAsia="Century Gothic" w:hAnsi="Century Gothic" w:cs="Century Gothic"/>
           <w:sz w:val="20"/>
@@ -1054,229 +1321,19 @@
           <w:lang w:val="en-US"/>
         </w:rPr>
       </w:pPr>
-      <w:r>
-        <w:rPr>
-          <w:rFonts w:ascii="Century Gothic" w:eastAsia="Century Gothic" w:hAnsi="Century Gothic" w:cs="Century Gothic"/>
-          <w:sz w:val="20"/>
-          <w:szCs w:val="20"/>
-          <w:lang w:val="en-US"/>
-        </w:rPr>
-        <w:t xml:space="preserve">{% for </w:t>
-      </w:r>
-      <w:proofErr w:type="spellStart"/>
-      <w:r>
-        <w:rPr>
-          <w:rFonts w:ascii="Century Gothic" w:eastAsia="Century Gothic" w:hAnsi="Century Gothic" w:cs="Century Gothic"/>
-          <w:sz w:val="20"/>
-          <w:szCs w:val="20"/>
-          <w:lang w:val="en-US"/>
-        </w:rPr>
-        <w:t>edu</w:t>
-      </w:r>
-      <w:proofErr w:type="spellEnd"/>
-      <w:r>
-        <w:rPr>
-          <w:rFonts w:ascii="Century Gothic" w:eastAsia="Century Gothic" w:hAnsi="Century Gothic" w:cs="Century Gothic"/>
-          <w:sz w:val="20"/>
-          <w:szCs w:val="20"/>
-          <w:lang w:val="en-US"/>
-        </w:rPr>
-        <w:t xml:space="preserve"> in education %}</w:t>
-      </w:r>
     </w:p>
     <w:p>
       <w:pPr>
-        <w:pStyle w:val="ListParagraph"/>
-        <w:spacing w:after="120" w:line="240" w:lineRule="auto"/>
-        <w:rPr>
-          <w:rFonts w:ascii="Century Gothic" w:eastAsia="Century Gothic" w:hAnsi="Century Gothic" w:cs="Century Gothic"/>
-          <w:sz w:val="20"/>
-          <w:szCs w:val="20"/>
-          <w:lang w:val="en-US"/>
-        </w:rPr>
-      </w:pPr>
-      <w:proofErr w:type="gramStart"/>
-      <w:r>
-        <w:rPr>
-          <w:rFonts w:ascii="Century Gothic" w:eastAsia="Century Gothic" w:hAnsi="Century Gothic" w:cs="Century Gothic"/>
-          <w:sz w:val="20"/>
-          <w:szCs w:val="20"/>
-          <w:lang w:val="en-US"/>
-        </w:rPr>
-        <w:t xml:space="preserve">{{ </w:t>
-      </w:r>
-      <w:proofErr w:type="spellStart"/>
-      <w:r>
-        <w:rPr>
-          <w:rFonts w:ascii="Century Gothic" w:eastAsia="Century Gothic" w:hAnsi="Century Gothic" w:cs="Century Gothic"/>
-          <w:sz w:val="20"/>
-          <w:szCs w:val="20"/>
-          <w:lang w:val="en-US"/>
-        </w:rPr>
-        <w:t>edu</w:t>
-      </w:r>
-      <w:proofErr w:type="gramEnd"/>
-      <w:r>
-        <w:rPr>
-          <w:rFonts w:ascii="Century Gothic" w:eastAsia="Century Gothic" w:hAnsi="Century Gothic" w:cs="Century Gothic"/>
-          <w:sz w:val="20"/>
-          <w:szCs w:val="20"/>
-          <w:lang w:val="en-US"/>
-        </w:rPr>
-        <w:t>.</w:t>
-      </w:r>
-      <w:proofErr w:type="gramStart"/>
-      <w:r>
-        <w:rPr>
-          <w:rFonts w:ascii="Century Gothic" w:eastAsia="Century Gothic" w:hAnsi="Century Gothic" w:cs="Century Gothic"/>
-          <w:sz w:val="20"/>
-          <w:szCs w:val="20"/>
-          <w:lang w:val="en-US"/>
-        </w:rPr>
-        <w:t>annee</w:t>
-      </w:r>
-      <w:proofErr w:type="spellEnd"/>
-      <w:r>
-        <w:rPr>
-          <w:rFonts w:ascii="Century Gothic" w:eastAsia="Century Gothic" w:hAnsi="Century Gothic" w:cs="Century Gothic"/>
-          <w:sz w:val="20"/>
-          <w:szCs w:val="20"/>
-          <w:lang w:val="en-US"/>
-        </w:rPr>
-        <w:t xml:space="preserve"> }</w:t>
-      </w:r>
-      <w:proofErr w:type="gramEnd"/>
-      <w:r>
-        <w:rPr>
-          <w:rFonts w:ascii="Century Gothic" w:eastAsia="Century Gothic" w:hAnsi="Century Gothic" w:cs="Century Gothic"/>
-          <w:sz w:val="20"/>
-          <w:szCs w:val="20"/>
-          <w:lang w:val="en-US"/>
-        </w:rPr>
-        <w:t xml:space="preserve">} : </w:t>
-      </w:r>
-      <w:proofErr w:type="gramStart"/>
-      <w:r>
-        <w:rPr>
-          <w:rFonts w:ascii="Century Gothic" w:eastAsia="Century Gothic" w:hAnsi="Century Gothic" w:cs="Century Gothic"/>
-          <w:sz w:val="20"/>
-          <w:szCs w:val="20"/>
-          <w:lang w:val="en-US"/>
-        </w:rPr>
-        <w:t xml:space="preserve">{{ </w:t>
-      </w:r>
-      <w:proofErr w:type="spellStart"/>
-      <w:r>
-        <w:rPr>
-          <w:rFonts w:ascii="Century Gothic" w:eastAsia="Century Gothic" w:hAnsi="Century Gothic" w:cs="Century Gothic"/>
-          <w:sz w:val="20"/>
-          <w:szCs w:val="20"/>
-          <w:lang w:val="en-US"/>
-        </w:rPr>
-        <w:t>edu</w:t>
-      </w:r>
-      <w:proofErr w:type="gramEnd"/>
-      <w:r>
-        <w:rPr>
-          <w:rFonts w:ascii="Century Gothic" w:eastAsia="Century Gothic" w:hAnsi="Century Gothic" w:cs="Century Gothic"/>
-          <w:sz w:val="20"/>
-          <w:szCs w:val="20"/>
-          <w:lang w:val="en-US"/>
-        </w:rPr>
-        <w:t>.</w:t>
-      </w:r>
-      <w:proofErr w:type="gramStart"/>
-      <w:r>
-        <w:rPr>
-          <w:rFonts w:ascii="Century Gothic" w:eastAsia="Century Gothic" w:hAnsi="Century Gothic" w:cs="Century Gothic"/>
-          <w:sz w:val="20"/>
-          <w:szCs w:val="20"/>
-          <w:lang w:val="en-US"/>
-        </w:rPr>
-        <w:t>diplome</w:t>
-      </w:r>
-      <w:proofErr w:type="spellEnd"/>
-      <w:r>
-        <w:rPr>
-          <w:rFonts w:ascii="Century Gothic" w:eastAsia="Century Gothic" w:hAnsi="Century Gothic" w:cs="Century Gothic"/>
-          <w:sz w:val="20"/>
-          <w:szCs w:val="20"/>
-          <w:lang w:val="en-US"/>
-        </w:rPr>
-        <w:t xml:space="preserve"> }</w:t>
-      </w:r>
-      <w:proofErr w:type="gramEnd"/>
-      <w:r>
-        <w:rPr>
-          <w:rFonts w:ascii="Century Gothic" w:eastAsia="Century Gothic" w:hAnsi="Century Gothic" w:cs="Century Gothic"/>
-          <w:sz w:val="20"/>
-          <w:szCs w:val="20"/>
-          <w:lang w:val="en-US"/>
-        </w:rPr>
-        <w:t>}</w:t>
-      </w:r>
-    </w:p>
-    <w:p>
-      <w:pPr>
-        <w:pStyle w:val="ListParagraph"/>
-        <w:spacing w:after="120" w:line="240" w:lineRule="auto"/>
-        <w:rPr>
-          <w:rFonts w:ascii="Century Gothic" w:eastAsia="Century Gothic" w:hAnsi="Century Gothic" w:cs="Century Gothic"/>
-          <w:sz w:val="20"/>
-          <w:szCs w:val="20"/>
-          <w:lang w:val="en-US"/>
-        </w:rPr>
-      </w:pPr>
-      <w:r>
-        <w:rPr>
-          <w:rFonts w:ascii="Century Gothic" w:eastAsia="Century Gothic" w:hAnsi="Century Gothic" w:cs="Century Gothic"/>
-          <w:sz w:val="20"/>
-          <w:szCs w:val="20"/>
-          <w:lang w:val="en-US"/>
-        </w:rPr>
-        <w:t xml:space="preserve">{% </w:t>
-      </w:r>
-      <w:proofErr w:type="spellStart"/>
-      <w:r>
-        <w:rPr>
-          <w:rFonts w:ascii="Century Gothic" w:eastAsia="Century Gothic" w:hAnsi="Century Gothic" w:cs="Century Gothic"/>
-          <w:sz w:val="20"/>
-          <w:szCs w:val="20"/>
-          <w:lang w:val="en-US"/>
-        </w:rPr>
-        <w:t>endfor</w:t>
-      </w:r>
-      <w:proofErr w:type="spellEnd"/>
-      <w:r>
-        <w:rPr>
-          <w:rFonts w:ascii="Century Gothic" w:eastAsia="Century Gothic" w:hAnsi="Century Gothic" w:cs="Century Gothic"/>
-          <w:sz w:val="20"/>
-          <w:szCs w:val="20"/>
-          <w:lang w:val="en-US"/>
-        </w:rPr>
-        <w:t xml:space="preserve"> %}</w:t>
-      </w:r>
-    </w:p>
-    <w:p>
-      <w:pPr>
-        <w:spacing w:after="120" w:line="240" w:lineRule="auto"/>
+        <w:widowControl w:val="0"/>
+        <w:autoSpaceDE w:val="0"/>
+        <w:autoSpaceDN w:val="0"/>
+        <w:spacing w:before="99" w:line="240" w:lineRule="auto"/>
+        <w:ind w:right="2778"/>
+        <w:outlineLvl w:val="0"/>
         <w:rPr>
           <w:rFonts w:ascii="Century Gothic" w:eastAsia="Century Gothic" w:hAnsi="Century Gothic" w:cs="Century Gothic"/>
           <w:b/>
-          <w:bCs/>
-          <w:sz w:val="20"/>
-          <w:szCs w:val="20"/>
-          <w:lang w:val="en-US"/>
-        </w:rPr>
-      </w:pPr>
-    </w:p>
-    <w:p>
-      <w:pPr>
-        <w:pStyle w:val="ListParagraph"/>
-        <w:spacing w:after="120" w:line="240" w:lineRule="auto"/>
-        <w:ind w:left="3130"/>
-        <w:rPr>
-          <w:rFonts w:ascii="Century Gothic" w:eastAsia="Century Gothic" w:hAnsi="Century Gothic" w:cs="Century Gothic"/>
+          <w:color w:val="111111"/>
           <w:sz w:val="20"/>
           <w:szCs w:val="20"/>
           <w:lang w:val="en-US"/>
@@ -1630,6 +1687,7 @@
           <w:sz w:val="24"/>
           <w:szCs w:val="24"/>
         </w:rPr>
+        <w:lastRenderedPageBreak/>
         <mc:AlternateContent>
           <mc:Choice Requires="wps">
             <w:drawing>
@@ -1845,7 +1903,6 @@
           <w:b/>
           <w:bCs/>
           <w:color w:val="000000"/>
-          <w:lang w:val="en-GB"/>
         </w:rPr>
       </w:pPr>
       <w:r>
@@ -1855,9 +1912,52 @@
           <w:b/>
           <w:bCs/>
           <w:color w:val="000000"/>
-          <w:lang w:val="en-GB"/>
-        </w:rPr>
-        <w:t>{% for exp in experiences %}</w:t>
+        </w:rPr>
+        <w:t xml:space="preserve">{% for </w:t>
+      </w:r>
+      <w:proofErr w:type="spellStart"/>
+      <w:r>
+        <w:rPr>
+          <w:rStyle w:val="HTMLCode"/>
+          <w:rFonts w:eastAsia="Arial"/>
+          <w:b/>
+          <w:bCs/>
+          <w:color w:val="000000"/>
+        </w:rPr>
+        <w:t>exp</w:t>
+      </w:r>
+      <w:proofErr w:type="spellEnd"/>
+      <w:r>
+        <w:rPr>
+          <w:rStyle w:val="HTMLCode"/>
+          <w:rFonts w:eastAsia="Arial"/>
+          <w:b/>
+          <w:bCs/>
+          <w:color w:val="000000"/>
+        </w:rPr>
+        <w:t xml:space="preserve"> in </w:t>
+      </w:r>
+      <w:proofErr w:type="spellStart"/>
+      <w:r>
+        <w:rPr>
+          <w:rStyle w:val="HTMLCode"/>
+          <w:rFonts w:eastAsia="Arial"/>
+          <w:b/>
+          <w:bCs/>
+          <w:color w:val="000000"/>
+        </w:rPr>
+        <w:t>experiences</w:t>
+      </w:r>
+      <w:proofErr w:type="spellEnd"/>
+      <w:r>
+        <w:rPr>
+          <w:rStyle w:val="HTMLCode"/>
+          <w:rFonts w:eastAsia="Arial"/>
+          <w:b/>
+          <w:bCs/>
+          <w:color w:val="000000"/>
+        </w:rPr>
+        <w:t xml:space="preserve"> %}</w:t>
       </w:r>
     </w:p>
     <w:p>
@@ -1881,7 +1981,6 @@
           <w:color w:val="C00000"/>
           <w:sz w:val="20"/>
           <w:szCs w:val="20"/>
-          <w:lang w:val="en-GB"/>
         </w:rPr>
       </w:pPr>
       <w:r>
@@ -1890,7 +1989,6 @@
           <w:color w:val="FFFFFF" w:themeColor="background1"/>
           <w:sz w:val="18"/>
           <w:szCs w:val="18"/>
-          <w:lang w:val="en-GB"/>
         </w:rPr>
         <w:tab/>
       </w:r>
@@ -2312,7 +2410,6 @@
           <w:color w:val="FFFFFF" w:themeColor="background1"/>
           <w:sz w:val="18"/>
           <w:szCs w:val="18"/>
-          <w:lang w:val="en-GB"/>
         </w:rPr>
         <w:tab/>
       </w:r>
@@ -2320,8 +2417,10 @@
       <w:r>
         <w:rPr>
           <w:rFonts w:ascii="Century Gothic" w:eastAsia="Century Gothic" w:hAnsi="Century Gothic" w:cs="Century Gothic"/>
-          <w:color w:val="C00000"/>
-          <w:lang w:val="en-GB"/>
+          <w:color w:val="CC241C"/>
+          <w:sz w:val="20"/>
+          <w:szCs w:val="20"/>
+          <w:lang w:val="en-DE" w:eastAsia="en-GB"/>
         </w:rPr>
         <w:t>{{ exp</w:t>
       </w:r>
@@ -2329,8 +2428,10 @@
       <w:r>
         <w:rPr>
           <w:rFonts w:ascii="Century Gothic" w:eastAsia="Century Gothic" w:hAnsi="Century Gothic" w:cs="Century Gothic"/>
-          <w:color w:val="C00000"/>
-          <w:lang w:val="en-GB"/>
+          <w:color w:val="CC241C"/>
+          <w:sz w:val="20"/>
+          <w:szCs w:val="20"/>
+          <w:lang w:val="en-DE" w:eastAsia="en-GB"/>
         </w:rPr>
         <w:t>.</w:t>
       </w:r>
@@ -2338,8 +2439,10 @@
       <w:r>
         <w:rPr>
           <w:rFonts w:ascii="Century Gothic" w:eastAsia="Century Gothic" w:hAnsi="Century Gothic" w:cs="Century Gothic"/>
-          <w:color w:val="C00000"/>
-          <w:lang w:val="en-GB"/>
+          <w:color w:val="CC241C"/>
+          <w:sz w:val="20"/>
+          <w:szCs w:val="20"/>
+          <w:lang w:val="en-DE" w:eastAsia="en-GB"/>
         </w:rPr>
         <w:t>entreprise }</w:t>
       </w:r>
@@ -2347,8 +2450,10 @@
       <w:r>
         <w:rPr>
           <w:rFonts w:ascii="Century Gothic" w:eastAsia="Century Gothic" w:hAnsi="Century Gothic" w:cs="Century Gothic"/>
-          <w:color w:val="C00000"/>
-          <w:lang w:val="en-GB"/>
+          <w:color w:val="CC241C"/>
+          <w:sz w:val="20"/>
+          <w:szCs w:val="20"/>
+          <w:lang w:val="en-DE" w:eastAsia="en-GB"/>
         </w:rPr>
         <w:t>}</w:t>
       </w:r>
@@ -2363,13 +2468,23 @@
           <w:color w:val="C00000"/>
           <w:sz w:val="20"/>
           <w:szCs w:val="20"/>
-          <w:lang w:val="en-GB"/>
         </w:rPr>
       </w:pPr>
     </w:p>
     <w:p>
       <w:pPr>
-        <w:spacing w:line="240" w:lineRule="auto"/>
+        <w:spacing w:after="80" w:line="240" w:lineRule="auto"/>
+        <w:rPr>
+          <w:rFonts w:ascii="Century Gothic" w:eastAsia="Century Gothic" w:hAnsi="Century Gothic" w:cs="Century Gothic"/>
+          <w:b/>
+          <w:bCs/>
+          <w:color w:val="111111"/>
+          <w:sz w:val="20"/>
+          <w:szCs w:val="20"/>
+          <w:lang w:val="en-DE" w:eastAsia="en-GB"/>
+        </w:rPr>
+      </w:pPr>
+      <w:r>
         <w:rPr>
           <w:rFonts w:ascii="Century Gothic" w:eastAsia="Century Gothic" w:hAnsi="Century Gothic" w:cs="Century Gothic"/>
           <w:b/>
@@ -2377,7 +2492,8 @@
           <w:sz w:val="20"/>
           <w:szCs w:val="20"/>
         </w:rPr>
-      </w:pPr>
+        <w:t xml:space="preserve">                                      </w:t>
+      </w:r>
       <w:r>
         <w:rPr>
           <w:rFonts w:ascii="Century Gothic" w:eastAsia="Century Gothic" w:hAnsi="Century Gothic" w:cs="Century Gothic"/>
@@ -2385,65 +2501,119 @@
           <w:bCs/>
           <w:sz w:val="20"/>
           <w:szCs w:val="20"/>
-          <w:lang w:val="en-GB"/>
-        </w:rPr>
-        <w:t xml:space="preserve">                                      </w:t>
-      </w:r>
-      <w:r>
+        </w:rPr>
+        <w:t xml:space="preserve"> </w:t>
+      </w:r>
+      <w:proofErr w:type="gramStart"/>
+      <w:r>
+        <w:rPr>
+          <w:rFonts w:ascii="Century Gothic" w:eastAsia="Century Gothic" w:hAnsi="Century Gothic" w:cs="Century Gothic"/>
+          <w:color w:val="111111"/>
+          <w:lang w:val="en-DE" w:eastAsia="en-GB"/>
+        </w:rPr>
+        <w:t>{{</w:t>
+      </w:r>
+      <w:r>
+        <w:rPr>
+          <w:rFonts w:ascii="Century Gothic" w:eastAsia="Century Gothic" w:hAnsi="Century Gothic" w:cs="Century Gothic"/>
+          <w:b/>
+          <w:bCs/>
+          <w:color w:val="111111"/>
+          <w:sz w:val="20"/>
+          <w:szCs w:val="20"/>
+          <w:lang w:val="en-DE" w:eastAsia="en-GB"/>
+        </w:rPr>
+        <w:t xml:space="preserve"> </w:t>
+      </w:r>
+      <w:proofErr w:type="spellStart"/>
+      <w:r>
+        <w:rPr>
+          <w:rFonts w:ascii="Century Gothic" w:eastAsia="Century Gothic" w:hAnsi="Century Gothic" w:cs="Century Gothic"/>
+          <w:b/>
+          <w:bCs/>
+          <w:color w:val="111111"/>
+          <w:sz w:val="20"/>
+          <w:szCs w:val="20"/>
+          <w:lang w:val="en-DE" w:eastAsia="en-GB"/>
+        </w:rPr>
+        <w:t>exp</w:t>
+      </w:r>
+      <w:proofErr w:type="gramEnd"/>
+      <w:r>
+        <w:rPr>
+          <w:rFonts w:ascii="Century Gothic" w:eastAsia="Century Gothic" w:hAnsi="Century Gothic" w:cs="Century Gothic"/>
+          <w:b/>
+          <w:bCs/>
+          <w:color w:val="111111"/>
+          <w:sz w:val="20"/>
+          <w:szCs w:val="20"/>
+          <w:lang w:val="en-DE" w:eastAsia="en-GB"/>
+        </w:rPr>
+        <w:t>.titre_</w:t>
+      </w:r>
+      <w:proofErr w:type="gramStart"/>
+      <w:r>
+        <w:rPr>
+          <w:rFonts w:ascii="Century Gothic" w:eastAsia="Century Gothic" w:hAnsi="Century Gothic" w:cs="Century Gothic"/>
+          <w:b/>
+          <w:bCs/>
+          <w:color w:val="111111"/>
+          <w:sz w:val="20"/>
+          <w:szCs w:val="20"/>
+          <w:lang w:val="en-DE" w:eastAsia="en-GB"/>
+        </w:rPr>
+        <w:t>poste</w:t>
+      </w:r>
+      <w:proofErr w:type="spellEnd"/>
+      <w:r>
+        <w:rPr>
+          <w:rFonts w:ascii="Century Gothic" w:eastAsia="Century Gothic" w:hAnsi="Century Gothic" w:cs="Century Gothic"/>
+          <w:b/>
+          <w:bCs/>
+          <w:color w:val="111111"/>
+          <w:sz w:val="20"/>
+          <w:szCs w:val="20"/>
+          <w:lang w:val="en-DE" w:eastAsia="en-GB"/>
+        </w:rPr>
+        <w:t xml:space="preserve"> }</w:t>
+      </w:r>
+      <w:proofErr w:type="gramEnd"/>
+      <w:r>
+        <w:rPr>
+          <w:rFonts w:ascii="Century Gothic" w:eastAsia="Century Gothic" w:hAnsi="Century Gothic" w:cs="Century Gothic"/>
+          <w:b/>
+          <w:bCs/>
+          <w:color w:val="111111"/>
+          <w:sz w:val="20"/>
+          <w:szCs w:val="20"/>
+          <w:lang w:val="en-DE" w:eastAsia="en-GB"/>
+        </w:rPr>
+        <w:t>}</w:t>
+      </w:r>
+      <w:r>
+        <w:rPr>
+          <w:rFonts w:ascii="Century Gothic" w:eastAsia="Century Gothic" w:hAnsi="Century Gothic" w:cs="Century Gothic"/>
+          <w:b/>
+          <w:bCs/>
+          <w:color w:val="111111"/>
+          <w:sz w:val="20"/>
+          <w:szCs w:val="20"/>
+          <w:lang w:val="en-DE" w:eastAsia="en-GB"/>
+        </w:rPr>
+        <w:t xml:space="preserve"> </w:t>
+      </w:r>
+    </w:p>
+    <w:p>
+      <w:pPr>
+        <w:spacing w:line="240" w:lineRule="auto"/>
         <w:rPr>
           <w:rFonts w:ascii="Century Gothic" w:eastAsia="Century Gothic" w:hAnsi="Century Gothic" w:cs="Century Gothic"/>
           <w:b/>
           <w:bCs/>
           <w:sz w:val="20"/>
           <w:szCs w:val="20"/>
-          <w:lang w:val="en-GB"/>
-        </w:rPr>
-        <w:t xml:space="preserve"> </w:t>
-      </w:r>
-      <w:proofErr w:type="gramStart"/>
-      <w:r>
-        <w:rPr>
-          <w:rStyle w:val="HTMLCode"/>
-          <w:rFonts w:eastAsia="Arial"/>
-          <w:b/>
-          <w:bCs/>
-          <w:color w:val="000000"/>
-        </w:rPr>
-        <w:t>{{ exp</w:t>
-      </w:r>
-      <w:proofErr w:type="gramEnd"/>
-      <w:r>
-        <w:rPr>
-          <w:rStyle w:val="HTMLCode"/>
-          <w:rFonts w:eastAsia="Arial"/>
-          <w:b/>
-          <w:bCs/>
-          <w:color w:val="000000"/>
-        </w:rPr>
-        <w:t>.titre_</w:t>
-      </w:r>
-      <w:proofErr w:type="gramStart"/>
-      <w:r>
-        <w:rPr>
-          <w:rStyle w:val="HTMLCode"/>
-          <w:rFonts w:eastAsia="Arial"/>
-          <w:b/>
-          <w:bCs/>
-          <w:color w:val="000000"/>
-        </w:rPr>
-        <w:t>poste }</w:t>
-      </w:r>
-      <w:proofErr w:type="gramEnd"/>
-      <w:r>
-        <w:rPr>
-          <w:rStyle w:val="HTMLCode"/>
-          <w:rFonts w:eastAsia="Arial"/>
-          <w:b/>
-          <w:bCs/>
-          <w:color w:val="000000"/>
-        </w:rPr>
-        <w:t>}</w:t>
-      </w:r>
+        </w:rPr>
+      </w:pPr>
       <w:r>
         <w:rPr>
           <w:rFonts w:ascii="Century Gothic" w:eastAsia="Century Gothic" w:hAnsi="Century Gothic" w:cs="Century Gothic"/>
@@ -2452,80 +2622,43 @@
           <w:sz w:val="20"/>
           <w:szCs w:val="20"/>
         </w:rPr>
-        <w:t xml:space="preserve"> </w:t>
+        <w:t xml:space="preserve">                                       </w:t>
       </w:r>
     </w:p>
     <w:p>
       <w:pPr>
-        <w:spacing w:line="240" w:lineRule="auto"/>
-        <w:rPr>
-          <w:rFonts w:ascii="Century Gothic" w:eastAsia="Century Gothic" w:hAnsi="Century Gothic" w:cs="Century Gothic"/>
-          <w:b/>
-          <w:bCs/>
-          <w:sz w:val="20"/>
-          <w:szCs w:val="20"/>
-        </w:rPr>
-      </w:pPr>
-      <w:r>
-        <w:rPr>
-          <w:rFonts w:ascii="Century Gothic" w:eastAsia="Century Gothic" w:hAnsi="Century Gothic" w:cs="Century Gothic"/>
-          <w:b/>
-          <w:bCs/>
-          <w:sz w:val="20"/>
-          <w:szCs w:val="20"/>
-        </w:rPr>
-        <w:t xml:space="preserve">                                       </w:t>
+        <w:pStyle w:val="ListParagraph"/>
+        <w:numPr>
+          <w:ilvl w:val="0"/>
+          <w:numId w:val="38"/>
+        </w:numPr>
+        <w:spacing w:after="40" w:line="240" w:lineRule="auto"/>
+        <w:contextualSpacing w:val="0"/>
+        <w:rPr>
+          <w:rFonts w:ascii="Century Gothic" w:eastAsia="Century Gothic" w:hAnsi="Century Gothic" w:cs="Century Gothic"/>
+          <w:color w:val="111111"/>
+          <w:sz w:val="18"/>
+          <w:szCs w:val="18"/>
+          <w:lang w:val="en-DE" w:eastAsia="en-GB"/>
+        </w:rPr>
+      </w:pPr>
+      <w:r>
+        <w:rPr>
+          <w:rFonts w:ascii="Century Gothic" w:eastAsia="Century Gothic" w:hAnsi="Century Gothic" w:cs="Century Gothic"/>
+          <w:color w:val="111111"/>
+          <w:sz w:val="18"/>
+          <w:szCs w:val="18"/>
+          <w:lang w:val="en-DE" w:eastAsia="en-GB"/>
+        </w:rPr>
+        <w:t>{{ point }}</w:t>
       </w:r>
     </w:p>
     <w:p>
       <w:pPr>
-        <w:spacing w:line="240" w:lineRule="auto"/>
-        <w:rPr>
-          <w:rStyle w:val="HTMLCode"/>
-          <w:rFonts w:eastAsia="Arial"/>
-          <w:b/>
-          <w:bCs/>
-          <w:color w:val="000000"/>
-        </w:rPr>
-      </w:pPr>
-      <w:r>
-        <w:rPr>
-          <w:rFonts w:ascii="Century Gothic" w:eastAsia="Century Gothic" w:hAnsi="Century Gothic" w:cs="Century Gothic"/>
-          <w:b/>
-          <w:bCs/>
-          <w:sz w:val="20"/>
-          <w:szCs w:val="20"/>
-        </w:rPr>
-        <w:t xml:space="preserve">                                      </w:t>
-      </w:r>
-      <w:r>
-        <w:rPr>
-          <w:rFonts w:ascii="Century Gothic" w:eastAsia="Century Gothic" w:hAnsi="Century Gothic" w:cs="Century Gothic"/>
-          <w:b/>
-          <w:bCs/>
-          <w:sz w:val="20"/>
-          <w:szCs w:val="20"/>
-        </w:rPr>
-        <w:t xml:space="preserve"> </w:t>
-      </w:r>
-      <w:proofErr w:type="gramStart"/>
-      <w:r>
-        <w:rPr>
-          <w:rStyle w:val="HTMLCode"/>
-          <w:rFonts w:eastAsia="Arial"/>
-          <w:b/>
-          <w:bCs/>
-          <w:color w:val="000000"/>
-        </w:rPr>
-        <w:t xml:space="preserve">{%p for tache in exp.taches %}
-{{ tache }}
-{%p endfor %}</w:t>
-      </w:r>
-    </w:p>
-    <w:p>
-      <w:pPr>
-        <w:spacing w:line="240" w:lineRule="auto"/>
-        <w:ind w:left="1440" w:firstLine="720"/>
+        <w:pStyle w:val="ListParagraph"/>
+        <w:spacing w:after="40" w:line="240" w:lineRule="auto"/>
+        <w:ind w:hanging="360"/>
+        <w:contextualSpacing w:val="0"/>
         <w:rPr>
           <w:rStyle w:val="HTMLCode"/>
           <w:rFonts w:eastAsia="Arial"/>
@@ -5112,6 +5245,119 @@
     </w:lvl>
   </w:abstractNum>
   <w:abstractNum w:abstractNumId="15" w15:restartNumberingAfterBreak="0">
+    <w:nsid w:val="325233C4"/>
+    <w:multiLevelType w:val="hybridMultilevel"/>
+    <w:tmpl w:val="5F04881A"/>
+    <w:lvl w:ilvl="0" w:tplc="08090001">
+      <w:start w:val="1"/>
+      <w:numFmt w:val="bullet"/>
+      <w:lvlText w:val=""/>
+      <w:lvlJc w:val="left"/>
+      <w:pPr>
+        <w:ind w:left="3264" w:hanging="360"/>
+      </w:pPr>
+      <w:rPr>
+        <w:rFonts w:ascii="Symbol" w:hAnsi="Symbol" w:hint="default"/>
+      </w:rPr>
+    </w:lvl>
+    <w:lvl w:ilvl="1" w:tplc="08090003" w:tentative="1">
+      <w:start w:val="1"/>
+      <w:numFmt w:val="bullet"/>
+      <w:lvlText w:val="o"/>
+      <w:lvlJc w:val="left"/>
+      <w:pPr>
+        <w:ind w:left="3984" w:hanging="360"/>
+      </w:pPr>
+      <w:rPr>
+        <w:rFonts w:ascii="Courier New" w:hAnsi="Courier New" w:hint="default"/>
+      </w:rPr>
+    </w:lvl>
+    <w:lvl w:ilvl="2" w:tplc="08090005" w:tentative="1">
+      <w:start w:val="1"/>
+      <w:numFmt w:val="bullet"/>
+      <w:lvlText w:val=""/>
+      <w:lvlJc w:val="left"/>
+      <w:pPr>
+        <w:ind w:left="4704" w:hanging="360"/>
+      </w:pPr>
+      <w:rPr>
+        <w:rFonts w:ascii="Wingdings" w:hAnsi="Wingdings" w:hint="default"/>
+      </w:rPr>
+    </w:lvl>
+    <w:lvl w:ilvl="3" w:tplc="08090001" w:tentative="1">
+      <w:start w:val="1"/>
+      <w:numFmt w:val="bullet"/>
+      <w:lvlText w:val=""/>
+      <w:lvlJc w:val="left"/>
+      <w:pPr>
+        <w:ind w:left="5424" w:hanging="360"/>
+      </w:pPr>
+      <w:rPr>
+        <w:rFonts w:ascii="Symbol" w:hAnsi="Symbol" w:hint="default"/>
+      </w:rPr>
+    </w:lvl>
+    <w:lvl w:ilvl="4" w:tplc="08090003" w:tentative="1">
+      <w:start w:val="1"/>
+      <w:numFmt w:val="bullet"/>
+      <w:lvlText w:val="o"/>
+      <w:lvlJc w:val="left"/>
+      <w:pPr>
+        <w:ind w:left="6144" w:hanging="360"/>
+      </w:pPr>
+      <w:rPr>
+        <w:rFonts w:ascii="Courier New" w:hAnsi="Courier New" w:hint="default"/>
+      </w:rPr>
+    </w:lvl>
+    <w:lvl w:ilvl="5" w:tplc="08090005" w:tentative="1">
+      <w:start w:val="1"/>
+      <w:numFmt w:val="bullet"/>
+      <w:lvlText w:val=""/>
+      <w:lvlJc w:val="left"/>
+      <w:pPr>
+        <w:ind w:left="6864" w:hanging="360"/>
+      </w:pPr>
+      <w:rPr>
+        <w:rFonts w:ascii="Wingdings" w:hAnsi="Wingdings" w:hint="default"/>
+      </w:rPr>
+    </w:lvl>
+    <w:lvl w:ilvl="6" w:tplc="08090001" w:tentative="1">
+      <w:start w:val="1"/>
+      <w:numFmt w:val="bullet"/>
+      <w:lvlText w:val=""/>
+      <w:lvlJc w:val="left"/>
+      <w:pPr>
+        <w:ind w:left="7584" w:hanging="360"/>
+      </w:pPr>
+      <w:rPr>
+        <w:rFonts w:ascii="Symbol" w:hAnsi="Symbol" w:hint="default"/>
+      </w:rPr>
+    </w:lvl>
+    <w:lvl w:ilvl="7" w:tplc="08090003" w:tentative="1">
+      <w:start w:val="1"/>
+      <w:numFmt w:val="bullet"/>
+      <w:lvlText w:val="o"/>
+      <w:lvlJc w:val="left"/>
+      <w:pPr>
+        <w:ind w:left="8304" w:hanging="360"/>
+      </w:pPr>
+      <w:rPr>
+        <w:rFonts w:ascii="Courier New" w:hAnsi="Courier New" w:hint="default"/>
+      </w:rPr>
+    </w:lvl>
+    <w:lvl w:ilvl="8" w:tplc="08090005" w:tentative="1">
+      <w:start w:val="1"/>
+      <w:numFmt w:val="bullet"/>
+      <w:lvlText w:val=""/>
+      <w:lvlJc w:val="left"/>
+      <w:pPr>
+        <w:ind w:left="9024" w:hanging="360"/>
+      </w:pPr>
+      <w:rPr>
+        <w:rFonts w:ascii="Wingdings" w:hAnsi="Wingdings" w:hint="default"/>
+      </w:rPr>
+    </w:lvl>
+  </w:abstractNum>
+  <w:abstractNum w:abstractNumId="16" w15:restartNumberingAfterBreak="0">
     <w:nsid w:val="3470769B"/>
     <w:multiLevelType w:val="hybridMultilevel"/>
     <w:tmpl w:val="DAF6AF6A"/>
@@ -5223,7 +5469,7 @@
       </w:rPr>
     </w:lvl>
   </w:abstractNum>
-  <w:abstractNum w:abstractNumId="16" w15:restartNumberingAfterBreak="0">
+  <w:abstractNum w:abstractNumId="17" w15:restartNumberingAfterBreak="0">
     <w:nsid w:val="347D62EA"/>
     <w:multiLevelType w:val="hybridMultilevel"/>
     <w:tmpl w:val="50008BC6"/>
@@ -5335,7 +5581,7 @@
       </w:rPr>
     </w:lvl>
   </w:abstractNum>
-  <w:abstractNum w:abstractNumId="17" w15:restartNumberingAfterBreak="0">
+  <w:abstractNum w:abstractNumId="18" w15:restartNumberingAfterBreak="0">
     <w:nsid w:val="3A256D39"/>
     <w:multiLevelType w:val="hybridMultilevel"/>
     <w:tmpl w:val="E1D2F1D0"/>
@@ -5447,7 +5693,7 @@
       </w:rPr>
     </w:lvl>
   </w:abstractNum>
-  <w:abstractNum w:abstractNumId="18" w15:restartNumberingAfterBreak="0">
+  <w:abstractNum w:abstractNumId="19" w15:restartNumberingAfterBreak="0">
     <w:nsid w:val="3BD16EEE"/>
     <w:multiLevelType w:val="hybridMultilevel"/>
     <w:tmpl w:val="E772AF0C"/>
@@ -5559,7 +5805,7 @@
       </w:rPr>
     </w:lvl>
   </w:abstractNum>
-  <w:abstractNum w:abstractNumId="19" w15:restartNumberingAfterBreak="0">
+  <w:abstractNum w:abstractNumId="20" w15:restartNumberingAfterBreak="0">
     <w:nsid w:val="40E00D73"/>
     <w:multiLevelType w:val="hybridMultilevel"/>
     <w:tmpl w:val="595A2E32"/>
@@ -5708,7 +5954,7 @@
       </w:rPr>
     </w:lvl>
   </w:abstractNum>
-  <w:abstractNum w:abstractNumId="20" w15:restartNumberingAfterBreak="0">
+  <w:abstractNum w:abstractNumId="21" w15:restartNumberingAfterBreak="0">
     <w:nsid w:val="42ED2FCF"/>
     <w:multiLevelType w:val="hybridMultilevel"/>
     <w:tmpl w:val="62F003CC"/>
@@ -5822,7 +6068,7 @@
       </w:rPr>
     </w:lvl>
   </w:abstractNum>
-  <w:abstractNum w:abstractNumId="21" w15:restartNumberingAfterBreak="0">
+  <w:abstractNum w:abstractNumId="22" w15:restartNumberingAfterBreak="0">
     <w:nsid w:val="454D6512"/>
     <w:multiLevelType w:val="hybridMultilevel"/>
     <w:tmpl w:val="6C50C390"/>
@@ -5935,7 +6181,7 @@
       </w:rPr>
     </w:lvl>
   </w:abstractNum>
-  <w:abstractNum w:abstractNumId="22" w15:restartNumberingAfterBreak="0">
+  <w:abstractNum w:abstractNumId="23" w15:restartNumberingAfterBreak="0">
     <w:nsid w:val="48C60CB4"/>
     <w:multiLevelType w:val="hybridMultilevel"/>
     <w:tmpl w:val="171AB384"/>
@@ -6051,7 +6297,7 @@
       </w:rPr>
     </w:lvl>
   </w:abstractNum>
-  <w:abstractNum w:abstractNumId="23" w15:restartNumberingAfterBreak="0">
+  <w:abstractNum w:abstractNumId="24" w15:restartNumberingAfterBreak="0">
     <w:nsid w:val="4F483524"/>
     <w:multiLevelType w:val="hybridMultilevel"/>
     <w:tmpl w:val="44EEB946"/>
@@ -6164,7 +6410,7 @@
       </w:rPr>
     </w:lvl>
   </w:abstractNum>
-  <w:abstractNum w:abstractNumId="24" w15:restartNumberingAfterBreak="0">
+  <w:abstractNum w:abstractNumId="25" w15:restartNumberingAfterBreak="0">
     <w:nsid w:val="543701A3"/>
     <w:multiLevelType w:val="hybridMultilevel"/>
     <w:tmpl w:val="D88E420A"/>
@@ -6313,7 +6559,7 @@
       </w:rPr>
     </w:lvl>
   </w:abstractNum>
-  <w:abstractNum w:abstractNumId="25" w15:restartNumberingAfterBreak="0">
+  <w:abstractNum w:abstractNumId="26" w15:restartNumberingAfterBreak="0">
     <w:nsid w:val="5C2823DE"/>
     <w:multiLevelType w:val="multilevel"/>
     <w:tmpl w:val="81A28FBE"/>
@@ -6462,7 +6708,7 @@
       </w:rPr>
     </w:lvl>
   </w:abstractNum>
-  <w:abstractNum w:abstractNumId="26" w15:restartNumberingAfterBreak="0">
+  <w:abstractNum w:abstractNumId="27" w15:restartNumberingAfterBreak="0">
     <w:nsid w:val="65BF1199"/>
     <w:multiLevelType w:val="hybridMultilevel"/>
     <w:tmpl w:val="A1CC8B10"/>
@@ -6574,7 +6820,7 @@
       </w:rPr>
     </w:lvl>
   </w:abstractNum>
-  <w:abstractNum w:abstractNumId="27" w15:restartNumberingAfterBreak="0">
+  <w:abstractNum w:abstractNumId="28" w15:restartNumberingAfterBreak="0">
     <w:nsid w:val="6C7D32FF"/>
     <w:multiLevelType w:val="hybridMultilevel"/>
     <w:tmpl w:val="3A52D844"/>
@@ -6687,7 +6933,7 @@
       </w:rPr>
     </w:lvl>
   </w:abstractNum>
-  <w:abstractNum w:abstractNumId="28" w15:restartNumberingAfterBreak="0">
+  <w:abstractNum w:abstractNumId="29" w15:restartNumberingAfterBreak="0">
     <w:nsid w:val="6E47637A"/>
     <w:multiLevelType w:val="multilevel"/>
     <w:tmpl w:val="0BFAD970"/>
@@ -6836,7 +7082,7 @@
       </w:rPr>
     </w:lvl>
   </w:abstractNum>
-  <w:abstractNum w:abstractNumId="29" w15:restartNumberingAfterBreak="0">
+  <w:abstractNum w:abstractNumId="30" w15:restartNumberingAfterBreak="0">
     <w:nsid w:val="744C6200"/>
     <w:multiLevelType w:val="hybridMultilevel"/>
     <w:tmpl w:val="B2469530"/>
@@ -6952,7 +7198,7 @@
       </w:rPr>
     </w:lvl>
   </w:abstractNum>
-  <w:abstractNum w:abstractNumId="30" w15:restartNumberingAfterBreak="0">
+  <w:abstractNum w:abstractNumId="31" w15:restartNumberingAfterBreak="0">
     <w:nsid w:val="76130B96"/>
     <w:multiLevelType w:val="hybridMultilevel"/>
     <w:tmpl w:val="38F69EF2"/>
@@ -7065,7 +7311,7 @@
       </w:rPr>
     </w:lvl>
   </w:abstractNum>
-  <w:abstractNum w:abstractNumId="31" w15:restartNumberingAfterBreak="0">
+  <w:abstractNum w:abstractNumId="32" w15:restartNumberingAfterBreak="0">
     <w:nsid w:val="76237D3E"/>
     <w:multiLevelType w:val="hybridMultilevel"/>
     <w:tmpl w:val="0F3486C4"/>
@@ -7181,7 +7427,7 @@
       </w:rPr>
     </w:lvl>
   </w:abstractNum>
-  <w:abstractNum w:abstractNumId="32" w15:restartNumberingAfterBreak="0">
+  <w:abstractNum w:abstractNumId="33" w15:restartNumberingAfterBreak="0">
     <w:nsid w:val="7631749E"/>
     <w:multiLevelType w:val="hybridMultilevel"/>
     <w:tmpl w:val="471C66BA"/>
@@ -7294,7 +7540,7 @@
       </w:rPr>
     </w:lvl>
   </w:abstractNum>
-  <w:abstractNum w:abstractNumId="33" w15:restartNumberingAfterBreak="0">
+  <w:abstractNum w:abstractNumId="34" w15:restartNumberingAfterBreak="0">
     <w:nsid w:val="777A5FDF"/>
     <w:multiLevelType w:val="multilevel"/>
     <w:tmpl w:val="8D2EBBCA"/>
@@ -7443,7 +7689,7 @@
       </w:rPr>
     </w:lvl>
   </w:abstractNum>
-  <w:abstractNum w:abstractNumId="34" w15:restartNumberingAfterBreak="0">
+  <w:abstractNum w:abstractNumId="35" w15:restartNumberingAfterBreak="0">
     <w:nsid w:val="79337B2C"/>
     <w:multiLevelType w:val="hybridMultilevel"/>
     <w:tmpl w:val="E1FE782A"/>
@@ -7555,7 +7801,7 @@
       </w:rPr>
     </w:lvl>
   </w:abstractNum>
-  <w:abstractNum w:abstractNumId="35" w15:restartNumberingAfterBreak="0">
+  <w:abstractNum w:abstractNumId="36" w15:restartNumberingAfterBreak="0">
     <w:nsid w:val="7C5B705F"/>
     <w:multiLevelType w:val="hybridMultilevel"/>
     <w:tmpl w:val="6CC05ED6"/>
@@ -7668,7 +7914,7 @@
       </w:rPr>
     </w:lvl>
   </w:abstractNum>
-  <w:abstractNum w:abstractNumId="36" w15:restartNumberingAfterBreak="0">
+  <w:abstractNum w:abstractNumId="37" w15:restartNumberingAfterBreak="0">
     <w:nsid w:val="7DD23553"/>
     <w:multiLevelType w:val="multilevel"/>
     <w:tmpl w:val="BC2A3F96"/>
@@ -7818,22 +8064,22 @@
     </w:lvl>
   </w:abstractNum>
   <w:num w:numId="1" w16cid:durableId="1107045849">
-    <w:abstractNumId w:val="20"/>
+    <w:abstractNumId w:val="21"/>
   </w:num>
   <w:num w:numId="2" w16cid:durableId="1066219247">
-    <w:abstractNumId w:val="23"/>
+    <w:abstractNumId w:val="24"/>
   </w:num>
   <w:num w:numId="3" w16cid:durableId="693532693">
     <w:abstractNumId w:val="12"/>
   </w:num>
   <w:num w:numId="4" w16cid:durableId="1304310526">
-    <w:abstractNumId w:val="32"/>
+    <w:abstractNumId w:val="33"/>
   </w:num>
   <w:num w:numId="5" w16cid:durableId="838622764">
-    <w:abstractNumId w:val="27"/>
+    <w:abstractNumId w:val="28"/>
   </w:num>
   <w:num w:numId="6" w16cid:durableId="1247568068">
-    <w:abstractNumId w:val="34"/>
+    <w:abstractNumId w:val="35"/>
   </w:num>
   <w:num w:numId="7" w16cid:durableId="1483692300">
     <w:abstractNumId w:val="13"/>
@@ -7845,19 +8091,19 @@
     <w:abstractNumId w:val="7"/>
   </w:num>
   <w:num w:numId="10" w16cid:durableId="785807211">
-    <w:abstractNumId w:val="17"/>
+    <w:abstractNumId w:val="18"/>
   </w:num>
   <w:num w:numId="11" w16cid:durableId="1361973528">
-    <w:abstractNumId w:val="15"/>
+    <w:abstractNumId w:val="16"/>
   </w:num>
   <w:num w:numId="12" w16cid:durableId="2054453057">
-    <w:abstractNumId w:val="35"/>
+    <w:abstractNumId w:val="36"/>
   </w:num>
   <w:num w:numId="13" w16cid:durableId="657923399">
-    <w:abstractNumId w:val="30"/>
+    <w:abstractNumId w:val="31"/>
   </w:num>
   <w:num w:numId="14" w16cid:durableId="1979533641">
-    <w:abstractNumId w:val="21"/>
+    <w:abstractNumId w:val="22"/>
   </w:num>
   <w:num w:numId="15" w16cid:durableId="1252735948">
     <w:abstractNumId w:val="10"/>
@@ -7869,7 +8115,7 @@
     <w:abstractNumId w:val="4"/>
   </w:num>
   <w:num w:numId="18" w16cid:durableId="987438354">
-    <w:abstractNumId w:val="36"/>
+    <w:abstractNumId w:val="37"/>
   </w:num>
   <w:num w:numId="19" w16cid:durableId="1857766706">
     <w:abstractNumId w:val="1"/>
@@ -7881,28 +8127,28 @@
     <w:abstractNumId w:val="8"/>
   </w:num>
   <w:num w:numId="22" w16cid:durableId="2067487528">
-    <w:abstractNumId w:val="24"/>
+    <w:abstractNumId w:val="25"/>
   </w:num>
   <w:num w:numId="23" w16cid:durableId="25301557">
-    <w:abstractNumId w:val="19"/>
+    <w:abstractNumId w:val="20"/>
   </w:num>
   <w:num w:numId="24" w16cid:durableId="519704801">
-    <w:abstractNumId w:val="28"/>
+    <w:abstractNumId w:val="29"/>
   </w:num>
   <w:num w:numId="25" w16cid:durableId="1642491835">
-    <w:abstractNumId w:val="33"/>
+    <w:abstractNumId w:val="34"/>
   </w:num>
   <w:num w:numId="26" w16cid:durableId="1821191143">
-    <w:abstractNumId w:val="25"/>
+    <w:abstractNumId w:val="26"/>
   </w:num>
   <w:num w:numId="27" w16cid:durableId="631979200">
     <w:abstractNumId w:val="0"/>
   </w:num>
   <w:num w:numId="28" w16cid:durableId="495459310">
-    <w:abstractNumId w:val="29"/>
+    <w:abstractNumId w:val="30"/>
   </w:num>
   <w:num w:numId="29" w16cid:durableId="2119911731">
-    <w:abstractNumId w:val="31"/>
+    <w:abstractNumId w:val="32"/>
   </w:num>
   <w:num w:numId="30" w16cid:durableId="2100252875">
     <w:abstractNumId w:val="14"/>
@@ -7911,22 +8157,25 @@
     <w:abstractNumId w:val="6"/>
   </w:num>
   <w:num w:numId="32" w16cid:durableId="695695457">
-    <w:abstractNumId w:val="22"/>
+    <w:abstractNumId w:val="23"/>
   </w:num>
   <w:num w:numId="33" w16cid:durableId="630744406">
     <w:abstractNumId w:val="5"/>
   </w:num>
   <w:num w:numId="34" w16cid:durableId="1967537875">
-    <w:abstractNumId w:val="26"/>
+    <w:abstractNumId w:val="27"/>
   </w:num>
   <w:num w:numId="35" w16cid:durableId="1912428909">
-    <w:abstractNumId w:val="18"/>
+    <w:abstractNumId w:val="19"/>
   </w:num>
   <w:num w:numId="36" w16cid:durableId="225728806">
-    <w:abstractNumId w:val="16"/>
+    <w:abstractNumId w:val="17"/>
   </w:num>
   <w:num w:numId="37" w16cid:durableId="1261835977">
     <w:abstractNumId w:val="11"/>
+  </w:num>
+  <w:num w:numId="38" w16cid:durableId="1681619450">
+    <w:abstractNumId w:val="15"/>
   </w:num>
   <w:numIdMacAtCleanup w:val="4"/>
 </w:numbering>
@@ -8129,7 +8378,7 @@
     <w:lsdException w:name="Medium Shading 2 Accent 1" w:uiPriority="64"/>
     <w:lsdException w:name="Medium List 1 Accent 1" w:uiPriority="65"/>
     <w:lsdException w:name="Revision" w:semiHidden="1"/>
-    <w:lsdException w:name="List Paragraph" w:uiPriority="34" w:qFormat="1"/>
+    <w:lsdException w:name="List Paragraph" w:uiPriority="0" w:qFormat="1"/>
     <w:lsdException w:name="Quote" w:uiPriority="29" w:qFormat="1"/>
     <w:lsdException w:name="Intense Quote" w:uiPriority="30" w:qFormat="1"/>
     <w:lsdException w:name="Medium List 2 Accent 1" w:uiPriority="66"/>
@@ -8598,7 +8847,6 @@
   <w:style w:type="paragraph" w:styleId="ListParagraph">
     <w:name w:val="List Paragraph"/>
     <w:basedOn w:val="Normal"/>
-    <w:uiPriority w:val="34"/>
     <w:qFormat/>
     <w:rsid w:val="00656D35"/>
     <w:pPr>
@@ -8775,6 +9023,17 @@
       <w:rFonts w:ascii="Courier New" w:eastAsia="Times New Roman" w:hAnsi="Courier New" w:cs="Courier New"/>
       <w:sz w:val="20"/>
       <w:szCs w:val="20"/>
+    </w:rPr>
+  </w:style>
+  <w:style w:type="character" w:styleId="Strong">
+    <w:name w:val="Strong"/>
+    <w:basedOn w:val="DefaultParagraphFont"/>
+    <w:uiPriority w:val="22"/>
+    <w:qFormat/>
+    <w:rsid w:val="00974350"/>
+    <w:rPr>
+      <w:b/>
+      <w:bCs/>
     </w:rPr>
   </w:style>
 </w:styles>
@@ -9101,6 +9360,15 @@
 </file>
 
 <file path=customXml/item1.xml><?xml version="1.0" encoding="utf-8"?>
+<?mso-contentType ?>
+<FormTemplates xmlns="http://schemas.microsoft.com/sharepoint/v3/contenttype/forms">
+  <Display>DocumentLibraryForm</Display>
+  <Edit>DocumentLibraryForm</Edit>
+  <New>DocumentLibraryForm</New>
+</FormTemplates>
+</file>
+
+<file path=customXml/item2.xml><?xml version="1.0" encoding="utf-8"?>
 <p:properties xmlns:p="http://schemas.microsoft.com/office/2006/metadata/properties" xmlns:xsi="http://www.w3.org/2001/XMLSchema-instance" xmlns:pc="http://schemas.microsoft.com/office/infopath/2007/PartnerControls">
   <documentManagement>
     <lcf76f155ced4ddcb4097134ff3c332f xmlns="d6fa656f-835a-4bd6-980d-557baa631ad6">
@@ -9111,17 +9379,10 @@
 </p:properties>
 </file>
 
-<file path=customXml/item2.xml><?xml version="1.0" encoding="utf-8"?>
-<?mso-contentType ?>
-<FormTemplates xmlns="http://schemas.microsoft.com/sharepoint/v3/contenttype/forms">
-  <Display>DocumentLibraryForm</Display>
-  <Edit>DocumentLibraryForm</Edit>
-  <New>DocumentLibraryForm</New>
-</FormTemplates>
-</file>
-
 <file path=customXml/item3.xml><?xml version="1.0" encoding="utf-8"?>
-<b:Sources xmlns:b="http://schemas.openxmlformats.org/officeDocument/2006/bibliography" xmlns="http://schemas.openxmlformats.org/officeDocument/2006/bibliography" SelectedStyle="\APASixthEditionOfficeOnline.xsl" StyleName="APA" Version="6"/>
+<go:gDocsCustomXmlDataStorage xmlns:go="http://customooxmlschemas.google.com/" xmlns:r="http://schemas.openxmlformats.org/officeDocument/2006/relationships">
+  <go:docsCustomData xmlns:go="http://customooxmlschemas.google.com/" roundtripDataSignature="AMtx7mjSD1PSd3vJPuuZ74KqQLIp71t5fA==">AMUW2mWORY+47SRRbuApNd0NMq3di7OfQqfRKMJUT16ADrNvSEPvbP6yo4goetaW5D/LI/tEENuLikfU6PRRKUfUA7Qf0aPJiybehgBfTMb+R7nwwAtU+9GHzM2+frUw7e/ij2x9+6svc+l/lWRB+xAfmNH8CHRe+0LI+MKczmYFThaQPm0oromAzVJwuB2IfcL0s0nVi7An</go:docsCustomData>
+</go:gDocsCustomXmlDataStorage>
 </file>
 
 <file path=customXml/item4.xml><?xml version="1.0" encoding="utf-8"?>
@@ -9348,12 +9609,18 @@
 </file>
 
 <file path=customXml/item5.xml><?xml version="1.0" encoding="utf-8"?>
-<go:gDocsCustomXmlDataStorage xmlns:go="http://customooxmlschemas.google.com/" xmlns:r="http://schemas.openxmlformats.org/officeDocument/2006/relationships">
-  <go:docsCustomData xmlns:go="http://customooxmlschemas.google.com/" roundtripDataSignature="AMtx7mjSD1PSd3vJPuuZ74KqQLIp71t5fA==">AMUW2mWORY+47SRRbuApNd0NMq3di7OfQqfRKMJUT16ADrNvSEPvbP6yo4goetaW5D/LI/tEENuLikfU6PRRKUfUA7Qf0aPJiybehgBfTMb+R7nwwAtU+9GHzM2+frUw7e/ij2x9+6svc+l/lWRB+xAfmNH8CHRe+0LI+MKczmYFThaQPm0oromAzVJwuB2IfcL0s0nVi7An</go:docsCustomData>
-</go:gDocsCustomXmlDataStorage>
+<b:Sources xmlns:b="http://schemas.openxmlformats.org/officeDocument/2006/bibliography" xmlns="http://schemas.openxmlformats.org/officeDocument/2006/bibliography" SelectedStyle="\APASixthEditionOfficeOnline.xsl" StyleName="APA" Version="6"/>
 </file>
 
 <file path=customXml/itemProps1.xml><?xml version="1.0" encoding="utf-8"?>
+<ds:datastoreItem xmlns:ds="http://schemas.openxmlformats.org/officeDocument/2006/customXml" ds:itemID="{1BE625E7-0389-45F3-8FBC-8A81B1B0A21F}">
+  <ds:schemaRefs>
+    <ds:schemaRef ds:uri="http://schemas.microsoft.com/sharepoint/v3/contenttype/forms"/>
+  </ds:schemaRefs>
+</ds:datastoreItem>
+</file>
+
+<file path=customXml/itemProps2.xml><?xml version="1.0" encoding="utf-8"?>
 <ds:datastoreItem xmlns:ds="http://schemas.openxmlformats.org/officeDocument/2006/customXml" ds:itemID="{49EB3AF7-7DC0-4572-AA73-B374046DB1ED}">
   <ds:schemaRefs>
     <ds:schemaRef ds:uri="http://schemas.microsoft.com/office/2006/metadata/properties"/>
@@ -9364,18 +9631,11 @@
 </ds:datastoreItem>
 </file>
 
-<file path=customXml/itemProps2.xml><?xml version="1.0" encoding="utf-8"?>
-<ds:datastoreItem xmlns:ds="http://schemas.openxmlformats.org/officeDocument/2006/customXml" ds:itemID="{1BE625E7-0389-45F3-8FBC-8A81B1B0A21F}">
+<file path=customXml/itemProps3.xml><?xml version="1.0" encoding="utf-8"?>
+<ds:datastoreItem xmlns:ds="http://schemas.openxmlformats.org/officeDocument/2006/customXml" ds:itemID="{11111111-1234-1234-1234-123412341234}">
   <ds:schemaRefs>
-    <ds:schemaRef ds:uri="http://schemas.microsoft.com/sharepoint/v3/contenttype/forms"/>
-  </ds:schemaRefs>
-</ds:datastoreItem>
-</file>
-
-<file path=customXml/itemProps3.xml><?xml version="1.0" encoding="utf-8"?>
-<ds:datastoreItem xmlns:ds="http://schemas.openxmlformats.org/officeDocument/2006/customXml" ds:itemID="{37DE214B-233D-4CD0-8671-EC398B61BBE0}">
-  <ds:schemaRefs>
-    <ds:schemaRef ds:uri="http://schemas.openxmlformats.org/officeDocument/2006/bibliography"/>
+    <ds:schemaRef ds:uri="http://customooxmlschemas.google.com/"/>
+    <ds:schemaRef ds:uri="http://schemas.openxmlformats.org/officeDocument/2006/relationships"/>
   </ds:schemaRefs>
 </ds:datastoreItem>
 </file>
@@ -9400,10 +9660,9 @@
 </file>
 
 <file path=customXml/itemProps5.xml><?xml version="1.0" encoding="utf-8"?>
-<ds:datastoreItem xmlns:ds="http://schemas.openxmlformats.org/officeDocument/2006/customXml" ds:itemID="{11111111-1234-1234-1234-123412341234}">
+<ds:datastoreItem xmlns:ds="http://schemas.openxmlformats.org/officeDocument/2006/customXml" ds:itemID="{37DE214B-233D-4CD0-8671-EC398B61BBE0}">
   <ds:schemaRefs>
-    <ds:schemaRef ds:uri="http://customooxmlschemas.google.com/"/>
-    <ds:schemaRef ds:uri="http://schemas.openxmlformats.org/officeDocument/2006/relationships"/>
+    <ds:schemaRef ds:uri="http://schemas.openxmlformats.org/officeDocument/2006/bibliography"/>
   </ds:schemaRefs>
 </ds:datastoreItem>
 </file>
--- a/backend/templates/template_maltem.docx
+++ b/backend/templates/template_maltem.docx
@@ -290,76 +290,89 @@
     </w:p>
     <w:p>
       <w:pPr>
+        <w:spacing w:before="60" w:after="40" w:line="240" w:lineRule="auto"/>
+        <w:jc w:val="center"/>
+        <w:rPr>
+          <w:rFonts w:ascii="Century Gothic" w:eastAsia="Century Gothic" w:hAnsi="Century Gothic" w:cs="Century Gothic"/>
+          <w:color w:val="111111"/>
+          <w:sz w:val="26"/>
+          <w:szCs w:val="26"/>
+          <w:lang w:val="en-DE" w:eastAsia="en-GB"/>
+        </w:rPr>
+      </w:pPr>
+      <w:proofErr w:type="gramStart"/>
+      <w:r>
+        <w:rPr>
+          <w:rFonts w:ascii="Century Gothic" w:eastAsia="Century Gothic" w:hAnsi="Century Gothic" w:cs="Century Gothic"/>
+          <w:color w:val="111111"/>
+          <w:sz w:val="26"/>
+          <w:szCs w:val="26"/>
+          <w:lang w:val="en-DE" w:eastAsia="en-GB"/>
+        </w:rPr>
+        <w:t xml:space="preserve">{{ </w:t>
+      </w:r>
+      <w:proofErr w:type="spellStart"/>
+      <w:r>
+        <w:rPr>
+          <w:rFonts w:ascii="Century Gothic" w:eastAsia="Century Gothic" w:hAnsi="Century Gothic" w:cs="Century Gothic"/>
+          <w:color w:val="111111"/>
+          <w:sz w:val="26"/>
+          <w:szCs w:val="26"/>
+          <w:lang w:val="en-DE" w:eastAsia="en-GB"/>
+        </w:rPr>
+        <w:t>nom</w:t>
+      </w:r>
+      <w:proofErr w:type="gramEnd"/>
+      <w:r>
+        <w:rPr>
+          <w:rFonts w:ascii="Century Gothic" w:eastAsia="Century Gothic" w:hAnsi="Century Gothic" w:cs="Century Gothic"/>
+          <w:color w:val="111111"/>
+          <w:sz w:val="26"/>
+          <w:szCs w:val="26"/>
+          <w:lang w:val="en-DE" w:eastAsia="en-GB"/>
+        </w:rPr>
+        <w:t>_</w:t>
+      </w:r>
+      <w:proofErr w:type="gramStart"/>
+      <w:r>
+        <w:rPr>
+          <w:rFonts w:ascii="Century Gothic" w:eastAsia="Century Gothic" w:hAnsi="Century Gothic" w:cs="Century Gothic"/>
+          <w:color w:val="111111"/>
+          <w:sz w:val="26"/>
+          <w:szCs w:val="26"/>
+          <w:lang w:val="en-DE" w:eastAsia="en-GB"/>
+        </w:rPr>
+        <w:t>complet</w:t>
+      </w:r>
+      <w:proofErr w:type="spellEnd"/>
+      <w:r>
+        <w:rPr>
+          <w:rFonts w:ascii="Century Gothic" w:eastAsia="Century Gothic" w:hAnsi="Century Gothic" w:cs="Century Gothic"/>
+          <w:color w:val="111111"/>
+          <w:sz w:val="26"/>
+          <w:szCs w:val="26"/>
+          <w:lang w:val="en-DE" w:eastAsia="en-GB"/>
+        </w:rPr>
+        <w:t xml:space="preserve"> }</w:t>
+      </w:r>
+      <w:proofErr w:type="gramEnd"/>
+      <w:r>
+        <w:rPr>
+          <w:rFonts w:ascii="Century Gothic" w:eastAsia="Century Gothic" w:hAnsi="Century Gothic" w:cs="Century Gothic"/>
+          <w:color w:val="111111"/>
+          <w:sz w:val="26"/>
+          <w:szCs w:val="26"/>
+          <w:lang w:val="en-DE" w:eastAsia="en-GB"/>
+        </w:rPr>
+        <w:t>}</w:t>
+      </w:r>
+    </w:p>
+    <w:p>
+      <w:pPr>
         <w:spacing w:line="240" w:lineRule="auto"/>
         <w:ind w:left="-32"/>
         <w:jc w:val="center"/>
         <w:rPr>
-          <w:rStyle w:val="HTMLCode"/>
-          <w:rFonts w:eastAsia="Arial"/>
-          <w:color w:val="000000"/>
-        </w:rPr>
-      </w:pPr>
-      <w:proofErr w:type="gramStart"/>
-      <w:r>
-        <w:rPr>
-          <w:rStyle w:val="HTMLCode"/>
-          <w:rFonts w:eastAsia="Arial"/>
-          <w:color w:val="000000"/>
-        </w:rPr>
-        <w:t xml:space="preserve">{{ </w:t>
-      </w:r>
-      <w:proofErr w:type="spellStart"/>
-      <w:r>
-        <w:rPr>
-          <w:rFonts w:ascii="Century Gothic" w:eastAsia="Century Gothic" w:hAnsi="Century Gothic" w:cs="Century Gothic"/>
-          <w:sz w:val="28"/>
-          <w:szCs w:val="28"/>
-        </w:rPr>
-        <w:t>nom</w:t>
-      </w:r>
-      <w:proofErr w:type="gramEnd"/>
-      <w:r>
-        <w:rPr>
-          <w:rFonts w:ascii="Century Gothic" w:eastAsia="Century Gothic" w:hAnsi="Century Gothic" w:cs="Century Gothic"/>
-          <w:sz w:val="28"/>
-          <w:szCs w:val="28"/>
-        </w:rPr>
-        <w:t>_</w:t>
-      </w:r>
-      <w:proofErr w:type="gramStart"/>
-      <w:r>
-        <w:rPr>
-          <w:rFonts w:ascii="Century Gothic" w:eastAsia="Century Gothic" w:hAnsi="Century Gothic" w:cs="Century Gothic"/>
-          <w:sz w:val="28"/>
-          <w:szCs w:val="28"/>
-        </w:rPr>
-        <w:t>complet</w:t>
-      </w:r>
-      <w:proofErr w:type="spellEnd"/>
-      <w:r>
-        <w:rPr>
-          <w:rStyle w:val="HTMLCode"/>
-          <w:rFonts w:eastAsia="Arial"/>
-          <w:color w:val="000000"/>
-        </w:rPr>
-        <w:t xml:space="preserve"> }</w:t>
-      </w:r>
-      <w:proofErr w:type="gramEnd"/>
-      <w:r>
-        <w:rPr>
-          <w:rStyle w:val="HTMLCode"/>
-          <w:rFonts w:eastAsia="Arial"/>
-          <w:color w:val="000000"/>
-        </w:rPr>
-        <w:t>}</w:t>
-      </w:r>
-    </w:p>
-    <w:p>
-      <w:pPr>
-        <w:spacing w:line="240" w:lineRule="auto"/>
-        <w:ind w:left="-32"/>
-        <w:jc w:val="center"/>
-        <w:rPr>
           <w:rFonts w:ascii="Century Gothic" w:eastAsia="Century Gothic" w:hAnsi="Century Gothic" w:cs="Century Gothic"/>
           <w:sz w:val="28"/>
           <w:szCs w:val="28"/>
@@ -413,8 +426,9 @@
           <w:sz w:val="24"/>
           <w:szCs w:val="24"/>
         </w:rPr>
-        <w:t xml:space="preserve"> }}</w:t>
-      </w:r>
+        <w:t xml:space="preserve"> }</w:t>
+      </w:r>
+      <w:proofErr w:type="gramEnd"/>
       <w:r>
         <w:rPr>
           <w:rFonts w:ascii="Century Gothic" w:eastAsia="Century Gothic" w:hAnsi="Century Gothic" w:cs="Century Gothic"/>
@@ -422,9 +436,8 @@
           <w:sz w:val="24"/>
           <w:szCs w:val="24"/>
         </w:rPr>
-        <w:t>années</w:t>
-      </w:r>
-      <w:proofErr w:type="gramEnd"/>
+        <w:t>}</w:t>
+      </w:r>
       <w:r>
         <w:rPr>
           <w:rFonts w:ascii="Century Gothic" w:eastAsia="Century Gothic" w:hAnsi="Century Gothic" w:cs="Century Gothic"/>
@@ -432,7 +445,16 @@
           <w:sz w:val="24"/>
           <w:szCs w:val="24"/>
         </w:rPr>
-        <w:t xml:space="preserve"> d’expérience</w:t>
+        <w:t xml:space="preserve"> </w:t>
+      </w:r>
+      <w:r>
+        <w:rPr>
+          <w:rFonts w:ascii="Century Gothic" w:eastAsia="Century Gothic" w:hAnsi="Century Gothic" w:cs="Century Gothic"/>
+          <w:b/>
+          <w:sz w:val="24"/>
+          <w:szCs w:val="24"/>
+        </w:rPr>
+        <w:t>années d’expérience</w:t>
       </w:r>
     </w:p>
     <w:p>
@@ -2628,11 +2650,8 @@
     <w:p>
       <w:pPr>
         <w:pStyle w:val="ListParagraph"/>
-        <w:numPr>
-          <w:ilvl w:val="0"/>
-          <w:numId w:val="38"/>
-        </w:numPr>
-        <w:spacing w:after="40" w:line="240" w:lineRule="auto"/>
+        <w:spacing w:after="60" w:line="240" w:lineRule="auto"/>
+        <w:ind w:hanging="360"/>
         <w:contextualSpacing w:val="0"/>
         <w:rPr>
           <w:rFonts w:ascii="Century Gothic" w:eastAsia="Century Gothic" w:hAnsi="Century Gothic" w:cs="Century Gothic"/>
@@ -2650,7 +2669,78 @@
           <w:szCs w:val="18"/>
           <w:lang w:val="en-DE" w:eastAsia="en-GB"/>
         </w:rPr>
-        <w:t>{{ point }}</w:t>
+        <w:t xml:space="preserve">{% for point in </w:t>
+      </w:r>
+      <w:proofErr w:type="spellStart"/>
+      <w:proofErr w:type="gramStart"/>
+      <w:r>
+        <w:rPr>
+          <w:rFonts w:ascii="Century Gothic" w:eastAsia="Century Gothic" w:hAnsi="Century Gothic" w:cs="Century Gothic"/>
+          <w:color w:val="111111"/>
+          <w:sz w:val="18"/>
+          <w:szCs w:val="18"/>
+          <w:lang w:val="en-DE" w:eastAsia="en-GB"/>
+        </w:rPr>
+        <w:t>exp.description</w:t>
+      </w:r>
+      <w:proofErr w:type="spellEnd"/>
+      <w:proofErr w:type="gramEnd"/>
+      <w:r>
+        <w:rPr>
+          <w:rFonts w:ascii="Century Gothic" w:eastAsia="Century Gothic" w:hAnsi="Century Gothic" w:cs="Century Gothic"/>
+          <w:color w:val="111111"/>
+          <w:sz w:val="18"/>
+          <w:szCs w:val="18"/>
+          <w:lang w:val="en-DE" w:eastAsia="en-GB"/>
+        </w:rPr>
+        <w:t xml:space="preserve"> %}</w:t>
+      </w:r>
+    </w:p>
+    <w:p>
+      <w:pPr>
+        <w:pStyle w:val="ListParagraph"/>
+        <w:spacing w:after="60" w:line="240" w:lineRule="auto"/>
+        <w:ind w:hanging="360"/>
+        <w:contextualSpacing w:val="0"/>
+        <w:rPr>
+          <w:rFonts w:ascii="Century Gothic" w:eastAsia="Century Gothic" w:hAnsi="Century Gothic" w:cs="Century Gothic"/>
+          <w:color w:val="111111"/>
+          <w:sz w:val="18"/>
+          <w:szCs w:val="18"/>
+          <w:lang w:val="en-DE" w:eastAsia="en-GB"/>
+        </w:rPr>
+      </w:pPr>
+      <w:r>
+        <w:rPr>
+          <w:rFonts w:ascii="Century Gothic" w:eastAsia="Century Gothic" w:hAnsi="Century Gothic" w:cs="Century Gothic"/>
+          <w:color w:val="111111"/>
+          <w:sz w:val="18"/>
+          <w:szCs w:val="18"/>
+          <w:lang w:val="en-DE" w:eastAsia="en-GB"/>
+        </w:rPr>
+        <w:t xml:space="preserve">• </w:t>
+      </w:r>
+      <w:proofErr w:type="gramStart"/>
+      <w:r>
+        <w:rPr>
+          <w:rFonts w:ascii="Century Gothic" w:eastAsia="Century Gothic" w:hAnsi="Century Gothic" w:cs="Century Gothic"/>
+          <w:color w:val="111111"/>
+          <w:sz w:val="18"/>
+          <w:szCs w:val="18"/>
+          <w:lang w:val="en-DE" w:eastAsia="en-GB"/>
+        </w:rPr>
+        <w:t>{{ point</w:t>
+      </w:r>
+      <w:proofErr w:type="gramEnd"/>
+      <w:r>
+        <w:rPr>
+          <w:rFonts w:ascii="Century Gothic" w:eastAsia="Century Gothic" w:hAnsi="Century Gothic" w:cs="Century Gothic"/>
+          <w:color w:val="111111"/>
+          <w:sz w:val="18"/>
+          <w:szCs w:val="18"/>
+          <w:lang w:val="en-DE" w:eastAsia="en-GB"/>
+        </w:rPr>
+        <w:t xml:space="preserve"> }}</w:t>
       </w:r>
     </w:p>
     <w:p>
@@ -2734,6 +2824,38 @@
         </w:rPr>
         <w:t xml:space="preserve"> </w:t>
       </w:r>
+    </w:p>
+    <w:p>
+      <w:pPr>
+        <w:pStyle w:val="ListParagraph"/>
+        <w:autoSpaceDE w:val="0"/>
+        <w:autoSpaceDN w:val="0"/>
+        <w:adjustRightInd w:val="0"/>
+        <w:spacing w:line="240" w:lineRule="auto"/>
+        <w:ind w:left="3850"/>
+        <w:rPr>
+          <w:rFonts w:ascii="Century Gothic" w:eastAsia="Century Gothic" w:hAnsi="Century Gothic" w:cs="Century Gothic"/>
+          <w:sz w:val="20"/>
+          <w:szCs w:val="20"/>
+          <w:lang w:val="en-US"/>
+        </w:rPr>
+      </w:pPr>
+    </w:p>
+    <w:p>
+      <w:pPr>
+        <w:pStyle w:val="ListParagraph"/>
+        <w:autoSpaceDE w:val="0"/>
+        <w:autoSpaceDN w:val="0"/>
+        <w:adjustRightInd w:val="0"/>
+        <w:spacing w:line="240" w:lineRule="auto"/>
+        <w:ind w:left="3850"/>
+        <w:rPr>
+          <w:rFonts w:ascii="Century Gothic" w:eastAsia="Century Gothic" w:hAnsi="Century Gothic" w:cs="Century Gothic"/>
+          <w:sz w:val="20"/>
+          <w:szCs w:val="20"/>
+          <w:lang w:val="en-US"/>
+        </w:rPr>
+      </w:pPr>
     </w:p>
     <w:p>
       <w:pPr>

--- a/backend/templates/template_maltem.docx
+++ b/backend/templates/template_maltem.docx
@@ -1123,13 +1123,7 @@
         </w:rPr>
         <w:t xml:space="preserve"> in education %}</w:t>
       </w:r>
-    </w:p>
-    <w:p>
-      <w:pPr>
-        <w:pStyle w:val="ListParagraph"/>
-        <w:spacing w:after="40" w:line="240" w:lineRule="auto"/>
-        <w:ind w:left="1080" w:hanging="360"/>
-        <w:contextualSpacing w:val="0"/>
+      <w:r>
         <w:rPr>
           <w:rFonts w:ascii="Century Gothic" w:eastAsia="Century Gothic" w:hAnsi="Century Gothic" w:cs="Century Gothic"/>
           <w:color w:val="111111"/>
@@ -1137,8 +1131,8 @@
           <w:szCs w:val="18"/>
           <w:lang w:val="en-DE" w:eastAsia="en-GB"/>
         </w:rPr>
-      </w:pPr>
-      <w:proofErr w:type="gramStart"/>
+        <w:t xml:space="preserve"> </w:t>
+      </w:r>
       <w:r>
         <w:rPr>
           <w:rFonts w:ascii="Century Gothic" w:eastAsia="Century Gothic" w:hAnsi="Century Gothic" w:cs="Century Gothic"/>
@@ -1147,9 +1141,8 @@
           <w:szCs w:val="18"/>
           <w:lang w:val="en-DE" w:eastAsia="en-GB"/>
         </w:rPr>
-        <w:t xml:space="preserve">{{ </w:t>
-      </w:r>
-      <w:proofErr w:type="spellStart"/>
+        <w:t>{{ edu.annee }} : {{ edu.diplome }}</w:t>
+      </w:r>
       <w:r>
         <w:rPr>
           <w:rFonts w:ascii="Century Gothic" w:eastAsia="Century Gothic" w:hAnsi="Century Gothic" w:cs="Century Gothic"/>
@@ -1158,9 +1151,8 @@
           <w:szCs w:val="18"/>
           <w:lang w:val="en-DE" w:eastAsia="en-GB"/>
         </w:rPr>
-        <w:t>edu</w:t>
-      </w:r>
-      <w:proofErr w:type="gramEnd"/>
+        <w:t xml:space="preserve"> </w:t>
+      </w:r>
       <w:r>
         <w:rPr>
           <w:rFonts w:ascii="Century Gothic" w:eastAsia="Century Gothic" w:hAnsi="Century Gothic" w:cs="Century Gothic"/>
@@ -1169,153 +1161,7 @@
           <w:szCs w:val="18"/>
           <w:lang w:val="en-DE" w:eastAsia="en-GB"/>
         </w:rPr>
-        <w:t>.</w:t>
-      </w:r>
-      <w:proofErr w:type="gramStart"/>
-      <w:r>
-        <w:rPr>
-          <w:rFonts w:ascii="Century Gothic" w:eastAsia="Century Gothic" w:hAnsi="Century Gothic" w:cs="Century Gothic"/>
-          <w:color w:val="111111"/>
-          <w:sz w:val="18"/>
-          <w:szCs w:val="18"/>
-          <w:lang w:val="en-DE" w:eastAsia="en-GB"/>
-        </w:rPr>
-        <w:t>annee</w:t>
-      </w:r>
-      <w:proofErr w:type="spellEnd"/>
-      <w:r>
-        <w:rPr>
-          <w:rFonts w:ascii="Century Gothic" w:eastAsia="Century Gothic" w:hAnsi="Century Gothic" w:cs="Century Gothic"/>
-          <w:color w:val="111111"/>
-          <w:sz w:val="18"/>
-          <w:szCs w:val="18"/>
-          <w:lang w:val="en-DE" w:eastAsia="en-GB"/>
-        </w:rPr>
-        <w:t xml:space="preserve"> }</w:t>
-      </w:r>
-      <w:proofErr w:type="gramEnd"/>
-      <w:r>
-        <w:rPr>
-          <w:rFonts w:ascii="Century Gothic" w:eastAsia="Century Gothic" w:hAnsi="Century Gothic" w:cs="Century Gothic"/>
-          <w:color w:val="111111"/>
-          <w:sz w:val="18"/>
-          <w:szCs w:val="18"/>
-          <w:lang w:val="en-DE" w:eastAsia="en-GB"/>
-        </w:rPr>
-        <w:t xml:space="preserve">} : </w:t>
-      </w:r>
-      <w:proofErr w:type="gramStart"/>
-      <w:r>
-        <w:rPr>
-          <w:rFonts w:ascii="Century Gothic" w:eastAsia="Century Gothic" w:hAnsi="Century Gothic" w:cs="Century Gothic"/>
-          <w:color w:val="111111"/>
-          <w:sz w:val="18"/>
-          <w:szCs w:val="18"/>
-          <w:lang w:val="en-DE" w:eastAsia="en-GB"/>
-        </w:rPr>
-        <w:t xml:space="preserve">{{ </w:t>
-      </w:r>
-      <w:proofErr w:type="spellStart"/>
-      <w:r>
-        <w:rPr>
-          <w:rFonts w:ascii="Century Gothic" w:eastAsia="Century Gothic" w:hAnsi="Century Gothic" w:cs="Century Gothic"/>
-          <w:color w:val="111111"/>
-          <w:sz w:val="18"/>
-          <w:szCs w:val="18"/>
-          <w:lang w:val="en-DE" w:eastAsia="en-GB"/>
-        </w:rPr>
-        <w:t>edu</w:t>
-      </w:r>
-      <w:proofErr w:type="gramEnd"/>
-      <w:r>
-        <w:rPr>
-          <w:rFonts w:ascii="Century Gothic" w:eastAsia="Century Gothic" w:hAnsi="Century Gothic" w:cs="Century Gothic"/>
-          <w:color w:val="111111"/>
-          <w:sz w:val="18"/>
-          <w:szCs w:val="18"/>
-          <w:lang w:val="en-DE" w:eastAsia="en-GB"/>
-        </w:rPr>
-        <w:t>.</w:t>
-      </w:r>
-      <w:proofErr w:type="gramStart"/>
-      <w:r>
-        <w:rPr>
-          <w:rFonts w:ascii="Century Gothic" w:eastAsia="Century Gothic" w:hAnsi="Century Gothic" w:cs="Century Gothic"/>
-          <w:color w:val="111111"/>
-          <w:sz w:val="18"/>
-          <w:szCs w:val="18"/>
-          <w:lang w:val="en-DE" w:eastAsia="en-GB"/>
-        </w:rPr>
-        <w:t>diplome</w:t>
-      </w:r>
-      <w:proofErr w:type="spellEnd"/>
-      <w:r>
-        <w:rPr>
-          <w:rFonts w:ascii="Century Gothic" w:eastAsia="Century Gothic" w:hAnsi="Century Gothic" w:cs="Century Gothic"/>
-          <w:color w:val="111111"/>
-          <w:sz w:val="18"/>
-          <w:szCs w:val="18"/>
-          <w:lang w:val="en-DE" w:eastAsia="en-GB"/>
-        </w:rPr>
-        <w:t xml:space="preserve"> }</w:t>
-      </w:r>
-      <w:proofErr w:type="gramEnd"/>
-      <w:r>
-        <w:rPr>
-          <w:rFonts w:ascii="Century Gothic" w:eastAsia="Century Gothic" w:hAnsi="Century Gothic" w:cs="Century Gothic"/>
-          <w:color w:val="111111"/>
-          <w:sz w:val="18"/>
-          <w:szCs w:val="18"/>
-          <w:lang w:val="en-DE" w:eastAsia="en-GB"/>
-        </w:rPr>
-        <w:t>}</w:t>
-      </w:r>
-    </w:p>
-    <w:p>
-      <w:pPr>
-        <w:pStyle w:val="ListParagraph"/>
-        <w:spacing w:after="40" w:line="240" w:lineRule="auto"/>
-        <w:ind w:left="1080" w:hanging="360"/>
-        <w:contextualSpacing w:val="0"/>
-        <w:rPr>
-          <w:rFonts w:ascii="Century Gothic" w:eastAsia="Century Gothic" w:hAnsi="Century Gothic" w:cs="Century Gothic"/>
-          <w:color w:val="111111"/>
-          <w:sz w:val="18"/>
-          <w:szCs w:val="18"/>
-          <w:lang w:val="en-DE" w:eastAsia="en-GB"/>
-        </w:rPr>
-      </w:pPr>
-      <w:r>
-        <w:rPr>
-          <w:rFonts w:ascii="Century Gothic" w:eastAsia="Century Gothic" w:hAnsi="Century Gothic" w:cs="Century Gothic"/>
-          <w:color w:val="111111"/>
-          <w:sz w:val="18"/>
-          <w:szCs w:val="18"/>
-          <w:lang w:val="en-DE" w:eastAsia="en-GB"/>
-        </w:rPr>
-        <w:t xml:space="preserve">{% </w:t>
-      </w:r>
-      <w:proofErr w:type="spellStart"/>
-      <w:r>
-        <w:rPr>
-          <w:rFonts w:ascii="Century Gothic" w:eastAsia="Century Gothic" w:hAnsi="Century Gothic" w:cs="Century Gothic"/>
-          <w:color w:val="111111"/>
-          <w:sz w:val="18"/>
-          <w:szCs w:val="18"/>
-          <w:lang w:val="en-DE" w:eastAsia="en-GB"/>
-        </w:rPr>
-        <w:t>endfor</w:t>
-      </w:r>
-      <w:proofErr w:type="spellEnd"/>
-      <w:r>
-        <w:rPr>
-          <w:rFonts w:ascii="Century Gothic" w:eastAsia="Century Gothic" w:hAnsi="Century Gothic" w:cs="Century Gothic"/>
-          <w:color w:val="111111"/>
-          <w:sz w:val="18"/>
-          <w:szCs w:val="18"/>
-          <w:lang w:val="en-DE" w:eastAsia="en-GB"/>
-        </w:rPr>
-        <w:t xml:space="preserve"> %}</w:t>
+        <w:t>{% endfor %}</w:t>
       </w:r>
     </w:p>
     <w:p>
@@ -1338,6 +1184,42 @@
         <w:ind w:left="3130"/>
         <w:rPr>
           <w:rFonts w:ascii="Century Gothic" w:eastAsia="Century Gothic" w:hAnsi="Century Gothic" w:cs="Century Gothic"/>
+          <w:sz w:val="20"/>
+          <w:szCs w:val="20"/>
+          <w:lang w:val="en-US"/>
+        </w:rPr>
+      </w:pPr>
+    </w:p>
+    <w:p>
+      <w:pPr>
+        <w:widowControl w:val="0"/>
+        <w:autoSpaceDE w:val="0"/>
+        <w:autoSpaceDN w:val="0"/>
+        <w:spacing w:before="99" w:line="240" w:lineRule="auto"/>
+        <w:ind w:right="2778"/>
+        <w:outlineLvl w:val="0"/>
+        <w:rPr>
+          <w:rFonts w:ascii="Century Gothic" w:eastAsia="Century Gothic" w:hAnsi="Century Gothic" w:cs="Century Gothic"/>
+          <w:b/>
+          <w:color w:val="111111"/>
+          <w:sz w:val="20"/>
+          <w:szCs w:val="20"/>
+          <w:lang w:val="en-US"/>
+        </w:rPr>
+      </w:pPr>
+    </w:p>
+    <w:p>
+      <w:pPr>
+        <w:widowControl w:val="0"/>
+        <w:autoSpaceDE w:val="0"/>
+        <w:autoSpaceDN w:val="0"/>
+        <w:spacing w:before="99" w:line="240" w:lineRule="auto"/>
+        <w:ind w:right="2778"/>
+        <w:outlineLvl w:val="0"/>
+        <w:rPr>
+          <w:rFonts w:ascii="Century Gothic" w:eastAsia="Century Gothic" w:hAnsi="Century Gothic" w:cs="Century Gothic"/>
+          <w:b/>
+          <w:color w:val="111111"/>
           <w:sz w:val="20"/>
           <w:szCs w:val="20"/>
           <w:lang w:val="en-US"/>
@@ -1709,7 +1591,6 @@
           <w:sz w:val="24"/>
           <w:szCs w:val="24"/>
         </w:rPr>
-        <w:lastRenderedPageBreak/>
         <mc:AlternateContent>
           <mc:Choice Requires="wps">
             <w:drawing>
@@ -1786,7 +1667,7 @@
           <w:w w:val="105"/>
           <w:sz w:val="24"/>
           <w:szCs w:val="24"/>
-          <w:lang w:eastAsia="en-US"/>
+          <w:lang w:val="en-US" w:eastAsia="en-US"/>
         </w:rPr>
         <w:t xml:space="preserve"> </w:t>
       </w:r>
@@ -1912,6 +1793,19 @@
           <w:bCs/>
           <w:sz w:val="20"/>
           <w:szCs w:val="20"/>
+        </w:rPr>
+      </w:pPr>
+    </w:p>
+    <w:p>
+      <w:pPr>
+        <w:spacing w:line="240" w:lineRule="auto"/>
+        <w:ind w:left="1440" w:firstLine="720"/>
+        <w:rPr>
+          <w:rStyle w:val="HTMLCode"/>
+          <w:rFonts w:eastAsia="Arial"/>
+          <w:b/>
+          <w:bCs/>
+          <w:color w:val="000000"/>
         </w:rPr>
       </w:pPr>
     </w:p>
@@ -2741,6 +2635,51 @@
           <w:lang w:val="en-DE" w:eastAsia="en-GB"/>
         </w:rPr>
         <w:t xml:space="preserve"> }}</w:t>
+      </w:r>
+    </w:p>
+    <w:p>
+      <w:pPr>
+        <w:spacing w:line="240" w:lineRule="auto"/>
+        <w:ind w:left="1440" w:firstLine="720"/>
+        <w:rPr>
+          <w:rFonts w:ascii="Century Gothic" w:eastAsia="Century Gothic" w:hAnsi="Century Gothic" w:cs="Century Gothic"/>
+          <w:b/>
+          <w:bCs/>
+          <w:sz w:val="20"/>
+          <w:szCs w:val="20"/>
+        </w:rPr>
+      </w:pPr>
+      <w:r>
+        <w:rPr>
+          <w:rStyle w:val="HTMLCode"/>
+          <w:rFonts w:eastAsia="Arial"/>
+          <w:b/>
+          <w:bCs/>
+          <w:color w:val="000000"/>
+        </w:rPr>
+        <w:t xml:space="preserve">{% </w:t>
+      </w:r>
+      <w:proofErr w:type="spellStart"/>
+      <w:r>
+        <w:rPr>
+          <w:rStyle w:val="HTMLCode"/>
+          <w:rFonts w:eastAsia="Arial"/>
+          <w:b/>
+          <w:bCs/>
+          <w:color w:val="000000"/>
+        </w:rPr>
+        <w:t>endfor</w:t>
+      </w:r>
+      <w:proofErr w:type="spellEnd"/>
+      <w:r>
+        <w:rPr>
+          <w:rStyle w:val="HTMLCode"/>
+          <w:rFonts w:eastAsia="Arial"/>
+          <w:b/>
+          <w:bCs/>
+          <w:color w:val="000000"/>
+        </w:rPr>
+        <w:t xml:space="preserve"> %}</w:t>
       </w:r>
     </w:p>
     <w:p>

--- a/backend/templates/template_maltem.docx
+++ b/backend/templates/template_maltem.docx
@@ -676,7 +676,7 @@
           <w:sz w:val="20"/>
           <w:szCs w:val="20"/>
         </w:rPr>
-        <w:t>À propos / Profil</w:t>
+        <w:t>À propos</w:t>
       </w:r>
     </w:p>
     <w:p>
@@ -693,7 +693,6 @@
           <w:lang w:val="en-DE" w:eastAsia="en-GB"/>
         </w:rPr>
       </w:pPr>
-      <w:proofErr w:type="gramStart"/>
       <w:r>
         <w:rPr>
           <w:rFonts w:ascii="Century Gothic" w:eastAsia="Century Gothic" w:hAnsi="Century Gothic" w:cs="Century Gothic"/>
@@ -716,7 +715,6 @@
         <w:t>resume</w:t>
       </w:r>
       <w:proofErr w:type="spellEnd"/>
-      <w:proofErr w:type="gramEnd"/>
       <w:r>
         <w:rPr>
           <w:rFonts w:ascii="Century Gothic" w:eastAsia="Century Gothic" w:hAnsi="Century Gothic" w:cs="Century Gothic"/>
@@ -2329,7 +2327,6 @@
         </w:rPr>
         <w:tab/>
       </w:r>
-      <w:proofErr w:type="gramStart"/>
       <w:r>
         <w:rPr>
           <w:rFonts w:ascii="Century Gothic" w:eastAsia="Century Gothic" w:hAnsi="Century Gothic" w:cs="Century Gothic"/>
@@ -2338,54 +2335,8 @@
           <w:szCs w:val="20"/>
           <w:lang w:val="en-DE" w:eastAsia="en-GB"/>
         </w:rPr>
-        <w:t>{{ exp</w:t>
+        <w:t>{{ exp.entreprise }}</w:t>
       </w:r>
-      <w:proofErr w:type="gramEnd"/>
-      <w:r>
-        <w:rPr>
-          <w:rFonts w:ascii="Century Gothic" w:eastAsia="Century Gothic" w:hAnsi="Century Gothic" w:cs="Century Gothic"/>
-          <w:color w:val="CC241C"/>
-          <w:sz w:val="20"/>
-          <w:szCs w:val="20"/>
-          <w:lang w:val="en-DE" w:eastAsia="en-GB"/>
-        </w:rPr>
-        <w:t>.</w:t>
-      </w:r>
-      <w:proofErr w:type="gramStart"/>
-      <w:r>
-        <w:rPr>
-          <w:rFonts w:ascii="Century Gothic" w:eastAsia="Century Gothic" w:hAnsi="Century Gothic" w:cs="Century Gothic"/>
-          <w:color w:val="CC241C"/>
-          <w:sz w:val="20"/>
-          <w:szCs w:val="20"/>
-          <w:lang w:val="en-DE" w:eastAsia="en-GB"/>
-        </w:rPr>
-        <w:t>entreprise }</w:t>
-      </w:r>
-      <w:proofErr w:type="gramEnd"/>
-      <w:r>
-        <w:rPr>
-          <w:rFonts w:ascii="Century Gothic" w:eastAsia="Century Gothic" w:hAnsi="Century Gothic" w:cs="Century Gothic"/>
-          <w:color w:val="CC241C"/>
-          <w:sz w:val="20"/>
-          <w:szCs w:val="20"/>
-          <w:lang w:val="en-DE" w:eastAsia="en-GB"/>
-        </w:rPr>
-        <w:t>}</w:t>
-      </w:r>
-    </w:p>
-    <w:p>
-      <w:pPr>
-        <w:spacing w:line="240" w:lineRule="auto"/>
-        <w:rPr>
-          <w:rFonts w:ascii="Century Gothic" w:eastAsia="Century Gothic" w:hAnsi="Century Gothic" w:cs="Century Gothic"/>
-          <w:b/>
-          <w:bCs/>
-          <w:color w:val="C00000"/>
-          <w:sz w:val="20"/>
-          <w:szCs w:val="20"/>
-        </w:rPr>
-      </w:pPr>
     </w:p>
     <w:p>
       <w:pPr>
@@ -2405,29 +2356,12 @@
           <w:rFonts w:ascii="Century Gothic" w:eastAsia="Century Gothic" w:hAnsi="Century Gothic" w:cs="Century Gothic"/>
           <w:b/>
           <w:bCs/>
+          <w:color w:val="111111"/>
           <w:sz w:val="20"/>
           <w:szCs w:val="20"/>
+          <w:lang w:val="en-DE" w:eastAsia="en-GB"/>
         </w:rPr>
         <w:t xml:space="preserve">                                      </w:t>
-      </w:r>
-      <w:r>
-        <w:rPr>
-          <w:rFonts w:ascii="Century Gothic" w:eastAsia="Century Gothic" w:hAnsi="Century Gothic" w:cs="Century Gothic"/>
-          <w:b/>
-          <w:bCs/>
-          <w:sz w:val="20"/>
-          <w:szCs w:val="20"/>
-        </w:rPr>
-        <w:t xml:space="preserve"> </w:t>
-      </w:r>
-      <w:proofErr w:type="gramStart"/>
-      <w:r>
-        <w:rPr>
-          <w:rFonts w:ascii="Century Gothic" w:eastAsia="Century Gothic" w:hAnsi="Century Gothic" w:cs="Century Gothic"/>
-          <w:color w:val="111111"/>
-          <w:lang w:val="en-DE" w:eastAsia="en-GB"/>
-        </w:rPr>
-        <w:t>{{</w:t>
       </w:r>
       <w:r>
         <w:rPr>
@@ -2441,7 +2375,6 @@
         </w:rPr>
         <w:t xml:space="preserve"> </w:t>
       </w:r>
-      <w:proofErr w:type="spellStart"/>
       <w:r>
         <w:rPr>
           <w:rFonts w:ascii="Century Gothic" w:eastAsia="Century Gothic" w:hAnsi="Century Gothic" w:cs="Century Gothic"/>
@@ -2452,9 +2385,8 @@
           <w:szCs w:val="20"/>
           <w:lang w:val="en-DE" w:eastAsia="en-GB"/>
         </w:rPr>
-        <w:t>exp</w:t>
+        <w:tab/>
       </w:r>
-      <w:proofErr w:type="gramEnd"/>
       <w:r>
         <w:rPr>
           <w:rFonts w:ascii="Century Gothic" w:eastAsia="Century Gothic" w:hAnsi="Century Gothic" w:cs="Century Gothic"/>
@@ -2465,9 +2397,8 @@
           <w:szCs w:val="20"/>
           <w:lang w:val="en-DE" w:eastAsia="en-GB"/>
         </w:rPr>
-        <w:t>.titre_</w:t>
+        <w:t>{{</w:t>
       </w:r>
-      <w:proofErr w:type="gramStart"/>
       <w:r>
         <w:rPr>
           <w:rFonts w:ascii="Century Gothic" w:eastAsia="Century Gothic" w:hAnsi="Century Gothic" w:cs="Century Gothic"/>
@@ -2478,50 +2409,9 @@
           <w:szCs w:val="20"/>
           <w:lang w:val="en-DE" w:eastAsia="en-GB"/>
         </w:rPr>
-        <w:t>poste</w:t>
-      </w:r>
-      <w:proofErr w:type="spellEnd"/>
-      <w:r>
-        <w:rPr>
-          <w:rFonts w:ascii="Century Gothic" w:eastAsia="Century Gothic" w:hAnsi="Century Gothic" w:cs="Century Gothic"/>
-          <w:b/>
-          <w:bCs/>
-          <w:color w:val="111111"/>
-          <w:sz w:val="20"/>
-          <w:szCs w:val="20"/>
-          <w:lang w:val="en-DE" w:eastAsia="en-GB"/>
-        </w:rPr>
-        <w:t xml:space="preserve"> }</w:t>
-      </w:r>
-      <w:proofErr w:type="gramEnd"/>
-      <w:r>
-        <w:rPr>
-          <w:rFonts w:ascii="Century Gothic" w:eastAsia="Century Gothic" w:hAnsi="Century Gothic" w:cs="Century Gothic"/>
-          <w:b/>
-          <w:bCs/>
-          <w:color w:val="111111"/>
-          <w:sz w:val="20"/>
-          <w:szCs w:val="20"/>
-          <w:lang w:val="en-DE" w:eastAsia="en-GB"/>
-        </w:rPr>
-        <w:t>}</w:t>
+        <w:t xml:space="preserve"> exp.titre_poste }}</w:t>
       </w:r>
       <w:r>
-        <w:rPr>
-          <w:rFonts w:ascii="Century Gothic" w:eastAsia="Century Gothic" w:hAnsi="Century Gothic" w:cs="Century Gothic"/>
-          <w:b/>
-          <w:bCs/>
-          <w:color w:val="111111"/>
-          <w:sz w:val="20"/>
-          <w:szCs w:val="20"/>
-          <w:lang w:val="en-DE" w:eastAsia="en-GB"/>
-        </w:rPr>
-        <w:t xml:space="preserve"> </w:t>
-      </w:r>
-    </w:p>
-    <w:p>
-      <w:pPr>
-        <w:spacing w:line="240" w:lineRule="auto"/>
         <w:rPr>
           <w:rFonts w:ascii="Century Gothic" w:eastAsia="Century Gothic" w:hAnsi="Century Gothic" w:cs="Century Gothic"/>
           <w:b/>
@@ -2529,23 +2419,14 @@
           <w:sz w:val="20"/>
           <w:szCs w:val="20"/>
         </w:rPr>
-      </w:pPr>
-      <w:r>
-        <w:rPr>
-          <w:rFonts w:ascii="Century Gothic" w:eastAsia="Century Gothic" w:hAnsi="Century Gothic" w:cs="Century Gothic"/>
-          <w:b/>
-          <w:bCs/>
-          <w:sz w:val="20"/>
-          <w:szCs w:val="20"/>
-        </w:rPr>
-        <w:t xml:space="preserve">                                       </w:t>
+        <w:t xml:space="preserve">                        </w:t>
       </w:r>
     </w:p>
     <w:p>
       <w:pPr>
         <w:pStyle w:val="ListParagraph"/>
-        <w:spacing w:after="60" w:line="240" w:lineRule="auto"/>
-        <w:ind w:hanging="360"/>
+        <w:spacing w:after="40" w:line="240" w:lineRule="auto"/>
+        <w:ind w:left="1080" w:hanging="360"/>
         <w:contextualSpacing w:val="0"/>
         <w:rPr>
           <w:rFonts w:ascii="Century Gothic" w:eastAsia="Century Gothic" w:hAnsi="Century Gothic" w:cs="Century Gothic"/>
@@ -2563,11 +2444,15 @@
           <w:szCs w:val="18"/>
           <w:lang w:val="en-DE" w:eastAsia="en-GB"/>
         </w:rPr>
-        <w:t xml:space="preserve">{% for point in </w:t>
+        <w:t>{% for point in exp.description %}</w:t>
       </w:r>
-      <w:proofErr w:type="spellStart"/>
-      <w:proofErr w:type="gramStart"/>
-      <w:r>
+    </w:p>
+    <w:p>
+      <w:pPr>
+        <w:pStyle w:val="ListParagraph"/>
+        <w:spacing w:line="240" w:lineRule="auto"/>
+        <w:ind w:left="1077" w:hanging="357"/>
+        <w:contextualSpacing w:val="0"/>
         <w:rPr>
           <w:rFonts w:ascii="Century Gothic" w:eastAsia="Century Gothic" w:hAnsi="Century Gothic" w:cs="Century Gothic"/>
           <w:color w:val="111111"/>
@@ -2575,10 +2460,7 @@
           <w:szCs w:val="18"/>
           <w:lang w:val="en-DE" w:eastAsia="en-GB"/>
         </w:rPr>
-        <w:t>exp.description</w:t>
-      </w:r>
-      <w:proofErr w:type="spellEnd"/>
-      <w:proofErr w:type="gramEnd"/>
+      </w:pPr>
       <w:r>
         <w:rPr>
           <w:rFonts w:ascii="Century Gothic" w:eastAsia="Century Gothic" w:hAnsi="Century Gothic" w:cs="Century Gothic"/>
@@ -2587,16 +2469,17 @@
           <w:szCs w:val="18"/>
           <w:lang w:val="en-DE" w:eastAsia="en-GB"/>
         </w:rPr>
-        <w:t xml:space="preserve"> %}</w:t>
+        <w:t>• {{ point }}</w:t>
       </w:r>
     </w:p>
     <w:p>
       <w:pPr>
         <w:pStyle w:val="ListParagraph"/>
-        <w:spacing w:after="60" w:line="240" w:lineRule="auto"/>
-        <w:ind w:hanging="360"/>
+        <w:spacing w:after="40" w:line="240" w:lineRule="auto"/>
+        <w:ind w:left="1080" w:hanging="360"/>
         <w:contextualSpacing w:val="0"/>
         <w:rPr>
+          <w:rStyle w:val="HTMLCode"/>
           <w:rFonts w:ascii="Century Gothic" w:eastAsia="Century Gothic" w:hAnsi="Century Gothic" w:cs="Century Gothic"/>
           <w:color w:val="111111"/>
           <w:sz w:val="18"/>
@@ -2612,90 +2495,8 @@
           <w:szCs w:val="18"/>
           <w:lang w:val="en-DE" w:eastAsia="en-GB"/>
         </w:rPr>
-        <w:t xml:space="preserve">• </w:t>
+        <w:t>{% endfor %}</w:t>
       </w:r>
-      <w:proofErr w:type="gramStart"/>
-      <w:r>
-        <w:rPr>
-          <w:rFonts w:ascii="Century Gothic" w:eastAsia="Century Gothic" w:hAnsi="Century Gothic" w:cs="Century Gothic"/>
-          <w:color w:val="111111"/>
-          <w:sz w:val="18"/>
-          <w:szCs w:val="18"/>
-          <w:lang w:val="en-DE" w:eastAsia="en-GB"/>
-        </w:rPr>
-        <w:t>{{ point</w:t>
-      </w:r>
-      <w:proofErr w:type="gramEnd"/>
-      <w:r>
-        <w:rPr>
-          <w:rFonts w:ascii="Century Gothic" w:eastAsia="Century Gothic" w:hAnsi="Century Gothic" w:cs="Century Gothic"/>
-          <w:color w:val="111111"/>
-          <w:sz w:val="18"/>
-          <w:szCs w:val="18"/>
-          <w:lang w:val="en-DE" w:eastAsia="en-GB"/>
-        </w:rPr>
-        <w:t xml:space="preserve"> }}</w:t>
-      </w:r>
-    </w:p>
-    <w:p>
-      <w:pPr>
-        <w:spacing w:line="240" w:lineRule="auto"/>
-        <w:ind w:left="1440" w:firstLine="720"/>
-        <w:rPr>
-          <w:rFonts w:ascii="Century Gothic" w:eastAsia="Century Gothic" w:hAnsi="Century Gothic" w:cs="Century Gothic"/>
-          <w:b/>
-          <w:bCs/>
-          <w:sz w:val="20"/>
-          <w:szCs w:val="20"/>
-        </w:rPr>
-      </w:pPr>
-      <w:r>
-        <w:rPr>
-          <w:rStyle w:val="HTMLCode"/>
-          <w:rFonts w:eastAsia="Arial"/>
-          <w:b/>
-          <w:bCs/>
-          <w:color w:val="000000"/>
-        </w:rPr>
-        <w:t xml:space="preserve">{% </w:t>
-      </w:r>
-      <w:proofErr w:type="spellStart"/>
-      <w:r>
-        <w:rPr>
-          <w:rStyle w:val="HTMLCode"/>
-          <w:rFonts w:eastAsia="Arial"/>
-          <w:b/>
-          <w:bCs/>
-          <w:color w:val="000000"/>
-        </w:rPr>
-        <w:t>endfor</w:t>
-      </w:r>
-      <w:proofErr w:type="spellEnd"/>
-      <w:r>
-        <w:rPr>
-          <w:rStyle w:val="HTMLCode"/>
-          <w:rFonts w:eastAsia="Arial"/>
-          <w:b/>
-          <w:bCs/>
-          <w:color w:val="000000"/>
-        </w:rPr>
-        <w:t xml:space="preserve"> %}</w:t>
-      </w:r>
-    </w:p>
-    <w:p>
-      <w:pPr>
-        <w:pStyle w:val="ListParagraph"/>
-        <w:spacing w:after="40" w:line="240" w:lineRule="auto"/>
-        <w:ind w:hanging="360"/>
-        <w:contextualSpacing w:val="0"/>
-        <w:rPr>
-          <w:rStyle w:val="HTMLCode"/>
-          <w:rFonts w:eastAsia="Arial"/>
-          <w:b/>
-          <w:bCs/>
-          <w:color w:val="000000"/>
-        </w:rPr>
-      </w:pPr>
     </w:p>
     <w:p>
       <w:pPr>

--- a/backend/templates/template_maltem.docx
+++ b/backend/templates/template_maltem.docx
@@ -20,7 +20,7 @@
           <w:noProof/>
         </w:rPr>
         <w:drawing>
-          <wp:anchor distT="0" distB="0" distL="114300" distR="114300" simplePos="0" relativeHeight="251686912" behindDoc="0" locked="0" layoutInCell="1" allowOverlap="1" wp14:anchorId="1E60CE19" wp14:editId="6A679698">
+          <wp:anchor distT="0" distB="0" distL="114300" distR="114300" simplePos="0" relativeHeight="251686912" behindDoc="0" locked="0" layoutInCell="1" allowOverlap="1" wp14:anchorId="1E60CE19" wp14:editId="54B6C1FB">
             <wp:simplePos x="0" y="0"/>
             <wp:positionH relativeFrom="page">
               <wp:posOffset>4852434</wp:posOffset>
@@ -300,7 +300,6 @@
           <w:lang w:val="en-DE" w:eastAsia="en-GB"/>
         </w:rPr>
       </w:pPr>
-      <w:proofErr w:type="gramStart"/>
       <w:r>
         <w:rPr>
           <w:rFonts w:ascii="Century Gothic" w:eastAsia="Century Gothic" w:hAnsi="Century Gothic" w:cs="Century Gothic"/>
@@ -309,62 +308,7 @@
           <w:szCs w:val="26"/>
           <w:lang w:val="en-DE" w:eastAsia="en-GB"/>
         </w:rPr>
-        <w:t xml:space="preserve">{{ </w:t>
-      </w:r>
-      <w:proofErr w:type="spellStart"/>
-      <w:r>
-        <w:rPr>
-          <w:rFonts w:ascii="Century Gothic" w:eastAsia="Century Gothic" w:hAnsi="Century Gothic" w:cs="Century Gothic"/>
-          <w:color w:val="111111"/>
-          <w:sz w:val="26"/>
-          <w:szCs w:val="26"/>
-          <w:lang w:val="en-DE" w:eastAsia="en-GB"/>
-        </w:rPr>
-        <w:t>nom</w:t>
-      </w:r>
-      <w:proofErr w:type="gramEnd"/>
-      <w:r>
-        <w:rPr>
-          <w:rFonts w:ascii="Century Gothic" w:eastAsia="Century Gothic" w:hAnsi="Century Gothic" w:cs="Century Gothic"/>
-          <w:color w:val="111111"/>
-          <w:sz w:val="26"/>
-          <w:szCs w:val="26"/>
-          <w:lang w:val="en-DE" w:eastAsia="en-GB"/>
-        </w:rPr>
-        <w:t>_</w:t>
-      </w:r>
-      <w:proofErr w:type="gramStart"/>
-      <w:r>
-        <w:rPr>
-          <w:rFonts w:ascii="Century Gothic" w:eastAsia="Century Gothic" w:hAnsi="Century Gothic" w:cs="Century Gothic"/>
-          <w:color w:val="111111"/>
-          <w:sz w:val="26"/>
-          <w:szCs w:val="26"/>
-          <w:lang w:val="en-DE" w:eastAsia="en-GB"/>
-        </w:rPr>
-        <w:t>complet</w:t>
-      </w:r>
-      <w:proofErr w:type="spellEnd"/>
-      <w:r>
-        <w:rPr>
-          <w:rFonts w:ascii="Century Gothic" w:eastAsia="Century Gothic" w:hAnsi="Century Gothic" w:cs="Century Gothic"/>
-          <w:color w:val="111111"/>
-          <w:sz w:val="26"/>
-          <w:szCs w:val="26"/>
-          <w:lang w:val="en-DE" w:eastAsia="en-GB"/>
-        </w:rPr>
-        <w:t xml:space="preserve"> }</w:t>
-      </w:r>
-      <w:proofErr w:type="gramEnd"/>
-      <w:r>
-        <w:rPr>
-          <w:rFonts w:ascii="Century Gothic" w:eastAsia="Century Gothic" w:hAnsi="Century Gothic" w:cs="Century Gothic"/>
-          <w:color w:val="111111"/>
-          <w:sz w:val="26"/>
-          <w:szCs w:val="26"/>
-          <w:lang w:val="en-DE" w:eastAsia="en-GB"/>
-        </w:rPr>
-        <w:t>}</w:t>
+        <w:t>{{ nom_complet }}</w:t>
       </w:r>
     </w:p>
     <w:p>
@@ -701,29 +645,7 @@
           <w:szCs w:val="18"/>
           <w:lang w:val="en-DE" w:eastAsia="en-GB"/>
         </w:rPr>
-        <w:t xml:space="preserve">{{ </w:t>
-      </w:r>
-      <w:proofErr w:type="spellStart"/>
-      <w:r>
-        <w:rPr>
-          <w:rFonts w:ascii="Century Gothic" w:eastAsia="Century Gothic" w:hAnsi="Century Gothic" w:cs="Century Gothic"/>
-          <w:color w:val="111111"/>
-          <w:sz w:val="18"/>
-          <w:szCs w:val="18"/>
-          <w:lang w:val="en-DE" w:eastAsia="en-GB"/>
-        </w:rPr>
-        <w:t>resume</w:t>
-      </w:r>
-      <w:proofErr w:type="spellEnd"/>
-      <w:r>
-        <w:rPr>
-          <w:rFonts w:ascii="Century Gothic" w:eastAsia="Century Gothic" w:hAnsi="Century Gothic" w:cs="Century Gothic"/>
-          <w:color w:val="111111"/>
-          <w:sz w:val="18"/>
-          <w:szCs w:val="18"/>
-          <w:lang w:val="en-DE" w:eastAsia="en-GB"/>
-        </w:rPr>
-        <w:t xml:space="preserve"> }}</w:t>
+        <w:t>{{ resume }}</w:t>
       </w:r>
     </w:p>
     <w:p>
@@ -796,242 +718,64 @@
     <w:p>
       <w:pPr>
         <w:pStyle w:val="ListParagraph"/>
-        <w:spacing w:after="40" w:line="240" w:lineRule="auto"/>
-        <w:ind w:left="1080" w:hanging="360"/>
-        <w:contextualSpacing w:val="0"/>
-        <w:rPr>
-          <w:rFonts w:ascii="Century Gothic" w:eastAsia="Century Gothic" w:hAnsi="Century Gothic" w:cs="Century Gothic"/>
-          <w:color w:val="111111"/>
-          <w:sz w:val="18"/>
-          <w:szCs w:val="18"/>
-          <w:lang w:val="en-DE" w:eastAsia="en-GB"/>
-        </w:rPr>
-      </w:pPr>
-      <w:r>
-        <w:rPr>
-          <w:rFonts w:ascii="Century Gothic" w:eastAsia="Century Gothic" w:hAnsi="Century Gothic" w:cs="Century Gothic"/>
-          <w:color w:val="111111"/>
-          <w:sz w:val="18"/>
-          <w:szCs w:val="18"/>
-          <w:lang w:val="en-DE" w:eastAsia="en-GB"/>
-        </w:rPr>
-        <w:t xml:space="preserve">{% for cat in </w:t>
-      </w:r>
-      <w:proofErr w:type="spellStart"/>
-      <w:r>
-        <w:rPr>
-          <w:rFonts w:ascii="Century Gothic" w:eastAsia="Century Gothic" w:hAnsi="Century Gothic" w:cs="Century Gothic"/>
-          <w:color w:val="111111"/>
-          <w:sz w:val="18"/>
-          <w:szCs w:val="18"/>
-          <w:lang w:val="en-DE" w:eastAsia="en-GB"/>
-        </w:rPr>
-        <w:t>skill_categories</w:t>
-      </w:r>
-      <w:proofErr w:type="spellEnd"/>
-      <w:r>
-        <w:rPr>
-          <w:rFonts w:ascii="Century Gothic" w:eastAsia="Century Gothic" w:hAnsi="Century Gothic" w:cs="Century Gothic"/>
-          <w:color w:val="111111"/>
-          <w:sz w:val="18"/>
-          <w:szCs w:val="18"/>
-          <w:lang w:val="en-DE" w:eastAsia="en-GB"/>
-        </w:rPr>
-        <w:t xml:space="preserve"> %}</w:t>
+        <w:spacing w:after="120" w:line="240" w:lineRule="auto"/>
+        <w:rPr>
+          <w:rFonts w:ascii="Century Gothic" w:eastAsia="Century Gothic" w:hAnsi="Century Gothic" w:cs="Century Gothic"/>
+          <w:sz w:val="20"/>
+          <w:szCs w:val="20"/>
+          <w:lang w:val="en-DE"/>
+        </w:rPr>
+      </w:pPr>
+      <w:r>
+        <w:rPr>
+          <w:rFonts w:ascii="Century Gothic" w:eastAsia="Century Gothic" w:hAnsi="Century Gothic" w:cs="Century Gothic"/>
+          <w:sz w:val="20"/>
+          <w:szCs w:val="20"/>
+          <w:lang w:val="en-DE"/>
+        </w:rPr>
+        <w:t>{% if competences_techniques %}</w:t>
       </w:r>
     </w:p>
     <w:p>
       <w:pPr>
         <w:pStyle w:val="ListParagraph"/>
-        <w:spacing w:after="40" w:line="240" w:lineRule="auto"/>
-        <w:ind w:left="1080" w:hanging="360"/>
-        <w:contextualSpacing w:val="0"/>
-        <w:rPr>
-          <w:rFonts w:ascii="Century Gothic" w:eastAsia="Century Gothic" w:hAnsi="Century Gothic" w:cs="Century Gothic"/>
-          <w:color w:val="111111"/>
-          <w:sz w:val="18"/>
-          <w:szCs w:val="18"/>
-          <w:lang w:val="en-DE" w:eastAsia="en-GB"/>
-        </w:rPr>
-      </w:pPr>
-      <w:proofErr w:type="gramStart"/>
-      <w:r>
-        <w:rPr>
-          <w:rFonts w:ascii="Century Gothic" w:eastAsia="Century Gothic" w:hAnsi="Century Gothic" w:cs="Century Gothic"/>
-          <w:color w:val="111111"/>
-          <w:sz w:val="18"/>
-          <w:szCs w:val="18"/>
-          <w:lang w:val="en-DE" w:eastAsia="en-GB"/>
-        </w:rPr>
-        <w:t xml:space="preserve">{{ </w:t>
-      </w:r>
-      <w:proofErr w:type="spellStart"/>
-      <w:r>
-        <w:rPr>
-          <w:rFonts w:ascii="Century Gothic" w:eastAsia="Century Gothic" w:hAnsi="Century Gothic" w:cs="Century Gothic"/>
-          <w:color w:val="111111"/>
-          <w:sz w:val="18"/>
-          <w:szCs w:val="18"/>
-          <w:lang w:val="en-DE" w:eastAsia="en-GB"/>
-        </w:rPr>
-        <w:t>cat.nom</w:t>
-      </w:r>
-      <w:proofErr w:type="gramEnd"/>
-      <w:r>
-        <w:rPr>
-          <w:rFonts w:ascii="Century Gothic" w:eastAsia="Century Gothic" w:hAnsi="Century Gothic" w:cs="Century Gothic"/>
-          <w:color w:val="111111"/>
-          <w:sz w:val="18"/>
-          <w:szCs w:val="18"/>
-          <w:lang w:val="en-DE" w:eastAsia="en-GB"/>
-        </w:rPr>
-        <w:t>_</w:t>
-      </w:r>
-      <w:proofErr w:type="gramStart"/>
-      <w:r>
-        <w:rPr>
-          <w:rFonts w:ascii="Century Gothic" w:eastAsia="Century Gothic" w:hAnsi="Century Gothic" w:cs="Century Gothic"/>
-          <w:color w:val="111111"/>
-          <w:sz w:val="18"/>
-          <w:szCs w:val="18"/>
-          <w:lang w:val="en-DE" w:eastAsia="en-GB"/>
-        </w:rPr>
-        <w:t>categorie</w:t>
-      </w:r>
-      <w:proofErr w:type="spellEnd"/>
-      <w:r>
-        <w:rPr>
-          <w:rFonts w:ascii="Century Gothic" w:eastAsia="Century Gothic" w:hAnsi="Century Gothic" w:cs="Century Gothic"/>
-          <w:color w:val="111111"/>
-          <w:sz w:val="18"/>
-          <w:szCs w:val="18"/>
-          <w:lang w:val="en-DE" w:eastAsia="en-GB"/>
-        </w:rPr>
-        <w:t xml:space="preserve"> }</w:t>
-      </w:r>
-      <w:proofErr w:type="gramEnd"/>
-      <w:r>
-        <w:rPr>
-          <w:rFonts w:ascii="Century Gothic" w:eastAsia="Century Gothic" w:hAnsi="Century Gothic" w:cs="Century Gothic"/>
-          <w:color w:val="111111"/>
-          <w:sz w:val="18"/>
-          <w:szCs w:val="18"/>
-          <w:lang w:val="en-DE" w:eastAsia="en-GB"/>
-        </w:rPr>
-        <w:t xml:space="preserve">} : </w:t>
-      </w:r>
-      <w:proofErr w:type="gramStart"/>
-      <w:r>
-        <w:rPr>
-          <w:rFonts w:ascii="Century Gothic" w:eastAsia="Century Gothic" w:hAnsi="Century Gothic" w:cs="Century Gothic"/>
-          <w:color w:val="111111"/>
-          <w:sz w:val="18"/>
-          <w:szCs w:val="18"/>
-          <w:lang w:val="en-DE" w:eastAsia="en-GB"/>
-        </w:rPr>
-        <w:t xml:space="preserve">{{ </w:t>
-      </w:r>
-      <w:proofErr w:type="spellStart"/>
-      <w:r>
-        <w:rPr>
-          <w:rFonts w:ascii="Century Gothic" w:eastAsia="Century Gothic" w:hAnsi="Century Gothic" w:cs="Century Gothic"/>
-          <w:color w:val="111111"/>
-          <w:sz w:val="18"/>
-          <w:szCs w:val="18"/>
-          <w:lang w:val="en-DE" w:eastAsia="en-GB"/>
-        </w:rPr>
-        <w:t>cat</w:t>
-      </w:r>
-      <w:proofErr w:type="gramEnd"/>
-      <w:r>
-        <w:rPr>
-          <w:rFonts w:ascii="Century Gothic" w:eastAsia="Century Gothic" w:hAnsi="Century Gothic" w:cs="Century Gothic"/>
-          <w:color w:val="111111"/>
-          <w:sz w:val="18"/>
-          <w:szCs w:val="18"/>
-          <w:lang w:val="en-DE" w:eastAsia="en-GB"/>
-        </w:rPr>
-        <w:t>.liste_</w:t>
-      </w:r>
-      <w:proofErr w:type="gramStart"/>
-      <w:r>
-        <w:rPr>
-          <w:rFonts w:ascii="Century Gothic" w:eastAsia="Century Gothic" w:hAnsi="Century Gothic" w:cs="Century Gothic"/>
-          <w:color w:val="111111"/>
-          <w:sz w:val="18"/>
-          <w:szCs w:val="18"/>
-          <w:lang w:val="en-DE" w:eastAsia="en-GB"/>
-        </w:rPr>
-        <w:t>competences</w:t>
-      </w:r>
-      <w:proofErr w:type="spellEnd"/>
-      <w:r>
-        <w:rPr>
-          <w:rFonts w:ascii="Century Gothic" w:eastAsia="Century Gothic" w:hAnsi="Century Gothic" w:cs="Century Gothic"/>
-          <w:color w:val="111111"/>
-          <w:sz w:val="18"/>
-          <w:szCs w:val="18"/>
-          <w:lang w:val="en-DE" w:eastAsia="en-GB"/>
-        </w:rPr>
-        <w:t xml:space="preserve"> }</w:t>
-      </w:r>
-      <w:proofErr w:type="gramEnd"/>
-      <w:r>
-        <w:rPr>
-          <w:rFonts w:ascii="Century Gothic" w:eastAsia="Century Gothic" w:hAnsi="Century Gothic" w:cs="Century Gothic"/>
-          <w:color w:val="111111"/>
-          <w:sz w:val="18"/>
-          <w:szCs w:val="18"/>
-          <w:lang w:val="en-DE" w:eastAsia="en-GB"/>
-        </w:rPr>
-        <w:t>}</w:t>
+        <w:spacing w:after="120" w:line="240" w:lineRule="auto"/>
+        <w:rPr>
+          <w:rFonts w:ascii="Century Gothic" w:eastAsia="Century Gothic" w:hAnsi="Century Gothic" w:cs="Century Gothic"/>
+          <w:sz w:val="20"/>
+          <w:szCs w:val="20"/>
+          <w:lang w:val="en-DE"/>
+        </w:rPr>
+      </w:pPr>
+      <w:r>
+        <w:rPr>
+          <w:rFonts w:ascii="Century Gothic" w:eastAsia="Century Gothic" w:hAnsi="Century Gothic" w:cs="Century Gothic"/>
+          <w:sz w:val="20"/>
+          <w:szCs w:val="20"/>
+          <w:lang w:val="en-DE"/>
+        </w:rPr>
+        <w:t>COMPÉTENCES TECHNIQUES</w:t>
       </w:r>
     </w:p>
     <w:p>
       <w:pPr>
         <w:pStyle w:val="ListParagraph"/>
-        <w:spacing w:after="40" w:line="240" w:lineRule="auto"/>
-        <w:ind w:left="1080" w:hanging="360"/>
-        <w:contextualSpacing w:val="0"/>
-        <w:rPr>
-          <w:rFonts w:ascii="Century Gothic" w:eastAsia="Century Gothic" w:hAnsi="Century Gothic" w:cs="Century Gothic"/>
-          <w:color w:val="111111"/>
-          <w:sz w:val="18"/>
-          <w:szCs w:val="18"/>
-          <w:lang w:val="en-DE" w:eastAsia="en-GB"/>
-        </w:rPr>
-      </w:pPr>
-      <w:r>
-        <w:rPr>
-          <w:rFonts w:ascii="Century Gothic" w:eastAsia="Century Gothic" w:hAnsi="Century Gothic" w:cs="Century Gothic"/>
-          <w:color w:val="111111"/>
-          <w:sz w:val="18"/>
-          <w:szCs w:val="18"/>
-          <w:lang w:val="en-DE" w:eastAsia="en-GB"/>
-        </w:rPr>
-        <w:t xml:space="preserve">{% </w:t>
-      </w:r>
-      <w:proofErr w:type="spellStart"/>
-      <w:r>
-        <w:rPr>
-          <w:rFonts w:ascii="Century Gothic" w:eastAsia="Century Gothic" w:hAnsi="Century Gothic" w:cs="Century Gothic"/>
-          <w:color w:val="111111"/>
-          <w:sz w:val="18"/>
-          <w:szCs w:val="18"/>
-          <w:lang w:val="en-DE" w:eastAsia="en-GB"/>
-        </w:rPr>
-        <w:t>endfor</w:t>
-      </w:r>
-      <w:proofErr w:type="spellEnd"/>
-      <w:r>
-        <w:rPr>
-          <w:rFonts w:ascii="Century Gothic" w:eastAsia="Century Gothic" w:hAnsi="Century Gothic" w:cs="Century Gothic"/>
-          <w:color w:val="111111"/>
-          <w:sz w:val="18"/>
-          <w:szCs w:val="18"/>
-          <w:lang w:val="en-DE" w:eastAsia="en-GB"/>
-        </w:rPr>
-        <w:t xml:space="preserve"> %}</w:t>
+        <w:spacing w:after="120" w:line="240" w:lineRule="auto"/>
+        <w:rPr>
+          <w:rFonts w:ascii="Century Gothic" w:eastAsia="Century Gothic" w:hAnsi="Century Gothic" w:cs="Century Gothic"/>
+          <w:sz w:val="20"/>
+          <w:szCs w:val="20"/>
+          <w:lang w:val="en-DE"/>
+        </w:rPr>
+      </w:pPr>
+      <w:r>
+        <w:rPr>
+          <w:rFonts w:ascii="Century Gothic" w:eastAsia="Century Gothic" w:hAnsi="Century Gothic" w:cs="Century Gothic"/>
+          <w:sz w:val="20"/>
+          <w:szCs w:val="20"/>
+          <w:lang w:val="en-DE"/>
+        </w:rPr>
+        <w:t>{% for cat in competences_techniques %}</w:t>
       </w:r>
     </w:p>
     <w:p>
@@ -1042,9 +786,198 @@
           <w:rFonts w:ascii="Century Gothic" w:eastAsia="Century Gothic" w:hAnsi="Century Gothic" w:cs="Century Gothic"/>
           <w:sz w:val="20"/>
           <w:szCs w:val="20"/>
-          <w:lang w:val="en-US"/>
-        </w:rPr>
-      </w:pPr>
+          <w:lang w:val="en-DE"/>
+        </w:rPr>
+      </w:pPr>
+      <w:r>
+        <w:rPr>
+          <w:rFonts w:ascii="Century Gothic" w:eastAsia="Century Gothic" w:hAnsi="Century Gothic" w:cs="Century Gothic"/>
+          <w:sz w:val="20"/>
+          <w:szCs w:val="20"/>
+          <w:lang w:val="en-DE"/>
+        </w:rPr>
+        <w:t>{{ cat.nom_categorie }} : {% for outil in cat.elements %}{{ outil }}{% if not loop.last %}, {% endif %}{% endfor %}</w:t>
+      </w:r>
+    </w:p>
+    <w:p>
+      <w:pPr>
+        <w:pStyle w:val="ListParagraph"/>
+        <w:spacing w:after="120" w:line="240" w:lineRule="auto"/>
+        <w:rPr>
+          <w:rFonts w:ascii="Century Gothic" w:eastAsia="Century Gothic" w:hAnsi="Century Gothic" w:cs="Century Gothic"/>
+          <w:sz w:val="20"/>
+          <w:szCs w:val="20"/>
+          <w:lang w:val="en-DE"/>
+        </w:rPr>
+      </w:pPr>
+      <w:r>
+        <w:rPr>
+          <w:rFonts w:ascii="Century Gothic" w:eastAsia="Century Gothic" w:hAnsi="Century Gothic" w:cs="Century Gothic"/>
+          <w:sz w:val="20"/>
+          <w:szCs w:val="20"/>
+          <w:lang w:val="en-DE"/>
+        </w:rPr>
+        <w:t>{% endfor %}</w:t>
+      </w:r>
+    </w:p>
+    <w:p>
+      <w:pPr>
+        <w:pStyle w:val="ListParagraph"/>
+        <w:spacing w:after="120" w:line="240" w:lineRule="auto"/>
+        <w:rPr>
+          <w:rFonts w:ascii="Century Gothic" w:eastAsia="Century Gothic" w:hAnsi="Century Gothic" w:cs="Century Gothic"/>
+          <w:sz w:val="20"/>
+          <w:szCs w:val="20"/>
+          <w:lang w:val="en-DE"/>
+        </w:rPr>
+      </w:pPr>
+      <w:r>
+        <w:rPr>
+          <w:rFonts w:ascii="Century Gothic" w:eastAsia="Century Gothic" w:hAnsi="Century Gothic" w:cs="Century Gothic"/>
+          <w:sz w:val="20"/>
+          <w:szCs w:val="20"/>
+          <w:lang w:val="en-DE"/>
+        </w:rPr>
+        <w:t>{% endif %}</w:t>
+      </w:r>
+    </w:p>
+    <w:p>
+      <w:pPr>
+        <w:pStyle w:val="ListParagraph"/>
+        <w:spacing w:after="120" w:line="240" w:lineRule="auto"/>
+        <w:rPr>
+          <w:rFonts w:ascii="Century Gothic" w:eastAsia="Century Gothic" w:hAnsi="Century Gothic" w:cs="Century Gothic"/>
+          <w:sz w:val="20"/>
+          <w:szCs w:val="20"/>
+          <w:lang w:val="en-DE"/>
+        </w:rPr>
+      </w:pPr>
+    </w:p>
+    <w:p>
+      <w:pPr>
+        <w:pStyle w:val="ListParagraph"/>
+        <w:spacing w:after="120" w:line="240" w:lineRule="auto"/>
+        <w:rPr>
+          <w:rFonts w:ascii="Century Gothic" w:eastAsia="Century Gothic" w:hAnsi="Century Gothic" w:cs="Century Gothic"/>
+          <w:sz w:val="20"/>
+          <w:szCs w:val="20"/>
+          <w:lang w:val="en-DE"/>
+        </w:rPr>
+      </w:pPr>
+      <w:r>
+        <w:rPr>
+          <w:rFonts w:ascii="Century Gothic" w:eastAsia="Century Gothic" w:hAnsi="Century Gothic" w:cs="Century Gothic"/>
+          <w:sz w:val="20"/>
+          <w:szCs w:val="20"/>
+          <w:lang w:val="en-DE"/>
+        </w:rPr>
+        <w:t>{% if competences_fonctionnelles %}</w:t>
+      </w:r>
+    </w:p>
+    <w:p>
+      <w:pPr>
+        <w:pStyle w:val="ListParagraph"/>
+        <w:spacing w:after="120" w:line="240" w:lineRule="auto"/>
+        <w:rPr>
+          <w:rFonts w:ascii="Century Gothic" w:eastAsia="Century Gothic" w:hAnsi="Century Gothic" w:cs="Century Gothic"/>
+          <w:sz w:val="20"/>
+          <w:szCs w:val="20"/>
+          <w:lang w:val="en-DE"/>
+        </w:rPr>
+      </w:pPr>
+      <w:r>
+        <w:rPr>
+          <w:rFonts w:ascii="Century Gothic" w:eastAsia="Century Gothic" w:hAnsi="Century Gothic" w:cs="Century Gothic"/>
+          <w:sz w:val="20"/>
+          <w:szCs w:val="20"/>
+          <w:lang w:val="en-DE"/>
+        </w:rPr>
+        <w:t>COMPÉTENCES FONCTIONNELLES &amp; MÉTHODOLOGIQUES</w:t>
+      </w:r>
+    </w:p>
+    <w:p>
+      <w:pPr>
+        <w:pStyle w:val="ListParagraph"/>
+        <w:spacing w:after="120" w:line="240" w:lineRule="auto"/>
+        <w:rPr>
+          <w:rFonts w:ascii="Century Gothic" w:eastAsia="Century Gothic" w:hAnsi="Century Gothic" w:cs="Century Gothic"/>
+          <w:sz w:val="20"/>
+          <w:szCs w:val="20"/>
+          <w:lang w:val="en-DE"/>
+        </w:rPr>
+      </w:pPr>
+      <w:r>
+        <w:rPr>
+          <w:rFonts w:ascii="Century Gothic" w:eastAsia="Century Gothic" w:hAnsi="Century Gothic" w:cs="Century Gothic"/>
+          <w:sz w:val="20"/>
+          <w:szCs w:val="20"/>
+          <w:lang w:val="en-DE"/>
+        </w:rPr>
+        <w:t>{% for comp in competences_fonctionnelles %}</w:t>
+      </w:r>
+    </w:p>
+    <w:p>
+      <w:pPr>
+        <w:pStyle w:val="ListParagraph"/>
+        <w:spacing w:after="120" w:line="240" w:lineRule="auto"/>
+        <w:rPr>
+          <w:rFonts w:ascii="Century Gothic" w:eastAsia="Century Gothic" w:hAnsi="Century Gothic" w:cs="Century Gothic"/>
+          <w:sz w:val="20"/>
+          <w:szCs w:val="20"/>
+          <w:lang w:val="en-DE"/>
+        </w:rPr>
+      </w:pPr>
+      <w:r>
+        <w:rPr>
+          <w:rFonts w:ascii="Century Gothic" w:eastAsia="Century Gothic" w:hAnsi="Century Gothic" w:cs="Century Gothic"/>
+          <w:sz w:val="20"/>
+          <w:szCs w:val="20"/>
+          <w:lang w:val="en-DE"/>
+        </w:rPr>
+        <w:t>• {{ comp }}</w:t>
+      </w:r>
+    </w:p>
+    <w:p>
+      <w:pPr>
+        <w:pStyle w:val="ListParagraph"/>
+        <w:spacing w:after="120" w:line="240" w:lineRule="auto"/>
+        <w:rPr>
+          <w:rFonts w:ascii="Century Gothic" w:eastAsia="Century Gothic" w:hAnsi="Century Gothic" w:cs="Century Gothic"/>
+          <w:sz w:val="20"/>
+          <w:szCs w:val="20"/>
+          <w:lang w:val="en-DE"/>
+        </w:rPr>
+      </w:pPr>
+      <w:r>
+        <w:rPr>
+          <w:rFonts w:ascii="Century Gothic" w:eastAsia="Century Gothic" w:hAnsi="Century Gothic" w:cs="Century Gothic"/>
+          <w:sz w:val="20"/>
+          <w:szCs w:val="20"/>
+          <w:lang w:val="en-DE"/>
+        </w:rPr>
+        <w:t>{% endfor %}</w:t>
+      </w:r>
+    </w:p>
+    <w:p>
+      <w:pPr>
+        <w:pStyle w:val="ListParagraph"/>
+        <w:spacing w:after="120" w:line="240" w:lineRule="auto"/>
+        <w:rPr>
+          <w:rFonts w:ascii="Century Gothic" w:eastAsia="Century Gothic" w:hAnsi="Century Gothic" w:cs="Century Gothic"/>
+          <w:sz w:val="20"/>
+          <w:szCs w:val="20"/>
+          <w:lang w:val="en-DE"/>
+        </w:rPr>
+      </w:pPr>
+      <w:r>
+        <w:rPr>
+          <w:rFonts w:ascii="Century Gothic" w:eastAsia="Century Gothic" w:hAnsi="Century Gothic" w:cs="Century Gothic"/>
+          <w:sz w:val="20"/>
+          <w:szCs w:val="20"/>
+          <w:lang w:val="en-DE"/>
+        </w:rPr>
+        <w:t>{% endif %}</w:t>
+      </w:r>
     </w:p>
     <w:p>
       <w:pPr>
@@ -1097,29 +1030,7 @@
           <w:szCs w:val="18"/>
           <w:lang w:val="en-DE" w:eastAsia="en-GB"/>
         </w:rPr>
-        <w:t xml:space="preserve">{% for </w:t>
-      </w:r>
-      <w:proofErr w:type="spellStart"/>
-      <w:r>
-        <w:rPr>
-          <w:rFonts w:ascii="Century Gothic" w:eastAsia="Century Gothic" w:hAnsi="Century Gothic" w:cs="Century Gothic"/>
-          <w:color w:val="111111"/>
-          <w:sz w:val="18"/>
-          <w:szCs w:val="18"/>
-          <w:lang w:val="en-DE" w:eastAsia="en-GB"/>
-        </w:rPr>
-        <w:t>edu</w:t>
-      </w:r>
-      <w:proofErr w:type="spellEnd"/>
-      <w:r>
-        <w:rPr>
-          <w:rFonts w:ascii="Century Gothic" w:eastAsia="Century Gothic" w:hAnsi="Century Gothic" w:cs="Century Gothic"/>
-          <w:color w:val="111111"/>
-          <w:sz w:val="18"/>
-          <w:szCs w:val="18"/>
-          <w:lang w:val="en-DE" w:eastAsia="en-GB"/>
-        </w:rPr>
-        <w:t xml:space="preserve"> in education %}</w:t>
+        <w:t>{% for edu in education %}</w:t>
       </w:r>
       <w:r>
         <w:rPr>
@@ -1665,7 +1576,7 @@
           <w:w w:val="105"/>
           <w:sz w:val="24"/>
           <w:szCs w:val="24"/>
-          <w:lang w:val="en-US" w:eastAsia="en-US"/>
+          <w:lang w:eastAsia="en-US"/>
         </w:rPr>
         <w:t xml:space="preserve"> </w:t>
       </w:r>
@@ -1890,11 +1801,10 @@
         <w:spacing w:line="240" w:lineRule="auto"/>
         <w:rPr>
           <w:rFonts w:ascii="Century Gothic" w:eastAsia="Century Gothic" w:hAnsi="Century Gothic" w:cs="Century Gothic"/>
-          <w:b/>
-          <w:bCs/>
-          <w:color w:val="C00000"/>
-          <w:sz w:val="20"/>
-          <w:szCs w:val="20"/>
+          <w:color w:val="CC241C"/>
+          <w:sz w:val="20"/>
+          <w:szCs w:val="20"/>
+          <w:lang w:val="en-DE" w:eastAsia="en-GB"/>
         </w:rPr>
       </w:pPr>
       <w:r>
@@ -2340,6 +2250,112 @@
     </w:p>
     <w:p>
       <w:pPr>
+        <w:autoSpaceDE w:val="0"/>
+        <w:autoSpaceDN w:val="0"/>
+        <w:adjustRightInd w:val="0"/>
+        <w:spacing w:line="240" w:lineRule="auto"/>
+        <w:ind w:left="2160" w:firstLine="720"/>
+        <w:rPr>
+          <w:rFonts w:ascii="Century Gothic" w:eastAsia="Century Gothic" w:hAnsi="Century Gothic" w:cs="Century Gothic"/>
+          <w:sz w:val="20"/>
+          <w:szCs w:val="20"/>
+          <w:lang w:val="en-US"/>
+        </w:rPr>
+      </w:pPr>
+      <w:r>
+        <w:rPr>
+          <w:rFonts w:ascii="Century Gothic" w:eastAsia="Century Gothic" w:hAnsi="Century Gothic" w:cs="Century Gothic"/>
+          <w:sz w:val="20"/>
+          <w:szCs w:val="20"/>
+          <w:lang w:val="en-US"/>
+        </w:rPr>
+        <w:t xml:space="preserve">{% if </w:t>
+      </w:r>
+      <w:proofErr w:type="spellStart"/>
+      <w:proofErr w:type="gramStart"/>
+      <w:r>
+        <w:rPr>
+          <w:rFonts w:ascii="Century Gothic" w:eastAsia="Century Gothic" w:hAnsi="Century Gothic" w:cs="Century Gothic"/>
+          <w:sz w:val="20"/>
+          <w:szCs w:val="20"/>
+          <w:lang w:val="en-US"/>
+        </w:rPr>
+        <w:t>exp.client</w:t>
+      </w:r>
+      <w:proofErr w:type="spellEnd"/>
+      <w:proofErr w:type="gramEnd"/>
+      <w:r>
+        <w:rPr>
+          <w:rFonts w:ascii="Century Gothic" w:eastAsia="Century Gothic" w:hAnsi="Century Gothic" w:cs="Century Gothic"/>
+          <w:sz w:val="20"/>
+          <w:szCs w:val="20"/>
+          <w:lang w:val="en-US"/>
+        </w:rPr>
+        <w:t xml:space="preserve"> %}– Client </w:t>
+      </w:r>
+      <w:proofErr w:type="gramStart"/>
+      <w:r>
+        <w:rPr>
+          <w:rFonts w:ascii="Century Gothic" w:eastAsia="Century Gothic" w:hAnsi="Century Gothic" w:cs="Century Gothic"/>
+          <w:sz w:val="20"/>
+          <w:szCs w:val="20"/>
+          <w:lang w:val="en-US"/>
+        </w:rPr>
+        <w:t xml:space="preserve">{{ </w:t>
+      </w:r>
+      <w:proofErr w:type="spellStart"/>
+      <w:r>
+        <w:rPr>
+          <w:rFonts w:ascii="Century Gothic" w:eastAsia="Century Gothic" w:hAnsi="Century Gothic" w:cs="Century Gothic"/>
+          <w:sz w:val="20"/>
+          <w:szCs w:val="20"/>
+          <w:lang w:val="en-US"/>
+        </w:rPr>
+        <w:t>exp</w:t>
+      </w:r>
+      <w:proofErr w:type="gramEnd"/>
+      <w:r>
+        <w:rPr>
+          <w:rFonts w:ascii="Century Gothic" w:eastAsia="Century Gothic" w:hAnsi="Century Gothic" w:cs="Century Gothic"/>
+          <w:sz w:val="20"/>
+          <w:szCs w:val="20"/>
+          <w:lang w:val="en-US"/>
+        </w:rPr>
+        <w:t>.</w:t>
+      </w:r>
+      <w:proofErr w:type="gramStart"/>
+      <w:r>
+        <w:rPr>
+          <w:rFonts w:ascii="Century Gothic" w:eastAsia="Century Gothic" w:hAnsi="Century Gothic" w:cs="Century Gothic"/>
+          <w:sz w:val="20"/>
+          <w:szCs w:val="20"/>
+          <w:lang w:val="en-US"/>
+        </w:rPr>
+        <w:t>client</w:t>
+      </w:r>
+      <w:proofErr w:type="spellEnd"/>
+      <w:r>
+        <w:rPr>
+          <w:rFonts w:ascii="Century Gothic" w:eastAsia="Century Gothic" w:hAnsi="Century Gothic" w:cs="Century Gothic"/>
+          <w:sz w:val="20"/>
+          <w:szCs w:val="20"/>
+          <w:lang w:val="en-US"/>
+        </w:rPr>
+        <w:t xml:space="preserve"> }}{</w:t>
+      </w:r>
+      <w:proofErr w:type="gramEnd"/>
+      <w:r>
+        <w:rPr>
+          <w:rFonts w:ascii="Century Gothic" w:eastAsia="Century Gothic" w:hAnsi="Century Gothic" w:cs="Century Gothic"/>
+          <w:sz w:val="20"/>
+          <w:szCs w:val="20"/>
+          <w:lang w:val="en-US"/>
+        </w:rPr>
+        <w:t>% endif %}</w:t>
+      </w:r>
+    </w:p>
+    <w:p>
+      <w:pPr>
         <w:spacing w:after="80" w:line="240" w:lineRule="auto"/>
         <w:rPr>
           <w:rFonts w:ascii="Century Gothic" w:eastAsia="Century Gothic" w:hAnsi="Century Gothic" w:cs="Century Gothic"/>
@@ -2420,149 +2436,6 @@
           <w:szCs w:val="20"/>
         </w:rPr>
         <w:t xml:space="preserve">                        </w:t>
-      </w:r>
-    </w:p>
-    <w:p>
-      <w:pPr>
-        <w:pStyle w:val="ListParagraph"/>
-        <w:spacing w:after="40" w:line="240" w:lineRule="auto"/>
-        <w:ind w:left="1080" w:hanging="360"/>
-        <w:contextualSpacing w:val="0"/>
-        <w:rPr>
-          <w:rFonts w:ascii="Century Gothic" w:eastAsia="Century Gothic" w:hAnsi="Century Gothic" w:cs="Century Gothic"/>
-          <w:color w:val="111111"/>
-          <w:sz w:val="18"/>
-          <w:szCs w:val="18"/>
-          <w:lang w:val="en-DE" w:eastAsia="en-GB"/>
-        </w:rPr>
-      </w:pPr>
-      <w:r>
-        <w:rPr>
-          <w:rFonts w:ascii="Century Gothic" w:eastAsia="Century Gothic" w:hAnsi="Century Gothic" w:cs="Century Gothic"/>
-          <w:color w:val="111111"/>
-          <w:sz w:val="18"/>
-          <w:szCs w:val="18"/>
-          <w:lang w:val="en-DE" w:eastAsia="en-GB"/>
-        </w:rPr>
-        <w:t>{% for point in exp.description %}</w:t>
-      </w:r>
-    </w:p>
-    <w:p>
-      <w:pPr>
-        <w:pStyle w:val="ListParagraph"/>
-        <w:spacing w:line="240" w:lineRule="auto"/>
-        <w:ind w:left="1077" w:hanging="357"/>
-        <w:contextualSpacing w:val="0"/>
-        <w:rPr>
-          <w:rFonts w:ascii="Century Gothic" w:eastAsia="Century Gothic" w:hAnsi="Century Gothic" w:cs="Century Gothic"/>
-          <w:color w:val="111111"/>
-          <w:sz w:val="18"/>
-          <w:szCs w:val="18"/>
-          <w:lang w:val="en-DE" w:eastAsia="en-GB"/>
-        </w:rPr>
-      </w:pPr>
-      <w:r>
-        <w:rPr>
-          <w:rFonts w:ascii="Century Gothic" w:eastAsia="Century Gothic" w:hAnsi="Century Gothic" w:cs="Century Gothic"/>
-          <w:color w:val="111111"/>
-          <w:sz w:val="18"/>
-          <w:szCs w:val="18"/>
-          <w:lang w:val="en-DE" w:eastAsia="en-GB"/>
-        </w:rPr>
-        <w:t>• {{ point }}</w:t>
-      </w:r>
-    </w:p>
-    <w:p>
-      <w:pPr>
-        <w:pStyle w:val="ListParagraph"/>
-        <w:spacing w:after="40" w:line="240" w:lineRule="auto"/>
-        <w:ind w:left="1080" w:hanging="360"/>
-        <w:contextualSpacing w:val="0"/>
-        <w:rPr>
-          <w:rStyle w:val="HTMLCode"/>
-          <w:rFonts w:ascii="Century Gothic" w:eastAsia="Century Gothic" w:hAnsi="Century Gothic" w:cs="Century Gothic"/>
-          <w:color w:val="111111"/>
-          <w:sz w:val="18"/>
-          <w:szCs w:val="18"/>
-          <w:lang w:val="en-DE" w:eastAsia="en-GB"/>
-        </w:rPr>
-      </w:pPr>
-      <w:r>
-        <w:rPr>
-          <w:rFonts w:ascii="Century Gothic" w:eastAsia="Century Gothic" w:hAnsi="Century Gothic" w:cs="Century Gothic"/>
-          <w:color w:val="111111"/>
-          <w:sz w:val="18"/>
-          <w:szCs w:val="18"/>
-          <w:lang w:val="en-DE" w:eastAsia="en-GB"/>
-        </w:rPr>
-        <w:t>{% endfor %}</w:t>
-      </w:r>
-    </w:p>
-    <w:p>
-      <w:pPr>
-        <w:spacing w:line="240" w:lineRule="auto"/>
-        <w:ind w:left="1440" w:firstLine="720"/>
-        <w:rPr>
-          <w:rFonts w:ascii="Century Gothic" w:eastAsia="Century Gothic" w:hAnsi="Century Gothic" w:cs="Century Gothic"/>
-          <w:b/>
-          <w:bCs/>
-          <w:sz w:val="20"/>
-          <w:szCs w:val="20"/>
-        </w:rPr>
-      </w:pPr>
-      <w:r>
-        <w:rPr>
-          <w:rStyle w:val="HTMLCode"/>
-          <w:rFonts w:eastAsia="Arial"/>
-          <w:b/>
-          <w:bCs/>
-          <w:color w:val="000000"/>
-        </w:rPr>
-        <w:t xml:space="preserve">{% </w:t>
-      </w:r>
-      <w:proofErr w:type="spellStart"/>
-      <w:r>
-        <w:rPr>
-          <w:rStyle w:val="HTMLCode"/>
-          <w:rFonts w:eastAsia="Arial"/>
-          <w:b/>
-          <w:bCs/>
-          <w:color w:val="000000"/>
-        </w:rPr>
-        <w:t>endfor</w:t>
-      </w:r>
-      <w:proofErr w:type="spellEnd"/>
-      <w:r>
-        <w:rPr>
-          <w:rStyle w:val="HTMLCode"/>
-          <w:rFonts w:eastAsia="Arial"/>
-          <w:b/>
-          <w:bCs/>
-          <w:color w:val="000000"/>
-        </w:rPr>
-        <w:t xml:space="preserve"> %}</w:t>
-      </w:r>
-    </w:p>
-    <w:p>
-      <w:pPr>
-        <w:spacing w:line="240" w:lineRule="auto"/>
-        <w:rPr>
-          <w:rFonts w:ascii="Century Gothic" w:eastAsia="Century Gothic" w:hAnsi="Century Gothic" w:cs="Century Gothic"/>
-          <w:b/>
-          <w:bCs/>
-          <w:sz w:val="20"/>
-          <w:szCs w:val="20"/>
-        </w:rPr>
-      </w:pPr>
-      <w:r>
-        <w:rPr>
-          <w:rFonts w:ascii="Century Gothic" w:eastAsia="Century Gothic" w:hAnsi="Century Gothic" w:cs="Century Gothic"/>
-          <w:b/>
-          <w:bCs/>
-          <w:sz w:val="20"/>
-          <w:szCs w:val="20"/>
-        </w:rPr>
-        <w:t xml:space="preserve"> </w:t>
       </w:r>
     </w:p>
     <w:p>
@@ -2577,9 +2450,70 @@
           <w:rFonts w:ascii="Century Gothic" w:eastAsia="Century Gothic" w:hAnsi="Century Gothic" w:cs="Century Gothic"/>
           <w:sz w:val="20"/>
           <w:szCs w:val="20"/>
-          <w:lang w:val="en-US"/>
-        </w:rPr>
-      </w:pPr>
+        </w:rPr>
+      </w:pPr>
+      <w:r>
+        <w:rPr>
+          <w:rFonts w:ascii="Century Gothic" w:eastAsia="Century Gothic" w:hAnsi="Century Gothic" w:cs="Century Gothic"/>
+          <w:sz w:val="20"/>
+          <w:szCs w:val="20"/>
+        </w:rPr>
+        <w:t xml:space="preserve">Projet : </w:t>
+      </w:r>
+      <w:proofErr w:type="gramStart"/>
+      <w:r>
+        <w:rPr>
+          <w:rFonts w:ascii="Century Gothic" w:eastAsia="Century Gothic" w:hAnsi="Century Gothic" w:cs="Century Gothic"/>
+          <w:sz w:val="20"/>
+          <w:szCs w:val="20"/>
+        </w:rPr>
+        <w:t xml:space="preserve">{{ </w:t>
+      </w:r>
+      <w:proofErr w:type="spellStart"/>
+      <w:r>
+        <w:rPr>
+          <w:rFonts w:ascii="Century Gothic" w:eastAsia="Century Gothic" w:hAnsi="Century Gothic" w:cs="Century Gothic"/>
+          <w:sz w:val="20"/>
+          <w:szCs w:val="20"/>
+        </w:rPr>
+        <w:t>exp</w:t>
+      </w:r>
+      <w:proofErr w:type="gramEnd"/>
+      <w:r>
+        <w:rPr>
+          <w:rFonts w:ascii="Century Gothic" w:eastAsia="Century Gothic" w:hAnsi="Century Gothic" w:cs="Century Gothic"/>
+          <w:sz w:val="20"/>
+          <w:szCs w:val="20"/>
+        </w:rPr>
+        <w:t>.</w:t>
+      </w:r>
+      <w:proofErr w:type="gramStart"/>
+      <w:r>
+        <w:rPr>
+          <w:rFonts w:ascii="Century Gothic" w:eastAsia="Century Gothic" w:hAnsi="Century Gothic" w:cs="Century Gothic"/>
+          <w:sz w:val="20"/>
+          <w:szCs w:val="20"/>
+        </w:rPr>
+        <w:t>projet</w:t>
+      </w:r>
+      <w:proofErr w:type="spellEnd"/>
+      <w:r>
+        <w:rPr>
+          <w:rFonts w:ascii="Century Gothic" w:eastAsia="Century Gothic" w:hAnsi="Century Gothic" w:cs="Century Gothic"/>
+          <w:sz w:val="20"/>
+          <w:szCs w:val="20"/>
+        </w:rPr>
+        <w:t xml:space="preserve"> }</w:t>
+      </w:r>
+      <w:proofErr w:type="gramEnd"/>
+      <w:r>
+        <w:rPr>
+          <w:rFonts w:ascii="Century Gothic" w:eastAsia="Century Gothic" w:hAnsi="Century Gothic" w:cs="Century Gothic"/>
+          <w:sz w:val="20"/>
+          <w:szCs w:val="20"/>
+        </w:rPr>
+        <w:t>}</w:t>
+      </w:r>
     </w:p>
     <w:p>
       <w:pPr>
@@ -2593,9 +2527,70 @@
           <w:rFonts w:ascii="Century Gothic" w:eastAsia="Century Gothic" w:hAnsi="Century Gothic" w:cs="Century Gothic"/>
           <w:sz w:val="20"/>
           <w:szCs w:val="20"/>
-          <w:lang w:val="en-US"/>
-        </w:rPr>
-      </w:pPr>
+        </w:rPr>
+      </w:pPr>
+      <w:r>
+        <w:rPr>
+          <w:rFonts w:ascii="Century Gothic" w:eastAsia="Century Gothic" w:hAnsi="Century Gothic" w:cs="Century Gothic"/>
+          <w:sz w:val="20"/>
+          <w:szCs w:val="20"/>
+        </w:rPr>
+        <w:t xml:space="preserve">Rôle : </w:t>
+      </w:r>
+      <w:proofErr w:type="gramStart"/>
+      <w:r>
+        <w:rPr>
+          <w:rFonts w:ascii="Century Gothic" w:eastAsia="Century Gothic" w:hAnsi="Century Gothic" w:cs="Century Gothic"/>
+          <w:sz w:val="20"/>
+          <w:szCs w:val="20"/>
+        </w:rPr>
+        <w:t xml:space="preserve">{{ </w:t>
+      </w:r>
+      <w:proofErr w:type="spellStart"/>
+      <w:r>
+        <w:rPr>
+          <w:rFonts w:ascii="Century Gothic" w:eastAsia="Century Gothic" w:hAnsi="Century Gothic" w:cs="Century Gothic"/>
+          <w:sz w:val="20"/>
+          <w:szCs w:val="20"/>
+        </w:rPr>
+        <w:t>exp</w:t>
+      </w:r>
+      <w:proofErr w:type="gramEnd"/>
+      <w:r>
+        <w:rPr>
+          <w:rFonts w:ascii="Century Gothic" w:eastAsia="Century Gothic" w:hAnsi="Century Gothic" w:cs="Century Gothic"/>
+          <w:sz w:val="20"/>
+          <w:szCs w:val="20"/>
+        </w:rPr>
+        <w:t>.role_</w:t>
+      </w:r>
+      <w:proofErr w:type="gramStart"/>
+      <w:r>
+        <w:rPr>
+          <w:rFonts w:ascii="Century Gothic" w:eastAsia="Century Gothic" w:hAnsi="Century Gothic" w:cs="Century Gothic"/>
+          <w:sz w:val="20"/>
+          <w:szCs w:val="20"/>
+        </w:rPr>
+        <w:t>detail</w:t>
+      </w:r>
+      <w:proofErr w:type="spellEnd"/>
+      <w:r>
+        <w:rPr>
+          <w:rFonts w:ascii="Century Gothic" w:eastAsia="Century Gothic" w:hAnsi="Century Gothic" w:cs="Century Gothic"/>
+          <w:sz w:val="20"/>
+          <w:szCs w:val="20"/>
+        </w:rPr>
+        <w:t xml:space="preserve"> }</w:t>
+      </w:r>
+      <w:proofErr w:type="gramEnd"/>
+      <w:r>
+        <w:rPr>
+          <w:rFonts w:ascii="Century Gothic" w:eastAsia="Century Gothic" w:hAnsi="Century Gothic" w:cs="Century Gothic"/>
+          <w:sz w:val="20"/>
+          <w:szCs w:val="20"/>
+        </w:rPr>
+        <w:t>}</w:t>
+      </w:r>
     </w:p>
     <w:p>
       <w:pPr>
@@ -2605,6 +2600,809 @@
         <w:adjustRightInd w:val="0"/>
         <w:spacing w:line="240" w:lineRule="auto"/>
         <w:ind w:left="3850"/>
+        <w:rPr>
+          <w:rFonts w:ascii="Century Gothic" w:eastAsia="Century Gothic" w:hAnsi="Century Gothic" w:cs="Century Gothic"/>
+          <w:sz w:val="20"/>
+          <w:szCs w:val="20"/>
+        </w:rPr>
+      </w:pPr>
+    </w:p>
+    <w:p>
+      <w:pPr>
+        <w:pStyle w:val="ListParagraph"/>
+        <w:autoSpaceDE w:val="0"/>
+        <w:autoSpaceDN w:val="0"/>
+        <w:adjustRightInd w:val="0"/>
+        <w:spacing w:line="240" w:lineRule="auto"/>
+        <w:ind w:left="3850"/>
+        <w:rPr>
+          <w:rFonts w:ascii="Century Gothic" w:eastAsia="Century Gothic" w:hAnsi="Century Gothic" w:cs="Century Gothic"/>
+          <w:sz w:val="20"/>
+          <w:szCs w:val="20"/>
+        </w:rPr>
+      </w:pPr>
+      <w:r>
+        <w:rPr>
+          <w:rFonts w:ascii="Century Gothic" w:eastAsia="Century Gothic" w:hAnsi="Century Gothic" w:cs="Century Gothic"/>
+          <w:sz w:val="20"/>
+          <w:szCs w:val="20"/>
+        </w:rPr>
+        <w:t>Contexte &amp; enjeux</w:t>
+      </w:r>
+    </w:p>
+    <w:p>
+      <w:pPr>
+        <w:pStyle w:val="ListParagraph"/>
+        <w:autoSpaceDE w:val="0"/>
+        <w:autoSpaceDN w:val="0"/>
+        <w:adjustRightInd w:val="0"/>
+        <w:spacing w:line="240" w:lineRule="auto"/>
+        <w:ind w:left="3850"/>
+        <w:rPr>
+          <w:rFonts w:ascii="Century Gothic" w:eastAsia="Century Gothic" w:hAnsi="Century Gothic" w:cs="Century Gothic"/>
+          <w:sz w:val="20"/>
+          <w:szCs w:val="20"/>
+        </w:rPr>
+      </w:pPr>
+      <w:proofErr w:type="gramStart"/>
+      <w:r>
+        <w:rPr>
+          <w:rFonts w:ascii="Century Gothic" w:eastAsia="Century Gothic" w:hAnsi="Century Gothic" w:cs="Century Gothic"/>
+          <w:sz w:val="20"/>
+          <w:szCs w:val="20"/>
+        </w:rPr>
+        <w:t xml:space="preserve">{{ </w:t>
+      </w:r>
+      <w:proofErr w:type="spellStart"/>
+      <w:r>
+        <w:rPr>
+          <w:rFonts w:ascii="Century Gothic" w:eastAsia="Century Gothic" w:hAnsi="Century Gothic" w:cs="Century Gothic"/>
+          <w:sz w:val="20"/>
+          <w:szCs w:val="20"/>
+        </w:rPr>
+        <w:t>exp</w:t>
+      </w:r>
+      <w:proofErr w:type="gramEnd"/>
+      <w:r>
+        <w:rPr>
+          <w:rFonts w:ascii="Century Gothic" w:eastAsia="Century Gothic" w:hAnsi="Century Gothic" w:cs="Century Gothic"/>
+          <w:sz w:val="20"/>
+          <w:szCs w:val="20"/>
+        </w:rPr>
+        <w:t>.</w:t>
+      </w:r>
+      <w:proofErr w:type="gramStart"/>
+      <w:r>
+        <w:rPr>
+          <w:rFonts w:ascii="Century Gothic" w:eastAsia="Century Gothic" w:hAnsi="Century Gothic" w:cs="Century Gothic"/>
+          <w:sz w:val="20"/>
+          <w:szCs w:val="20"/>
+        </w:rPr>
+        <w:t>contexte</w:t>
+      </w:r>
+      <w:proofErr w:type="spellEnd"/>
+      <w:r>
+        <w:rPr>
+          <w:rFonts w:ascii="Century Gothic" w:eastAsia="Century Gothic" w:hAnsi="Century Gothic" w:cs="Century Gothic"/>
+          <w:sz w:val="20"/>
+          <w:szCs w:val="20"/>
+        </w:rPr>
+        <w:t xml:space="preserve"> }</w:t>
+      </w:r>
+      <w:proofErr w:type="gramEnd"/>
+      <w:r>
+        <w:rPr>
+          <w:rFonts w:ascii="Century Gothic" w:eastAsia="Century Gothic" w:hAnsi="Century Gothic" w:cs="Century Gothic"/>
+          <w:sz w:val="20"/>
+          <w:szCs w:val="20"/>
+        </w:rPr>
+        <w:t>}</w:t>
+      </w:r>
+    </w:p>
+    <w:p>
+      <w:pPr>
+        <w:pStyle w:val="ListParagraph"/>
+        <w:autoSpaceDE w:val="0"/>
+        <w:autoSpaceDN w:val="0"/>
+        <w:adjustRightInd w:val="0"/>
+        <w:spacing w:line="240" w:lineRule="auto"/>
+        <w:ind w:left="3850"/>
+        <w:rPr>
+          <w:rFonts w:ascii="Century Gothic" w:eastAsia="Century Gothic" w:hAnsi="Century Gothic" w:cs="Century Gothic"/>
+          <w:sz w:val="20"/>
+          <w:szCs w:val="20"/>
+        </w:rPr>
+      </w:pPr>
+    </w:p>
+    <w:p>
+      <w:pPr>
+        <w:pStyle w:val="ListParagraph"/>
+        <w:autoSpaceDE w:val="0"/>
+        <w:autoSpaceDN w:val="0"/>
+        <w:adjustRightInd w:val="0"/>
+        <w:spacing w:line="240" w:lineRule="auto"/>
+        <w:ind w:left="3850"/>
+        <w:rPr>
+          <w:rFonts w:ascii="Century Gothic" w:eastAsia="Century Gothic" w:hAnsi="Century Gothic" w:cs="Century Gothic"/>
+          <w:sz w:val="20"/>
+          <w:szCs w:val="20"/>
+        </w:rPr>
+      </w:pPr>
+      <w:r>
+        <w:rPr>
+          <w:rFonts w:ascii="Century Gothic" w:eastAsia="Century Gothic" w:hAnsi="Century Gothic" w:cs="Century Gothic"/>
+          <w:sz w:val="20"/>
+          <w:szCs w:val="20"/>
+        </w:rPr>
+        <w:t>Objectifs</w:t>
+      </w:r>
+    </w:p>
+    <w:p>
+      <w:pPr>
+        <w:pStyle w:val="ListParagraph"/>
+        <w:autoSpaceDE w:val="0"/>
+        <w:autoSpaceDN w:val="0"/>
+        <w:adjustRightInd w:val="0"/>
+        <w:spacing w:line="240" w:lineRule="auto"/>
+        <w:ind w:left="3850"/>
+        <w:rPr>
+          <w:rFonts w:ascii="Century Gothic" w:eastAsia="Century Gothic" w:hAnsi="Century Gothic" w:cs="Century Gothic"/>
+          <w:sz w:val="20"/>
+          <w:szCs w:val="20"/>
+        </w:rPr>
+      </w:pPr>
+      <w:proofErr w:type="gramStart"/>
+      <w:r>
+        <w:rPr>
+          <w:rFonts w:ascii="Century Gothic" w:eastAsia="Century Gothic" w:hAnsi="Century Gothic" w:cs="Century Gothic"/>
+          <w:sz w:val="20"/>
+          <w:szCs w:val="20"/>
+        </w:rPr>
+        <w:t xml:space="preserve">{{ </w:t>
+      </w:r>
+      <w:proofErr w:type="spellStart"/>
+      <w:r>
+        <w:rPr>
+          <w:rFonts w:ascii="Century Gothic" w:eastAsia="Century Gothic" w:hAnsi="Century Gothic" w:cs="Century Gothic"/>
+          <w:sz w:val="20"/>
+          <w:szCs w:val="20"/>
+        </w:rPr>
+        <w:t>exp</w:t>
+      </w:r>
+      <w:proofErr w:type="gramEnd"/>
+      <w:r>
+        <w:rPr>
+          <w:rFonts w:ascii="Century Gothic" w:eastAsia="Century Gothic" w:hAnsi="Century Gothic" w:cs="Century Gothic"/>
+          <w:sz w:val="20"/>
+          <w:szCs w:val="20"/>
+        </w:rPr>
+        <w:t>.</w:t>
+      </w:r>
+      <w:proofErr w:type="gramStart"/>
+      <w:r>
+        <w:rPr>
+          <w:rFonts w:ascii="Century Gothic" w:eastAsia="Century Gothic" w:hAnsi="Century Gothic" w:cs="Century Gothic"/>
+          <w:sz w:val="20"/>
+          <w:szCs w:val="20"/>
+        </w:rPr>
+        <w:t>objectifs</w:t>
+      </w:r>
+      <w:proofErr w:type="spellEnd"/>
+      <w:r>
+        <w:rPr>
+          <w:rFonts w:ascii="Century Gothic" w:eastAsia="Century Gothic" w:hAnsi="Century Gothic" w:cs="Century Gothic"/>
+          <w:sz w:val="20"/>
+          <w:szCs w:val="20"/>
+        </w:rPr>
+        <w:t xml:space="preserve"> }</w:t>
+      </w:r>
+      <w:proofErr w:type="gramEnd"/>
+      <w:r>
+        <w:rPr>
+          <w:rFonts w:ascii="Century Gothic" w:eastAsia="Century Gothic" w:hAnsi="Century Gothic" w:cs="Century Gothic"/>
+          <w:sz w:val="20"/>
+          <w:szCs w:val="20"/>
+        </w:rPr>
+        <w:t>}</w:t>
+      </w:r>
+    </w:p>
+    <w:p>
+      <w:pPr>
+        <w:pStyle w:val="ListParagraph"/>
+        <w:autoSpaceDE w:val="0"/>
+        <w:autoSpaceDN w:val="0"/>
+        <w:adjustRightInd w:val="0"/>
+        <w:spacing w:line="240" w:lineRule="auto"/>
+        <w:ind w:left="3850"/>
+        <w:rPr>
+          <w:rFonts w:ascii="Century Gothic" w:eastAsia="Century Gothic" w:hAnsi="Century Gothic" w:cs="Century Gothic"/>
+          <w:sz w:val="20"/>
+          <w:szCs w:val="20"/>
+        </w:rPr>
+      </w:pPr>
+    </w:p>
+    <w:p>
+      <w:pPr>
+        <w:pStyle w:val="ListParagraph"/>
+        <w:autoSpaceDE w:val="0"/>
+        <w:autoSpaceDN w:val="0"/>
+        <w:adjustRightInd w:val="0"/>
+        <w:spacing w:line="240" w:lineRule="auto"/>
+        <w:ind w:left="3850"/>
+        <w:rPr>
+          <w:rFonts w:ascii="Century Gothic" w:eastAsia="Century Gothic" w:hAnsi="Century Gothic" w:cs="Century Gothic"/>
+          <w:sz w:val="20"/>
+          <w:szCs w:val="20"/>
+          <w:lang w:val="en-US"/>
+        </w:rPr>
+      </w:pPr>
+      <w:proofErr w:type="spellStart"/>
+      <w:r>
+        <w:rPr>
+          <w:rFonts w:ascii="Century Gothic" w:eastAsia="Century Gothic" w:hAnsi="Century Gothic" w:cs="Century Gothic"/>
+          <w:sz w:val="20"/>
+          <w:szCs w:val="20"/>
+          <w:lang w:val="en-US"/>
+        </w:rPr>
+        <w:t>Réalisations</w:t>
+      </w:r>
+      <w:proofErr w:type="spellEnd"/>
+    </w:p>
+    <w:p>
+      <w:pPr>
+        <w:pStyle w:val="ListParagraph"/>
+        <w:autoSpaceDE w:val="0"/>
+        <w:autoSpaceDN w:val="0"/>
+        <w:adjustRightInd w:val="0"/>
+        <w:spacing w:line="240" w:lineRule="auto"/>
+        <w:ind w:left="3850"/>
+        <w:rPr>
+          <w:rFonts w:ascii="Century Gothic" w:eastAsia="Century Gothic" w:hAnsi="Century Gothic" w:cs="Century Gothic"/>
+          <w:sz w:val="20"/>
+          <w:szCs w:val="20"/>
+          <w:lang w:val="en-US"/>
+        </w:rPr>
+      </w:pPr>
+      <w:r>
+        <w:rPr>
+          <w:rFonts w:ascii="Century Gothic" w:eastAsia="Century Gothic" w:hAnsi="Century Gothic" w:cs="Century Gothic"/>
+          <w:sz w:val="20"/>
+          <w:szCs w:val="20"/>
+          <w:lang w:val="en-US"/>
+        </w:rPr>
+        <w:t xml:space="preserve">{% for real in </w:t>
+      </w:r>
+      <w:proofErr w:type="spellStart"/>
+      <w:proofErr w:type="gramStart"/>
+      <w:r>
+        <w:rPr>
+          <w:rFonts w:ascii="Century Gothic" w:eastAsia="Century Gothic" w:hAnsi="Century Gothic" w:cs="Century Gothic"/>
+          <w:sz w:val="20"/>
+          <w:szCs w:val="20"/>
+          <w:lang w:val="en-US"/>
+        </w:rPr>
+        <w:t>exp.realisations</w:t>
+      </w:r>
+      <w:proofErr w:type="spellEnd"/>
+      <w:proofErr w:type="gramEnd"/>
+      <w:r>
+        <w:rPr>
+          <w:rFonts w:ascii="Century Gothic" w:eastAsia="Century Gothic" w:hAnsi="Century Gothic" w:cs="Century Gothic"/>
+          <w:sz w:val="20"/>
+          <w:szCs w:val="20"/>
+          <w:lang w:val="en-US"/>
+        </w:rPr>
+        <w:t xml:space="preserve"> %}</w:t>
+      </w:r>
+    </w:p>
+    <w:p>
+      <w:pPr>
+        <w:pStyle w:val="ListParagraph"/>
+        <w:autoSpaceDE w:val="0"/>
+        <w:autoSpaceDN w:val="0"/>
+        <w:adjustRightInd w:val="0"/>
+        <w:spacing w:line="240" w:lineRule="auto"/>
+        <w:ind w:left="3850"/>
+        <w:rPr>
+          <w:rFonts w:ascii="Century Gothic" w:eastAsia="Century Gothic" w:hAnsi="Century Gothic" w:cs="Century Gothic"/>
+          <w:sz w:val="20"/>
+          <w:szCs w:val="20"/>
+          <w:lang w:val="en-US"/>
+        </w:rPr>
+      </w:pPr>
+      <w:r>
+        <w:rPr>
+          <w:rFonts w:ascii="Century Gothic" w:eastAsia="Century Gothic" w:hAnsi="Century Gothic" w:cs="Century Gothic"/>
+          <w:sz w:val="20"/>
+          <w:szCs w:val="20"/>
+          <w:lang w:val="en-US"/>
+        </w:rPr>
+        <w:t xml:space="preserve">• </w:t>
+      </w:r>
+      <w:proofErr w:type="gramStart"/>
+      <w:r>
+        <w:rPr>
+          <w:rFonts w:ascii="Century Gothic" w:eastAsia="Century Gothic" w:hAnsi="Century Gothic" w:cs="Century Gothic"/>
+          <w:sz w:val="20"/>
+          <w:szCs w:val="20"/>
+          <w:lang w:val="en-US"/>
+        </w:rPr>
+        <w:t>{{ real</w:t>
+      </w:r>
+      <w:proofErr w:type="gramEnd"/>
+      <w:r>
+        <w:rPr>
+          <w:rFonts w:ascii="Century Gothic" w:eastAsia="Century Gothic" w:hAnsi="Century Gothic" w:cs="Century Gothic"/>
+          <w:sz w:val="20"/>
+          <w:szCs w:val="20"/>
+          <w:lang w:val="en-US"/>
+        </w:rPr>
+        <w:t xml:space="preserve"> }}</w:t>
+      </w:r>
+    </w:p>
+    <w:p>
+      <w:pPr>
+        <w:pStyle w:val="ListParagraph"/>
+        <w:autoSpaceDE w:val="0"/>
+        <w:autoSpaceDN w:val="0"/>
+        <w:adjustRightInd w:val="0"/>
+        <w:spacing w:line="240" w:lineRule="auto"/>
+        <w:ind w:left="3850"/>
+        <w:rPr>
+          <w:rFonts w:ascii="Century Gothic" w:eastAsia="Century Gothic" w:hAnsi="Century Gothic" w:cs="Century Gothic"/>
+          <w:sz w:val="20"/>
+          <w:szCs w:val="20"/>
+          <w:lang w:val="en-US"/>
+        </w:rPr>
+      </w:pPr>
+      <w:r>
+        <w:rPr>
+          <w:rFonts w:ascii="Century Gothic" w:eastAsia="Century Gothic" w:hAnsi="Century Gothic" w:cs="Century Gothic"/>
+          <w:sz w:val="20"/>
+          <w:szCs w:val="20"/>
+          <w:lang w:val="en-US"/>
+        </w:rPr>
+        <w:t xml:space="preserve">{% </w:t>
+      </w:r>
+      <w:proofErr w:type="spellStart"/>
+      <w:r>
+        <w:rPr>
+          <w:rFonts w:ascii="Century Gothic" w:eastAsia="Century Gothic" w:hAnsi="Century Gothic" w:cs="Century Gothic"/>
+          <w:sz w:val="20"/>
+          <w:szCs w:val="20"/>
+          <w:lang w:val="en-US"/>
+        </w:rPr>
+        <w:t>endfor</w:t>
+      </w:r>
+      <w:proofErr w:type="spellEnd"/>
+      <w:r>
+        <w:rPr>
+          <w:rFonts w:ascii="Century Gothic" w:eastAsia="Century Gothic" w:hAnsi="Century Gothic" w:cs="Century Gothic"/>
+          <w:sz w:val="20"/>
+          <w:szCs w:val="20"/>
+          <w:lang w:val="en-US"/>
+        </w:rPr>
+        <w:t xml:space="preserve"> %}</w:t>
+      </w:r>
+    </w:p>
+    <w:p>
+      <w:pPr>
+        <w:pStyle w:val="ListParagraph"/>
+        <w:autoSpaceDE w:val="0"/>
+        <w:autoSpaceDN w:val="0"/>
+        <w:adjustRightInd w:val="0"/>
+        <w:spacing w:line="240" w:lineRule="auto"/>
+        <w:ind w:left="3850"/>
+        <w:rPr>
+          <w:rFonts w:ascii="Century Gothic" w:eastAsia="Century Gothic" w:hAnsi="Century Gothic" w:cs="Century Gothic"/>
+          <w:sz w:val="20"/>
+          <w:szCs w:val="20"/>
+          <w:lang w:val="en-US"/>
+        </w:rPr>
+      </w:pPr>
+    </w:p>
+    <w:p>
+      <w:pPr>
+        <w:pStyle w:val="ListParagraph"/>
+        <w:autoSpaceDE w:val="0"/>
+        <w:autoSpaceDN w:val="0"/>
+        <w:adjustRightInd w:val="0"/>
+        <w:spacing w:line="240" w:lineRule="auto"/>
+        <w:ind w:left="3850"/>
+        <w:rPr>
+          <w:rFonts w:ascii="Century Gothic" w:eastAsia="Century Gothic" w:hAnsi="Century Gothic" w:cs="Century Gothic"/>
+          <w:sz w:val="20"/>
+          <w:szCs w:val="20"/>
+          <w:lang w:val="en-US"/>
+        </w:rPr>
+      </w:pPr>
+      <w:proofErr w:type="spellStart"/>
+      <w:r>
+        <w:rPr>
+          <w:rFonts w:ascii="Century Gothic" w:eastAsia="Century Gothic" w:hAnsi="Century Gothic" w:cs="Century Gothic"/>
+          <w:sz w:val="20"/>
+          <w:szCs w:val="20"/>
+          <w:lang w:val="en-US"/>
+        </w:rPr>
+        <w:t>Résultats</w:t>
+      </w:r>
+      <w:proofErr w:type="spellEnd"/>
+      <w:r>
+        <w:rPr>
+          <w:rFonts w:ascii="Century Gothic" w:eastAsia="Century Gothic" w:hAnsi="Century Gothic" w:cs="Century Gothic"/>
+          <w:sz w:val="20"/>
+          <w:szCs w:val="20"/>
+          <w:lang w:val="en-US"/>
+        </w:rPr>
+        <w:t xml:space="preserve"> / impacts</w:t>
+      </w:r>
+    </w:p>
+    <w:p>
+      <w:pPr>
+        <w:pStyle w:val="ListParagraph"/>
+        <w:autoSpaceDE w:val="0"/>
+        <w:autoSpaceDN w:val="0"/>
+        <w:adjustRightInd w:val="0"/>
+        <w:spacing w:line="240" w:lineRule="auto"/>
+        <w:ind w:left="3850"/>
+        <w:rPr>
+          <w:rFonts w:ascii="Century Gothic" w:eastAsia="Century Gothic" w:hAnsi="Century Gothic" w:cs="Century Gothic"/>
+          <w:sz w:val="20"/>
+          <w:szCs w:val="20"/>
+          <w:lang w:val="en-US"/>
+        </w:rPr>
+      </w:pPr>
+      <w:r>
+        <w:rPr>
+          <w:rFonts w:ascii="Century Gothic" w:eastAsia="Century Gothic" w:hAnsi="Century Gothic" w:cs="Century Gothic"/>
+          <w:sz w:val="20"/>
+          <w:szCs w:val="20"/>
+          <w:lang w:val="en-US"/>
+        </w:rPr>
+        <w:t xml:space="preserve">{% for res in </w:t>
+      </w:r>
+      <w:proofErr w:type="spellStart"/>
+      <w:proofErr w:type="gramStart"/>
+      <w:r>
+        <w:rPr>
+          <w:rFonts w:ascii="Century Gothic" w:eastAsia="Century Gothic" w:hAnsi="Century Gothic" w:cs="Century Gothic"/>
+          <w:sz w:val="20"/>
+          <w:szCs w:val="20"/>
+          <w:lang w:val="en-US"/>
+        </w:rPr>
+        <w:t>exp.resultats</w:t>
+      </w:r>
+      <w:proofErr w:type="spellEnd"/>
+      <w:proofErr w:type="gramEnd"/>
+      <w:r>
+        <w:rPr>
+          <w:rFonts w:ascii="Century Gothic" w:eastAsia="Century Gothic" w:hAnsi="Century Gothic" w:cs="Century Gothic"/>
+          <w:sz w:val="20"/>
+          <w:szCs w:val="20"/>
+          <w:lang w:val="en-US"/>
+        </w:rPr>
+        <w:t xml:space="preserve"> %}</w:t>
+      </w:r>
+    </w:p>
+    <w:p>
+      <w:pPr>
+        <w:pStyle w:val="ListParagraph"/>
+        <w:autoSpaceDE w:val="0"/>
+        <w:autoSpaceDN w:val="0"/>
+        <w:adjustRightInd w:val="0"/>
+        <w:spacing w:line="240" w:lineRule="auto"/>
+        <w:ind w:left="3850"/>
+        <w:rPr>
+          <w:rFonts w:ascii="Century Gothic" w:eastAsia="Century Gothic" w:hAnsi="Century Gothic" w:cs="Century Gothic"/>
+          <w:sz w:val="20"/>
+          <w:szCs w:val="20"/>
+        </w:rPr>
+      </w:pPr>
+      <w:r>
+        <w:rPr>
+          <w:rFonts w:ascii="Century Gothic" w:eastAsia="Century Gothic" w:hAnsi="Century Gothic" w:cs="Century Gothic"/>
+          <w:sz w:val="20"/>
+          <w:szCs w:val="20"/>
+        </w:rPr>
+        <w:t xml:space="preserve">• </w:t>
+      </w:r>
+      <w:proofErr w:type="gramStart"/>
+      <w:r>
+        <w:rPr>
+          <w:rFonts w:ascii="Century Gothic" w:eastAsia="Century Gothic" w:hAnsi="Century Gothic" w:cs="Century Gothic"/>
+          <w:sz w:val="20"/>
+          <w:szCs w:val="20"/>
+        </w:rPr>
+        <w:t xml:space="preserve">{{ </w:t>
+      </w:r>
+      <w:proofErr w:type="spellStart"/>
+      <w:r>
+        <w:rPr>
+          <w:rFonts w:ascii="Century Gothic" w:eastAsia="Century Gothic" w:hAnsi="Century Gothic" w:cs="Century Gothic"/>
+          <w:sz w:val="20"/>
+          <w:szCs w:val="20"/>
+        </w:rPr>
+        <w:t>res</w:t>
+      </w:r>
+      <w:proofErr w:type="spellEnd"/>
+      <w:proofErr w:type="gramEnd"/>
+      <w:r>
+        <w:rPr>
+          <w:rFonts w:ascii="Century Gothic" w:eastAsia="Century Gothic" w:hAnsi="Century Gothic" w:cs="Century Gothic"/>
+          <w:sz w:val="20"/>
+          <w:szCs w:val="20"/>
+        </w:rPr>
+        <w:t xml:space="preserve"> }}</w:t>
+      </w:r>
+    </w:p>
+    <w:p>
+      <w:pPr>
+        <w:pStyle w:val="ListParagraph"/>
+        <w:autoSpaceDE w:val="0"/>
+        <w:autoSpaceDN w:val="0"/>
+        <w:adjustRightInd w:val="0"/>
+        <w:spacing w:line="240" w:lineRule="auto"/>
+        <w:ind w:left="3850"/>
+        <w:rPr>
+          <w:rFonts w:ascii="Century Gothic" w:eastAsia="Century Gothic" w:hAnsi="Century Gothic" w:cs="Century Gothic"/>
+          <w:sz w:val="20"/>
+          <w:szCs w:val="20"/>
+        </w:rPr>
+      </w:pPr>
+      <w:r>
+        <w:rPr>
+          <w:rFonts w:ascii="Century Gothic" w:eastAsia="Century Gothic" w:hAnsi="Century Gothic" w:cs="Century Gothic"/>
+          <w:sz w:val="20"/>
+          <w:szCs w:val="20"/>
+        </w:rPr>
+        <w:t xml:space="preserve">{% </w:t>
+      </w:r>
+      <w:proofErr w:type="spellStart"/>
+      <w:r>
+        <w:rPr>
+          <w:rFonts w:ascii="Century Gothic" w:eastAsia="Century Gothic" w:hAnsi="Century Gothic" w:cs="Century Gothic"/>
+          <w:sz w:val="20"/>
+          <w:szCs w:val="20"/>
+        </w:rPr>
+        <w:t>endfor</w:t>
+      </w:r>
+      <w:proofErr w:type="spellEnd"/>
+      <w:r>
+        <w:rPr>
+          <w:rFonts w:ascii="Century Gothic" w:eastAsia="Century Gothic" w:hAnsi="Century Gothic" w:cs="Century Gothic"/>
+          <w:sz w:val="20"/>
+          <w:szCs w:val="20"/>
+        </w:rPr>
+        <w:t xml:space="preserve"> %}</w:t>
+      </w:r>
+    </w:p>
+    <w:p>
+      <w:pPr>
+        <w:pStyle w:val="ListParagraph"/>
+        <w:autoSpaceDE w:val="0"/>
+        <w:autoSpaceDN w:val="0"/>
+        <w:adjustRightInd w:val="0"/>
+        <w:spacing w:line="240" w:lineRule="auto"/>
+        <w:ind w:left="3850"/>
+        <w:rPr>
+          <w:rFonts w:ascii="Century Gothic" w:eastAsia="Century Gothic" w:hAnsi="Century Gothic" w:cs="Century Gothic"/>
+          <w:sz w:val="20"/>
+          <w:szCs w:val="20"/>
+        </w:rPr>
+      </w:pPr>
+    </w:p>
+    <w:p>
+      <w:pPr>
+        <w:pStyle w:val="ListParagraph"/>
+        <w:autoSpaceDE w:val="0"/>
+        <w:autoSpaceDN w:val="0"/>
+        <w:adjustRightInd w:val="0"/>
+        <w:spacing w:line="240" w:lineRule="auto"/>
+        <w:ind w:left="3850"/>
+        <w:rPr>
+          <w:rFonts w:ascii="Century Gothic" w:eastAsia="Century Gothic" w:hAnsi="Century Gothic" w:cs="Century Gothic"/>
+          <w:sz w:val="20"/>
+          <w:szCs w:val="20"/>
+        </w:rPr>
+      </w:pPr>
+      <w:r>
+        <w:rPr>
+          <w:rFonts w:ascii="Century Gothic" w:eastAsia="Century Gothic" w:hAnsi="Century Gothic" w:cs="Century Gothic"/>
+          <w:sz w:val="20"/>
+          <w:szCs w:val="20"/>
+        </w:rPr>
+        <w:t>Environnement</w:t>
+      </w:r>
+    </w:p>
+    <w:p>
+      <w:pPr>
+        <w:pStyle w:val="ListParagraph"/>
+        <w:autoSpaceDE w:val="0"/>
+        <w:autoSpaceDN w:val="0"/>
+        <w:adjustRightInd w:val="0"/>
+        <w:spacing w:line="240" w:lineRule="auto"/>
+        <w:ind w:left="3850"/>
+        <w:rPr>
+          <w:rFonts w:ascii="Century Gothic" w:eastAsia="Century Gothic" w:hAnsi="Century Gothic" w:cs="Century Gothic"/>
+          <w:sz w:val="20"/>
+          <w:szCs w:val="20"/>
+        </w:rPr>
+      </w:pPr>
+      <w:proofErr w:type="gramStart"/>
+      <w:r>
+        <w:rPr>
+          <w:rFonts w:ascii="Century Gothic" w:eastAsia="Century Gothic" w:hAnsi="Century Gothic" w:cs="Century Gothic"/>
+          <w:sz w:val="20"/>
+          <w:szCs w:val="20"/>
+        </w:rPr>
+        <w:t xml:space="preserve">{{ </w:t>
+      </w:r>
+      <w:proofErr w:type="spellStart"/>
+      <w:r>
+        <w:rPr>
+          <w:rFonts w:ascii="Century Gothic" w:eastAsia="Century Gothic" w:hAnsi="Century Gothic" w:cs="Century Gothic"/>
+          <w:sz w:val="20"/>
+          <w:szCs w:val="20"/>
+        </w:rPr>
+        <w:t>exp</w:t>
+      </w:r>
+      <w:proofErr w:type="gramEnd"/>
+      <w:r>
+        <w:rPr>
+          <w:rFonts w:ascii="Century Gothic" w:eastAsia="Century Gothic" w:hAnsi="Century Gothic" w:cs="Century Gothic"/>
+          <w:sz w:val="20"/>
+          <w:szCs w:val="20"/>
+        </w:rPr>
+        <w:t>.</w:t>
+      </w:r>
+      <w:proofErr w:type="gramStart"/>
+      <w:r>
+        <w:rPr>
+          <w:rFonts w:ascii="Century Gothic" w:eastAsia="Century Gothic" w:hAnsi="Century Gothic" w:cs="Century Gothic"/>
+          <w:sz w:val="20"/>
+          <w:szCs w:val="20"/>
+        </w:rPr>
+        <w:t>environnement</w:t>
+      </w:r>
+      <w:proofErr w:type="spellEnd"/>
+      <w:r>
+        <w:rPr>
+          <w:rFonts w:ascii="Century Gothic" w:eastAsia="Century Gothic" w:hAnsi="Century Gothic" w:cs="Century Gothic"/>
+          <w:sz w:val="20"/>
+          <w:szCs w:val="20"/>
+        </w:rPr>
+        <w:t xml:space="preserve"> }</w:t>
+      </w:r>
+      <w:proofErr w:type="gramEnd"/>
+      <w:r>
+        <w:rPr>
+          <w:rFonts w:ascii="Century Gothic" w:eastAsia="Century Gothic" w:hAnsi="Century Gothic" w:cs="Century Gothic"/>
+          <w:sz w:val="20"/>
+          <w:szCs w:val="20"/>
+        </w:rPr>
+        <w:t>}</w:t>
+      </w:r>
+    </w:p>
+    <w:p>
+      <w:pPr>
+        <w:pStyle w:val="ListParagraph"/>
+        <w:autoSpaceDE w:val="0"/>
+        <w:autoSpaceDN w:val="0"/>
+        <w:adjustRightInd w:val="0"/>
+        <w:spacing w:line="240" w:lineRule="auto"/>
+        <w:ind w:left="3850"/>
+        <w:rPr>
+          <w:rFonts w:ascii="Century Gothic" w:eastAsia="Century Gothic" w:hAnsi="Century Gothic" w:cs="Century Gothic"/>
+          <w:sz w:val="20"/>
+          <w:szCs w:val="20"/>
+        </w:rPr>
+      </w:pPr>
+    </w:p>
+    <w:p>
+      <w:pPr>
+        <w:pStyle w:val="ListParagraph"/>
+        <w:autoSpaceDE w:val="0"/>
+        <w:autoSpaceDN w:val="0"/>
+        <w:adjustRightInd w:val="0"/>
+        <w:spacing w:line="240" w:lineRule="auto"/>
+        <w:ind w:left="3850"/>
+        <w:rPr>
+          <w:rFonts w:ascii="Century Gothic" w:eastAsia="Century Gothic" w:hAnsi="Century Gothic" w:cs="Century Gothic"/>
+          <w:sz w:val="20"/>
+          <w:szCs w:val="20"/>
+          <w:lang w:val="en-US"/>
+        </w:rPr>
+      </w:pPr>
+      <w:r>
+        <w:rPr>
+          <w:rFonts w:ascii="Century Gothic" w:eastAsia="Century Gothic" w:hAnsi="Century Gothic" w:cs="Century Gothic"/>
+          <w:sz w:val="20"/>
+          <w:szCs w:val="20"/>
+          <w:lang w:val="en-US"/>
+        </w:rPr>
+        <w:t xml:space="preserve">{% </w:t>
+      </w:r>
+      <w:proofErr w:type="spellStart"/>
+      <w:r>
+        <w:rPr>
+          <w:rFonts w:ascii="Century Gothic" w:eastAsia="Century Gothic" w:hAnsi="Century Gothic" w:cs="Century Gothic"/>
+          <w:sz w:val="20"/>
+          <w:szCs w:val="20"/>
+          <w:lang w:val="en-US"/>
+        </w:rPr>
+        <w:t>endfor</w:t>
+      </w:r>
+      <w:proofErr w:type="spellEnd"/>
+      <w:r>
+        <w:rPr>
+          <w:rFonts w:ascii="Century Gothic" w:eastAsia="Century Gothic" w:hAnsi="Century Gothic" w:cs="Century Gothic"/>
+          <w:sz w:val="20"/>
+          <w:szCs w:val="20"/>
+          <w:lang w:val="en-US"/>
+        </w:rPr>
+        <w:t xml:space="preserve"> %}</w:t>
+      </w:r>
+    </w:p>
+    <w:p>
+      <w:pPr>
+        <w:spacing w:line="240" w:lineRule="auto"/>
+        <w:rPr>
+          <w:rFonts w:ascii="Century Gothic" w:eastAsia="Century Gothic" w:hAnsi="Century Gothic" w:cs="Century Gothic"/>
+          <w:b/>
+          <w:bCs/>
+          <w:sz w:val="20"/>
+          <w:szCs w:val="20"/>
+        </w:rPr>
+      </w:pPr>
+      <w:r>
+        <w:rPr>
+          <w:rFonts w:ascii="Century Gothic" w:eastAsia="Century Gothic" w:hAnsi="Century Gothic" w:cs="Century Gothic"/>
+          <w:b/>
+          <w:bCs/>
+          <w:sz w:val="20"/>
+          <w:szCs w:val="20"/>
+        </w:rPr>
+        <w:t xml:space="preserve"> </w:t>
+      </w:r>
+    </w:p>
+    <w:p>
+      <w:pPr>
+        <w:pStyle w:val="ListParagraph"/>
+        <w:autoSpaceDE w:val="0"/>
+        <w:autoSpaceDN w:val="0"/>
+        <w:adjustRightInd w:val="0"/>
+        <w:spacing w:line="240" w:lineRule="auto"/>
+        <w:ind w:left="3850"/>
+        <w:rPr>
+          <w:rFonts w:ascii="Century Gothic" w:eastAsia="Century Gothic" w:hAnsi="Century Gothic" w:cs="Century Gothic"/>
+          <w:sz w:val="20"/>
+          <w:szCs w:val="20"/>
+          <w:lang w:val="en-US"/>
+        </w:rPr>
+      </w:pPr>
+    </w:p>
+    <w:p>
+      <w:pPr>
+        <w:pStyle w:val="ListParagraph"/>
+        <w:autoSpaceDE w:val="0"/>
+        <w:autoSpaceDN w:val="0"/>
+        <w:adjustRightInd w:val="0"/>
+        <w:spacing w:line="240" w:lineRule="auto"/>
+        <w:ind w:left="3850"/>
+        <w:rPr>
+          <w:rFonts w:ascii="Century Gothic" w:eastAsia="Century Gothic" w:hAnsi="Century Gothic" w:cs="Century Gothic"/>
+          <w:sz w:val="20"/>
+          <w:szCs w:val="20"/>
+          <w:lang w:val="en-US"/>
+        </w:rPr>
+      </w:pPr>
+    </w:p>
+    <w:p>
+      <w:pPr>
+        <w:autoSpaceDE w:val="0"/>
+        <w:autoSpaceDN w:val="0"/>
+        <w:adjustRightInd w:val="0"/>
+        <w:spacing w:line="240" w:lineRule="auto"/>
         <w:rPr>
           <w:rFonts w:ascii="Century Gothic" w:eastAsia="Century Gothic" w:hAnsi="Century Gothic" w:cs="Century Gothic"/>
           <w:sz w:val="20"/>
@@ -9222,32 +10020,12 @@
 </file>
 
 <file path=customXml/item1.xml><?xml version="1.0" encoding="utf-8"?>
-<?mso-contentType ?>
-<FormTemplates xmlns="http://schemas.microsoft.com/sharepoint/v3/contenttype/forms">
-  <Display>DocumentLibraryForm</Display>
-  <Edit>DocumentLibraryForm</Edit>
-  <New>DocumentLibraryForm</New>
-</FormTemplates>
-</file>
-
-<file path=customXml/item2.xml><?xml version="1.0" encoding="utf-8"?>
-<p:properties xmlns:p="http://schemas.microsoft.com/office/2006/metadata/properties" xmlns:xsi="http://www.w3.org/2001/XMLSchema-instance" xmlns:pc="http://schemas.microsoft.com/office/infopath/2007/PartnerControls">
-  <documentManagement>
-    <lcf76f155ced4ddcb4097134ff3c332f xmlns="d6fa656f-835a-4bd6-980d-557baa631ad6">
-      <Terms xmlns="http://schemas.microsoft.com/office/infopath/2007/PartnerControls"/>
-    </lcf76f155ced4ddcb4097134ff3c332f>
-    <TaxCatchAll xmlns="920d9a89-6f3e-42ce-9eb7-d7cf8ba8a559" xsi:nil="true"/>
-  </documentManagement>
-</p:properties>
-</file>
-
-<file path=customXml/item3.xml><?xml version="1.0" encoding="utf-8"?>
 <go:gDocsCustomXmlDataStorage xmlns:go="http://customooxmlschemas.google.com/" xmlns:r="http://schemas.openxmlformats.org/officeDocument/2006/relationships">
   <go:docsCustomData xmlns:go="http://customooxmlschemas.google.com/" roundtripDataSignature="AMtx7mjSD1PSd3vJPuuZ74KqQLIp71t5fA==">AMUW2mWORY+47SRRbuApNd0NMq3di7OfQqfRKMJUT16ADrNvSEPvbP6yo4goetaW5D/LI/tEENuLikfU6PRRKUfUA7Qf0aPJiybehgBfTMb+R7nwwAtU+9GHzM2+frUw7e/ij2x9+6svc+l/lWRB+xAfmNH8CHRe+0LI+MKczmYFThaQPm0oromAzVJwuB2IfcL0s0nVi7An</go:docsCustomData>
 </go:gDocsCustomXmlDataStorage>
 </file>
 
-<file path=customXml/item4.xml><?xml version="1.0" encoding="utf-8"?>
+<file path=customXml/item2.xml><?xml version="1.0" encoding="utf-8"?>
 <ct:contentTypeSchema xmlns:ct="http://schemas.microsoft.com/office/2006/metadata/contentType" xmlns:ma="http://schemas.microsoft.com/office/2006/metadata/properties/metaAttributes" ct:_="" ma:_="" ma:contentTypeName="Document" ma:contentTypeID="0x0101001E7BAFD538935B4D8B3A8A99C326487A" ma:contentTypeVersion="13" ma:contentTypeDescription="Crée un document." ma:contentTypeScope="" ma:versionID="220290b1f7e69aa4b76c4006c9faa604">
   <xsd:schema xmlns:xsd="http://www.w3.org/2001/XMLSchema" xmlns:xs="http://www.w3.org/2001/XMLSchema" xmlns:p="http://schemas.microsoft.com/office/2006/metadata/properties" xmlns:ns2="d6fa656f-835a-4bd6-980d-557baa631ad6" xmlns:ns3="920d9a89-6f3e-42ce-9eb7-d7cf8ba8a559" targetNamespace="http://schemas.microsoft.com/office/2006/metadata/properties" ma:root="true" ma:fieldsID="b386183d9156a23b717042560617a300" ns2:_="" ns3:_="">
     <xsd:import namespace="d6fa656f-835a-4bd6-980d-557baa631ad6"/>
@@ -9470,30 +10248,31 @@
 </ct:contentTypeSchema>
 </file>
 
-<file path=customXml/item5.xml><?xml version="1.0" encoding="utf-8"?>
+<file path=customXml/item3.xml><?xml version="1.0" encoding="utf-8"?>
 <b:Sources xmlns:b="http://schemas.openxmlformats.org/officeDocument/2006/bibliography" xmlns="http://schemas.openxmlformats.org/officeDocument/2006/bibliography" SelectedStyle="\APASixthEditionOfficeOnline.xsl" StyleName="APA" Version="6"/>
 </file>
 
-<file path=customXml/itemProps1.xml><?xml version="1.0" encoding="utf-8"?>
-<ds:datastoreItem xmlns:ds="http://schemas.openxmlformats.org/officeDocument/2006/customXml" ds:itemID="{1BE625E7-0389-45F3-8FBC-8A81B1B0A21F}">
-  <ds:schemaRefs>
-    <ds:schemaRef ds:uri="http://schemas.microsoft.com/sharepoint/v3/contenttype/forms"/>
-  </ds:schemaRefs>
-</ds:datastoreItem>
+<file path=customXml/item4.xml><?xml version="1.0" encoding="utf-8"?>
+<?mso-contentType ?>
+<FormTemplates xmlns="http://schemas.microsoft.com/sharepoint/v3/contenttype/forms">
+  <Display>DocumentLibraryForm</Display>
+  <Edit>DocumentLibraryForm</Edit>
+  <New>DocumentLibraryForm</New>
+</FormTemplates>
 </file>
 
-<file path=customXml/itemProps2.xml><?xml version="1.0" encoding="utf-8"?>
-<ds:datastoreItem xmlns:ds="http://schemas.openxmlformats.org/officeDocument/2006/customXml" ds:itemID="{49EB3AF7-7DC0-4572-AA73-B374046DB1ED}">
-  <ds:schemaRefs>
-    <ds:schemaRef ds:uri="http://schemas.microsoft.com/office/2006/metadata/properties"/>
-    <ds:schemaRef ds:uri="http://schemas.microsoft.com/office/infopath/2007/PartnerControls"/>
-    <ds:schemaRef ds:uri="d6fa656f-835a-4bd6-980d-557baa631ad6"/>
-    <ds:schemaRef ds:uri="920d9a89-6f3e-42ce-9eb7-d7cf8ba8a559"/>
-  </ds:schemaRefs>
-</ds:datastoreItem>
+<file path=customXml/item5.xml><?xml version="1.0" encoding="utf-8"?>
+<p:properties xmlns:p="http://schemas.microsoft.com/office/2006/metadata/properties" xmlns:xsi="http://www.w3.org/2001/XMLSchema-instance" xmlns:pc="http://schemas.microsoft.com/office/infopath/2007/PartnerControls">
+  <documentManagement>
+    <lcf76f155ced4ddcb4097134ff3c332f xmlns="d6fa656f-835a-4bd6-980d-557baa631ad6">
+      <Terms xmlns="http://schemas.microsoft.com/office/infopath/2007/PartnerControls"/>
+    </lcf76f155ced4ddcb4097134ff3c332f>
+    <TaxCatchAll xmlns="920d9a89-6f3e-42ce-9eb7-d7cf8ba8a559" xsi:nil="true"/>
+  </documentManagement>
+</p:properties>
 </file>
 
-<file path=customXml/itemProps3.xml><?xml version="1.0" encoding="utf-8"?>
+<file path=customXml/itemProps1.xml><?xml version="1.0" encoding="utf-8"?>
 <ds:datastoreItem xmlns:ds="http://schemas.openxmlformats.org/officeDocument/2006/customXml" ds:itemID="{11111111-1234-1234-1234-123412341234}">
   <ds:schemaRefs>
     <ds:schemaRef ds:uri="http://customooxmlschemas.google.com/"/>
@@ -9502,7 +10281,7 @@
 </ds:datastoreItem>
 </file>
 
-<file path=customXml/itemProps4.xml><?xml version="1.0" encoding="utf-8"?>
+<file path=customXml/itemProps2.xml><?xml version="1.0" encoding="utf-8"?>
 <ds:datastoreItem xmlns:ds="http://schemas.openxmlformats.org/officeDocument/2006/customXml" ds:itemID="{F56DA42E-FE1C-40CD-A7F0-580B8D645639}">
   <ds:schemaRefs>
     <ds:schemaRef ds:uri="http://schemas.microsoft.com/office/2006/metadata/contentType"/>
@@ -9521,10 +10300,29 @@
 </ds:datastoreItem>
 </file>
 
-<file path=customXml/itemProps5.xml><?xml version="1.0" encoding="utf-8"?>
+<file path=customXml/itemProps3.xml><?xml version="1.0" encoding="utf-8"?>
 <ds:datastoreItem xmlns:ds="http://schemas.openxmlformats.org/officeDocument/2006/customXml" ds:itemID="{37DE214B-233D-4CD0-8671-EC398B61BBE0}">
   <ds:schemaRefs>
     <ds:schemaRef ds:uri="http://schemas.openxmlformats.org/officeDocument/2006/bibliography"/>
   </ds:schemaRefs>
 </ds:datastoreItem>
+</file>
+
+<file path=customXml/itemProps4.xml><?xml version="1.0" encoding="utf-8"?>
+<ds:datastoreItem xmlns:ds="http://schemas.openxmlformats.org/officeDocument/2006/customXml" ds:itemID="{1BE625E7-0389-45F3-8FBC-8A81B1B0A21F}">
+  <ds:schemaRefs>
+    <ds:schemaRef ds:uri="http://schemas.microsoft.com/sharepoint/v3/contenttype/forms"/>
+  </ds:schemaRefs>
+</ds:datastoreItem>
+</file>
+
+<file path=customXml/itemProps5.xml><?xml version="1.0" encoding="utf-8"?>
+<ds:datastoreItem xmlns:ds="http://schemas.openxmlformats.org/officeDocument/2006/customXml" ds:itemID="{49EB3AF7-7DC0-4572-AA73-B374046DB1ED}">
+  <ds:schemaRefs>
+    <ds:schemaRef ds:uri="http://schemas.microsoft.com/office/2006/metadata/properties"/>
+    <ds:schemaRef ds:uri="http://schemas.microsoft.com/office/infopath/2007/PartnerControls"/>
+    <ds:schemaRef ds:uri="d6fa656f-835a-4bd6-980d-557baa631ad6"/>
+    <ds:schemaRef ds:uri="920d9a89-6f3e-42ce-9eb7-d7cf8ba8a559"/>
+  </ds:schemaRefs>
+</ds:datastoreItem>
 </file>
--- a/backend/templates/template_maltem.docx
+++ b/backend/templates/template_maltem.docx
@@ -1011,6 +1011,19 @@
     <w:p>
       <w:pPr>
         <w:pStyle w:val="ListParagraph"/>
+        <w:spacing w:after="120" w:line="240" w:lineRule="auto"/>
+        <w:ind w:left="3130"/>
+        <w:rPr>
+          <w:rFonts w:ascii="Century Gothic" w:eastAsia="Century Gothic" w:hAnsi="Century Gothic" w:cs="Century Gothic"/>
+          <w:sz w:val="20"/>
+          <w:szCs w:val="20"/>
+          <w:lang w:val="en-US"/>
+        </w:rPr>
+      </w:pPr>
+    </w:p>
+    <w:p>
+      <w:pPr>
+        <w:pStyle w:val="ListParagraph"/>
         <w:spacing w:after="40" w:line="240" w:lineRule="auto"/>
         <w:ind w:left="1080" w:hanging="360"/>
         <w:contextualSpacing w:val="0"/>
@@ -1030,9 +1043,15 @@
           <w:szCs w:val="18"/>
           <w:lang w:val="en-DE" w:eastAsia="en-GB"/>
         </w:rPr>
-        <w:t>{% for edu in education %}</w:t>
-      </w:r>
-      <w:r>
+        <w:t>{% if formations %}</w:t>
+      </w:r>
+    </w:p>
+    <w:p>
+      <w:pPr>
+        <w:pStyle w:val="ListParagraph"/>
+        <w:spacing w:after="40" w:line="240" w:lineRule="auto"/>
+        <w:ind w:left="1080" w:hanging="360"/>
+        <w:contextualSpacing w:val="0"/>
         <w:rPr>
           <w:rFonts w:ascii="Century Gothic" w:eastAsia="Century Gothic" w:hAnsi="Century Gothic" w:cs="Century Gothic"/>
           <w:color w:val="111111"/>
@@ -1040,8 +1059,7 @@
           <w:szCs w:val="18"/>
           <w:lang w:val="en-DE" w:eastAsia="en-GB"/>
         </w:rPr>
-        <w:t xml:space="preserve"> </w:t>
-      </w:r>
+      </w:pPr>
       <w:r>
         <w:rPr>
           <w:rFonts w:ascii="Century Gothic" w:eastAsia="Century Gothic" w:hAnsi="Century Gothic" w:cs="Century Gothic"/>
@@ -1050,9 +1068,15 @@
           <w:szCs w:val="18"/>
           <w:lang w:val="en-DE" w:eastAsia="en-GB"/>
         </w:rPr>
-        <w:t>{{ edu.annee }} : {{ edu.diplome }}</w:t>
-      </w:r>
-      <w:r>
+        <w:t>FORMATIONS</w:t>
+      </w:r>
+    </w:p>
+    <w:p>
+      <w:pPr>
+        <w:pStyle w:val="ListParagraph"/>
+        <w:spacing w:after="40" w:line="240" w:lineRule="auto"/>
+        <w:ind w:left="1080" w:hanging="360"/>
+        <w:contextualSpacing w:val="0"/>
         <w:rPr>
           <w:rFonts w:ascii="Century Gothic" w:eastAsia="Century Gothic" w:hAnsi="Century Gothic" w:cs="Century Gothic"/>
           <w:color w:val="111111"/>
@@ -1060,8 +1084,7 @@
           <w:szCs w:val="18"/>
           <w:lang w:val="en-DE" w:eastAsia="en-GB"/>
         </w:rPr>
-        <w:t xml:space="preserve"> </w:t>
-      </w:r>
+      </w:pPr>
       <w:r>
         <w:rPr>
           <w:rFonts w:ascii="Century Gothic" w:eastAsia="Century Gothic" w:hAnsi="Century Gothic" w:cs="Century Gothic"/>
@@ -1070,304 +1093,248 @@
           <w:szCs w:val="18"/>
           <w:lang w:val="en-DE" w:eastAsia="en-GB"/>
         </w:rPr>
-        <w:t>{% endfor %}</w:t>
+        <w:t>{% for form in formations %}</w:t>
       </w:r>
     </w:p>
     <w:p>
       <w:pPr>
-        <w:spacing w:after="120" w:line="240" w:lineRule="auto"/>
-        <w:rPr>
-          <w:rFonts w:ascii="Century Gothic" w:eastAsia="Century Gothic" w:hAnsi="Century Gothic" w:cs="Century Gothic"/>
-          <w:b/>
-          <w:bCs/>
-          <w:sz w:val="20"/>
-          <w:szCs w:val="20"/>
-          <w:lang w:val="en-US"/>
-        </w:rPr>
-      </w:pPr>
+        <w:pStyle w:val="ListParagraph"/>
+        <w:spacing w:after="40" w:line="240" w:lineRule="auto"/>
+        <w:ind w:left="1080" w:hanging="360"/>
+        <w:contextualSpacing w:val="0"/>
+        <w:rPr>
+          <w:rFonts w:ascii="Century Gothic" w:eastAsia="Century Gothic" w:hAnsi="Century Gothic" w:cs="Century Gothic"/>
+          <w:color w:val="111111"/>
+          <w:sz w:val="18"/>
+          <w:szCs w:val="18"/>
+          <w:lang w:val="en-DE" w:eastAsia="en-GB"/>
+        </w:rPr>
+      </w:pPr>
+      <w:r>
+        <w:rPr>
+          <w:rFonts w:ascii="Century Gothic" w:eastAsia="Century Gothic" w:hAnsi="Century Gothic" w:cs="Century Gothic"/>
+          <w:color w:val="111111"/>
+          <w:sz w:val="18"/>
+          <w:szCs w:val="18"/>
+          <w:lang w:val="en-DE" w:eastAsia="en-GB"/>
+        </w:rPr>
+        <w:t>{{ form.annee }} | {{ form.diplome }} – {{ form.ecole }}</w:t>
+      </w:r>
     </w:p>
     <w:p>
       <w:pPr>
         <w:pStyle w:val="ListParagraph"/>
-        <w:spacing w:after="120" w:line="240" w:lineRule="auto"/>
-        <w:ind w:left="3130"/>
-        <w:rPr>
-          <w:rFonts w:ascii="Century Gothic" w:eastAsia="Century Gothic" w:hAnsi="Century Gothic" w:cs="Century Gothic"/>
-          <w:sz w:val="20"/>
-          <w:szCs w:val="20"/>
-          <w:lang w:val="en-US"/>
-        </w:rPr>
-      </w:pPr>
+        <w:spacing w:after="40" w:line="240" w:lineRule="auto"/>
+        <w:ind w:left="1080" w:hanging="360"/>
+        <w:contextualSpacing w:val="0"/>
+        <w:rPr>
+          <w:rFonts w:ascii="Century Gothic" w:eastAsia="Century Gothic" w:hAnsi="Century Gothic" w:cs="Century Gothic"/>
+          <w:color w:val="111111"/>
+          <w:sz w:val="18"/>
+          <w:szCs w:val="18"/>
+          <w:lang w:val="en-DE" w:eastAsia="en-GB"/>
+        </w:rPr>
+      </w:pPr>
+      <w:r>
+        <w:rPr>
+          <w:rFonts w:ascii="Century Gothic" w:eastAsia="Century Gothic" w:hAnsi="Century Gothic" w:cs="Century Gothic"/>
+          <w:color w:val="111111"/>
+          <w:sz w:val="18"/>
+          <w:szCs w:val="18"/>
+          <w:lang w:val="en-DE" w:eastAsia="en-GB"/>
+        </w:rPr>
+        <w:t>{% endfor %}</w:t>
+      </w:r>
     </w:p>
     <w:p>
       <w:pPr>
-        <w:widowControl w:val="0"/>
-        <w:autoSpaceDE w:val="0"/>
-        <w:autoSpaceDN w:val="0"/>
-        <w:spacing w:before="99" w:line="240" w:lineRule="auto"/>
-        <w:ind w:right="2778"/>
-        <w:outlineLvl w:val="0"/>
-        <w:rPr>
-          <w:rFonts w:ascii="Century Gothic" w:eastAsia="Century Gothic" w:hAnsi="Century Gothic" w:cs="Century Gothic"/>
-          <w:b/>
+        <w:pStyle w:val="ListParagraph"/>
+        <w:spacing w:after="40" w:line="240" w:lineRule="auto"/>
+        <w:ind w:left="1080" w:hanging="360"/>
+        <w:contextualSpacing w:val="0"/>
+        <w:rPr>
+          <w:rFonts w:ascii="Century Gothic" w:eastAsia="Century Gothic" w:hAnsi="Century Gothic" w:cs="Century Gothic"/>
           <w:color w:val="111111"/>
-          <w:sz w:val="20"/>
-          <w:szCs w:val="20"/>
-          <w:lang w:val="en-US"/>
-        </w:rPr>
-      </w:pPr>
+          <w:sz w:val="18"/>
+          <w:szCs w:val="18"/>
+          <w:lang w:val="en-DE" w:eastAsia="en-GB"/>
+        </w:rPr>
+      </w:pPr>
+      <w:r>
+        <w:rPr>
+          <w:rFonts w:ascii="Century Gothic" w:eastAsia="Century Gothic" w:hAnsi="Century Gothic" w:cs="Century Gothic"/>
+          <w:color w:val="111111"/>
+          <w:sz w:val="18"/>
+          <w:szCs w:val="18"/>
+          <w:lang w:val="en-DE" w:eastAsia="en-GB"/>
+        </w:rPr>
+        <w:t>{% endif %}</w:t>
+      </w:r>
     </w:p>
     <w:p>
       <w:pPr>
-        <w:widowControl w:val="0"/>
-        <w:autoSpaceDE w:val="0"/>
-        <w:autoSpaceDN w:val="0"/>
-        <w:spacing w:before="99" w:line="240" w:lineRule="auto"/>
-        <w:ind w:right="2778"/>
-        <w:outlineLvl w:val="0"/>
-        <w:rPr>
-          <w:rFonts w:ascii="Century Gothic" w:eastAsia="Century Gothic" w:hAnsi="Century Gothic" w:cs="Century Gothic"/>
-          <w:b/>
+        <w:pStyle w:val="ListParagraph"/>
+        <w:spacing w:after="40" w:line="240" w:lineRule="auto"/>
+        <w:ind w:left="1080" w:hanging="360"/>
+        <w:contextualSpacing w:val="0"/>
+        <w:rPr>
+          <w:rFonts w:ascii="Century Gothic" w:eastAsia="Century Gothic" w:hAnsi="Century Gothic" w:cs="Century Gothic"/>
           <w:color w:val="111111"/>
-          <w:sz w:val="20"/>
-          <w:szCs w:val="20"/>
-          <w:lang w:val="en-US"/>
+          <w:sz w:val="18"/>
+          <w:szCs w:val="18"/>
+          <w:lang w:val="en-DE" w:eastAsia="en-GB"/>
         </w:rPr>
       </w:pPr>
     </w:p>
     <w:p>
       <w:pPr>
-        <w:widowControl w:val="0"/>
-        <w:autoSpaceDE w:val="0"/>
-        <w:autoSpaceDN w:val="0"/>
-        <w:spacing w:before="99" w:line="240" w:lineRule="auto"/>
-        <w:ind w:right="2778"/>
-        <w:outlineLvl w:val="0"/>
-        <w:rPr>
-          <w:rFonts w:ascii="Century Gothic" w:eastAsia="Century Gothic" w:hAnsi="Century Gothic" w:cs="Century Gothic"/>
-          <w:b/>
+        <w:pStyle w:val="ListParagraph"/>
+        <w:spacing w:after="40" w:line="240" w:lineRule="auto"/>
+        <w:ind w:left="1080" w:hanging="360"/>
+        <w:contextualSpacing w:val="0"/>
+        <w:rPr>
+          <w:rFonts w:ascii="Century Gothic" w:eastAsia="Century Gothic" w:hAnsi="Century Gothic" w:cs="Century Gothic"/>
           <w:color w:val="111111"/>
-          <w:sz w:val="20"/>
-          <w:szCs w:val="20"/>
-          <w:lang w:val="en-US"/>
-        </w:rPr>
-      </w:pPr>
+          <w:sz w:val="18"/>
+          <w:szCs w:val="18"/>
+          <w:lang w:val="en-DE" w:eastAsia="en-GB"/>
+        </w:rPr>
+      </w:pPr>
+      <w:r>
+        <w:rPr>
+          <w:rFonts w:ascii="Century Gothic" w:eastAsia="Century Gothic" w:hAnsi="Century Gothic" w:cs="Century Gothic"/>
+          <w:color w:val="111111"/>
+          <w:sz w:val="18"/>
+          <w:szCs w:val="18"/>
+          <w:lang w:val="en-DE" w:eastAsia="en-GB"/>
+        </w:rPr>
+        <w:t>{% if certifications %}</w:t>
+      </w:r>
     </w:p>
     <w:p>
       <w:pPr>
-        <w:widowControl w:val="0"/>
-        <w:autoSpaceDE w:val="0"/>
-        <w:autoSpaceDN w:val="0"/>
-        <w:spacing w:before="99" w:line="240" w:lineRule="auto"/>
-        <w:ind w:right="2778"/>
-        <w:outlineLvl w:val="0"/>
-        <w:rPr>
-          <w:rFonts w:ascii="Century Gothic" w:eastAsia="Century Gothic" w:hAnsi="Century Gothic" w:cs="Century Gothic"/>
-          <w:b/>
+        <w:pStyle w:val="ListParagraph"/>
+        <w:spacing w:after="40" w:line="240" w:lineRule="auto"/>
+        <w:ind w:left="1080" w:hanging="360"/>
+        <w:contextualSpacing w:val="0"/>
+        <w:rPr>
+          <w:rFonts w:ascii="Century Gothic" w:eastAsia="Century Gothic" w:hAnsi="Century Gothic" w:cs="Century Gothic"/>
           <w:color w:val="111111"/>
-          <w:sz w:val="20"/>
-          <w:szCs w:val="20"/>
-          <w:lang w:val="en-US"/>
-        </w:rPr>
-      </w:pPr>
+          <w:sz w:val="18"/>
+          <w:szCs w:val="18"/>
+          <w:lang w:val="en-DE" w:eastAsia="en-GB"/>
+        </w:rPr>
+      </w:pPr>
+      <w:r>
+        <w:rPr>
+          <w:rFonts w:ascii="Century Gothic" w:eastAsia="Century Gothic" w:hAnsi="Century Gothic" w:cs="Century Gothic"/>
+          <w:color w:val="111111"/>
+          <w:sz w:val="18"/>
+          <w:szCs w:val="18"/>
+          <w:lang w:val="en-DE" w:eastAsia="en-GB"/>
+        </w:rPr>
+        <w:t>CERTIFICATIONS</w:t>
+      </w:r>
     </w:p>
     <w:p>
       <w:pPr>
-        <w:widowControl w:val="0"/>
-        <w:autoSpaceDE w:val="0"/>
-        <w:autoSpaceDN w:val="0"/>
-        <w:spacing w:before="99" w:line="240" w:lineRule="auto"/>
-        <w:ind w:right="2778"/>
-        <w:outlineLvl w:val="0"/>
-        <w:rPr>
-          <w:rFonts w:ascii="Century Gothic" w:eastAsia="Century Gothic" w:hAnsi="Century Gothic" w:cs="Century Gothic"/>
-          <w:b/>
+        <w:pStyle w:val="ListParagraph"/>
+        <w:spacing w:after="40" w:line="240" w:lineRule="auto"/>
+        <w:ind w:left="1080" w:hanging="360"/>
+        <w:contextualSpacing w:val="0"/>
+        <w:rPr>
+          <w:rFonts w:ascii="Century Gothic" w:eastAsia="Century Gothic" w:hAnsi="Century Gothic" w:cs="Century Gothic"/>
           <w:color w:val="111111"/>
-          <w:sz w:val="20"/>
-          <w:szCs w:val="20"/>
-          <w:lang w:val="en-US"/>
-        </w:rPr>
-      </w:pPr>
+          <w:sz w:val="18"/>
+          <w:szCs w:val="18"/>
+          <w:lang w:val="en-DE" w:eastAsia="en-GB"/>
+        </w:rPr>
+      </w:pPr>
+      <w:r>
+        <w:rPr>
+          <w:rFonts w:ascii="Century Gothic" w:eastAsia="Century Gothic" w:hAnsi="Century Gothic" w:cs="Century Gothic"/>
+          <w:color w:val="111111"/>
+          <w:sz w:val="18"/>
+          <w:szCs w:val="18"/>
+          <w:lang w:val="en-DE" w:eastAsia="en-GB"/>
+        </w:rPr>
+        <w:t>{% for certif in certifications %}</w:t>
+      </w:r>
     </w:p>
     <w:p>
       <w:pPr>
-        <w:widowControl w:val="0"/>
-        <w:autoSpaceDE w:val="0"/>
-        <w:autoSpaceDN w:val="0"/>
-        <w:spacing w:before="99" w:line="240" w:lineRule="auto"/>
-        <w:ind w:right="2778"/>
-        <w:outlineLvl w:val="0"/>
-        <w:rPr>
-          <w:rFonts w:ascii="Century Gothic" w:eastAsia="Century Gothic" w:hAnsi="Century Gothic" w:cs="Century Gothic"/>
-          <w:b/>
+        <w:pStyle w:val="ListParagraph"/>
+        <w:spacing w:after="40" w:line="240" w:lineRule="auto"/>
+        <w:ind w:left="1080" w:hanging="360"/>
+        <w:contextualSpacing w:val="0"/>
+        <w:rPr>
+          <w:rFonts w:ascii="Century Gothic" w:eastAsia="Century Gothic" w:hAnsi="Century Gothic" w:cs="Century Gothic"/>
           <w:color w:val="111111"/>
-          <w:sz w:val="20"/>
-          <w:szCs w:val="20"/>
-          <w:lang w:val="en-US"/>
-        </w:rPr>
-      </w:pPr>
+          <w:sz w:val="18"/>
+          <w:szCs w:val="18"/>
+          <w:lang w:val="en-DE" w:eastAsia="en-GB"/>
+        </w:rPr>
+      </w:pPr>
+      <w:r>
+        <w:rPr>
+          <w:rFonts w:ascii="Century Gothic" w:eastAsia="Century Gothic" w:hAnsi="Century Gothic" w:cs="Century Gothic"/>
+          <w:color w:val="111111"/>
+          <w:sz w:val="18"/>
+          <w:szCs w:val="18"/>
+          <w:lang w:val="en-DE" w:eastAsia="en-GB"/>
+        </w:rPr>
+        <w:t>• {{ certif }}</w:t>
+      </w:r>
     </w:p>
     <w:p>
       <w:pPr>
-        <w:widowControl w:val="0"/>
-        <w:autoSpaceDE w:val="0"/>
-        <w:autoSpaceDN w:val="0"/>
-        <w:spacing w:before="99" w:line="240" w:lineRule="auto"/>
-        <w:ind w:right="2778"/>
-        <w:outlineLvl w:val="0"/>
-        <w:rPr>
-          <w:rFonts w:ascii="Century Gothic" w:eastAsia="Century Gothic" w:hAnsi="Century Gothic" w:cs="Century Gothic"/>
-          <w:b/>
+        <w:pStyle w:val="ListParagraph"/>
+        <w:spacing w:after="40" w:line="240" w:lineRule="auto"/>
+        <w:ind w:left="1080" w:hanging="360"/>
+        <w:contextualSpacing w:val="0"/>
+        <w:rPr>
+          <w:rFonts w:ascii="Century Gothic" w:eastAsia="Century Gothic" w:hAnsi="Century Gothic" w:cs="Century Gothic"/>
           <w:color w:val="111111"/>
-          <w:sz w:val="20"/>
-          <w:szCs w:val="20"/>
-          <w:lang w:val="en-US"/>
-        </w:rPr>
-      </w:pPr>
+          <w:sz w:val="18"/>
+          <w:szCs w:val="18"/>
+          <w:lang w:val="en-DE" w:eastAsia="en-GB"/>
+        </w:rPr>
+      </w:pPr>
+      <w:r>
+        <w:rPr>
+          <w:rFonts w:ascii="Century Gothic" w:eastAsia="Century Gothic" w:hAnsi="Century Gothic" w:cs="Century Gothic"/>
+          <w:color w:val="111111"/>
+          <w:sz w:val="18"/>
+          <w:szCs w:val="18"/>
+          <w:lang w:val="en-DE" w:eastAsia="en-GB"/>
+        </w:rPr>
+        <w:t>{% endfor %}</w:t>
+      </w:r>
     </w:p>
     <w:p>
       <w:pPr>
-        <w:widowControl w:val="0"/>
-        <w:autoSpaceDE w:val="0"/>
-        <w:autoSpaceDN w:val="0"/>
-        <w:spacing w:before="99" w:line="240" w:lineRule="auto"/>
-        <w:ind w:right="2778"/>
-        <w:outlineLvl w:val="0"/>
-        <w:rPr>
-          <w:rFonts w:ascii="Century Gothic" w:eastAsia="Century Gothic" w:hAnsi="Century Gothic" w:cs="Century Gothic"/>
-          <w:b/>
+        <w:pStyle w:val="ListParagraph"/>
+        <w:spacing w:after="40" w:line="240" w:lineRule="auto"/>
+        <w:ind w:left="1080" w:hanging="360"/>
+        <w:contextualSpacing w:val="0"/>
+        <w:rPr>
+          <w:rFonts w:ascii="Century Gothic" w:eastAsia="Century Gothic" w:hAnsi="Century Gothic" w:cs="Century Gothic"/>
           <w:color w:val="111111"/>
-          <w:sz w:val="20"/>
-          <w:szCs w:val="20"/>
-          <w:lang w:val="en-US"/>
-        </w:rPr>
-      </w:pPr>
-    </w:p>
-    <w:p>
-      <w:pPr>
-        <w:widowControl w:val="0"/>
-        <w:autoSpaceDE w:val="0"/>
-        <w:autoSpaceDN w:val="0"/>
-        <w:spacing w:before="99" w:line="240" w:lineRule="auto"/>
-        <w:ind w:right="2778"/>
-        <w:outlineLvl w:val="0"/>
-        <w:rPr>
-          <w:rFonts w:ascii="Century Gothic" w:eastAsia="Century Gothic" w:hAnsi="Century Gothic" w:cs="Century Gothic"/>
-          <w:b/>
+          <w:sz w:val="18"/>
+          <w:szCs w:val="18"/>
+          <w:lang w:val="en-DE" w:eastAsia="en-GB"/>
+        </w:rPr>
+      </w:pPr>
+      <w:r>
+        <w:rPr>
+          <w:rFonts w:ascii="Century Gothic" w:eastAsia="Century Gothic" w:hAnsi="Century Gothic" w:cs="Century Gothic"/>
           <w:color w:val="111111"/>
-          <w:sz w:val="20"/>
-          <w:szCs w:val="20"/>
-          <w:lang w:val="en-US"/>
-        </w:rPr>
-      </w:pPr>
-    </w:p>
-    <w:p>
-      <w:pPr>
-        <w:widowControl w:val="0"/>
-        <w:autoSpaceDE w:val="0"/>
-        <w:autoSpaceDN w:val="0"/>
-        <w:spacing w:before="99" w:line="240" w:lineRule="auto"/>
-        <w:ind w:right="2778"/>
-        <w:outlineLvl w:val="0"/>
-        <w:rPr>
-          <w:rFonts w:ascii="Century Gothic" w:eastAsia="Century Gothic" w:hAnsi="Century Gothic" w:cs="Century Gothic"/>
-          <w:b/>
-          <w:color w:val="111111"/>
-          <w:sz w:val="20"/>
-          <w:szCs w:val="20"/>
-          <w:lang w:val="en-US"/>
-        </w:rPr>
-      </w:pPr>
-    </w:p>
-    <w:p>
-      <w:pPr>
-        <w:widowControl w:val="0"/>
-        <w:autoSpaceDE w:val="0"/>
-        <w:autoSpaceDN w:val="0"/>
-        <w:spacing w:before="99" w:line="240" w:lineRule="auto"/>
-        <w:ind w:right="2778"/>
-        <w:outlineLvl w:val="0"/>
-        <w:rPr>
-          <w:rFonts w:ascii="Century Gothic" w:eastAsia="Century Gothic" w:hAnsi="Century Gothic" w:cs="Century Gothic"/>
-          <w:b/>
-          <w:color w:val="111111"/>
-          <w:sz w:val="20"/>
-          <w:szCs w:val="20"/>
-          <w:lang w:val="en-US"/>
-        </w:rPr>
-      </w:pPr>
-    </w:p>
-    <w:p>
-      <w:pPr>
-        <w:widowControl w:val="0"/>
-        <w:autoSpaceDE w:val="0"/>
-        <w:autoSpaceDN w:val="0"/>
-        <w:spacing w:before="99" w:line="240" w:lineRule="auto"/>
-        <w:ind w:right="2778"/>
-        <w:outlineLvl w:val="0"/>
-        <w:rPr>
-          <w:rFonts w:ascii="Century Gothic" w:eastAsia="Century Gothic" w:hAnsi="Century Gothic" w:cs="Century Gothic"/>
-          <w:b/>
-          <w:color w:val="111111"/>
-          <w:sz w:val="20"/>
-          <w:szCs w:val="20"/>
-          <w:lang w:val="en-US"/>
-        </w:rPr>
-      </w:pPr>
-    </w:p>
-    <w:p>
-      <w:pPr>
-        <w:widowControl w:val="0"/>
-        <w:autoSpaceDE w:val="0"/>
-        <w:autoSpaceDN w:val="0"/>
-        <w:spacing w:before="99" w:line="240" w:lineRule="auto"/>
-        <w:ind w:right="2778"/>
-        <w:outlineLvl w:val="0"/>
-        <w:rPr>
-          <w:rFonts w:ascii="Century Gothic" w:eastAsia="Century Gothic" w:hAnsi="Century Gothic" w:cs="Century Gothic"/>
-          <w:b/>
-          <w:color w:val="111111"/>
-          <w:sz w:val="20"/>
-          <w:szCs w:val="20"/>
-          <w:lang w:val="en-US"/>
-        </w:rPr>
-      </w:pPr>
-    </w:p>
-    <w:p>
-      <w:pPr>
-        <w:widowControl w:val="0"/>
-        <w:autoSpaceDE w:val="0"/>
-        <w:autoSpaceDN w:val="0"/>
-        <w:spacing w:before="99" w:line="240" w:lineRule="auto"/>
-        <w:ind w:right="2778"/>
-        <w:outlineLvl w:val="0"/>
-        <w:rPr>
-          <w:rFonts w:ascii="Century Gothic" w:eastAsia="Century Gothic" w:hAnsi="Century Gothic" w:cs="Century Gothic"/>
-          <w:b/>
-          <w:color w:val="111111"/>
-          <w:sz w:val="20"/>
-          <w:szCs w:val="20"/>
-          <w:lang w:val="en-US"/>
-        </w:rPr>
-      </w:pPr>
-    </w:p>
-    <w:p>
-      <w:pPr>
-        <w:widowControl w:val="0"/>
-        <w:autoSpaceDE w:val="0"/>
-        <w:autoSpaceDN w:val="0"/>
-        <w:spacing w:before="99" w:line="240" w:lineRule="auto"/>
-        <w:ind w:right="2778"/>
-        <w:outlineLvl w:val="0"/>
-        <w:rPr>
-          <w:rFonts w:ascii="Century Gothic" w:eastAsia="Century Gothic" w:hAnsi="Century Gothic" w:cs="Century Gothic"/>
-          <w:b/>
-          <w:color w:val="111111"/>
-          <w:sz w:val="20"/>
-          <w:szCs w:val="20"/>
-          <w:lang w:val="en-US"/>
-        </w:rPr>
-      </w:pPr>
+          <w:sz w:val="18"/>
+          <w:szCs w:val="18"/>
+          <w:lang w:val="en-DE" w:eastAsia="en-GB"/>
+        </w:rPr>
+        <w:t>{% endif %}</w:t>
+      </w:r>
     </w:p>
     <w:p>
       <w:pPr>

--- a/backend/templates/template_maltem.docx
+++ b/backend/templates/template_maltem.docx
@@ -20,7 +20,7 @@
           <w:noProof/>
         </w:rPr>
         <w:drawing>
-          <wp:anchor distT="0" distB="0" distL="114300" distR="114300" simplePos="0" relativeHeight="251686912" behindDoc="0" locked="0" layoutInCell="1" allowOverlap="1" wp14:anchorId="1E60CE19" wp14:editId="54B6C1FB">
+          <wp:anchor distT="0" distB="0" distL="114300" distR="114300" simplePos="0" relativeHeight="251686912" behindDoc="0" locked="0" layoutInCell="1" allowOverlap="1" wp14:anchorId="1E60CE19" wp14:editId="322E0A72">
             <wp:simplePos x="0" y="0"/>
             <wp:positionH relativeFrom="page">
               <wp:posOffset>4852434</wp:posOffset>
@@ -742,6 +742,8 @@
         <w:spacing w:after="120" w:line="240" w:lineRule="auto"/>
         <w:rPr>
           <w:rFonts w:ascii="Century Gothic" w:eastAsia="Century Gothic" w:hAnsi="Century Gothic" w:cs="Century Gothic"/>
+          <w:b/>
+          <w:bCs/>
           <w:sz w:val="20"/>
           <w:szCs w:val="20"/>
           <w:lang w:val="en-DE"/>
@@ -750,6 +752,8 @@
       <w:r>
         <w:rPr>
           <w:rFonts w:ascii="Century Gothic" w:eastAsia="Century Gothic" w:hAnsi="Century Gothic" w:cs="Century Gothic"/>
+          <w:b/>
+          <w:bCs/>
           <w:sz w:val="20"/>
           <w:szCs w:val="20"/>
           <w:lang w:val="en-DE"/>
@@ -880,6 +884,8 @@
         <w:spacing w:after="120" w:line="240" w:lineRule="auto"/>
         <w:rPr>
           <w:rFonts w:ascii="Century Gothic" w:eastAsia="Century Gothic" w:hAnsi="Century Gothic" w:cs="Century Gothic"/>
+          <w:b/>
+          <w:bCs/>
           <w:sz w:val="20"/>
           <w:szCs w:val="20"/>
           <w:lang w:val="en-DE"/>
@@ -888,6 +894,8 @@
       <w:r>
         <w:rPr>
           <w:rFonts w:ascii="Century Gothic" w:eastAsia="Century Gothic" w:hAnsi="Century Gothic" w:cs="Century Gothic"/>
+          <w:b/>
+          <w:bCs/>
           <w:sz w:val="20"/>
           <w:szCs w:val="20"/>
           <w:lang w:val="en-DE"/>
@@ -1054,6 +1062,8 @@
         <w:contextualSpacing w:val="0"/>
         <w:rPr>
           <w:rFonts w:ascii="Century Gothic" w:eastAsia="Century Gothic" w:hAnsi="Century Gothic" w:cs="Century Gothic"/>
+          <w:b/>
+          <w:bCs/>
           <w:color w:val="111111"/>
           <w:sz w:val="18"/>
           <w:szCs w:val="18"/>
@@ -1063,6 +1073,8 @@
       <w:r>
         <w:rPr>
           <w:rFonts w:ascii="Century Gothic" w:eastAsia="Century Gothic" w:hAnsi="Century Gothic" w:cs="Century Gothic"/>
+          <w:b/>
+          <w:bCs/>
           <w:color w:val="111111"/>
           <w:sz w:val="18"/>
           <w:szCs w:val="18"/>
@@ -1219,6 +1231,8 @@
         <w:contextualSpacing w:val="0"/>
         <w:rPr>
           <w:rFonts w:ascii="Century Gothic" w:eastAsia="Century Gothic" w:hAnsi="Century Gothic" w:cs="Century Gothic"/>
+          <w:b/>
+          <w:bCs/>
           <w:color w:val="111111"/>
           <w:sz w:val="18"/>
           <w:szCs w:val="18"/>
@@ -1228,6 +1242,8 @@
       <w:r>
         <w:rPr>
           <w:rFonts w:ascii="Century Gothic" w:eastAsia="Century Gothic" w:hAnsi="Century Gothic" w:cs="Century Gothic"/>
+          <w:b/>
+          <w:bCs/>
           <w:color w:val="111111"/>
           <w:sz w:val="18"/>
           <w:szCs w:val="18"/>
@@ -1350,7 +1366,6 @@
           <w:color w:val="111111"/>
           <w:sz w:val="20"/>
           <w:szCs w:val="20"/>
-          <w:lang w:val="en-US"/>
         </w:rPr>
       </w:pPr>
     </w:p>
@@ -1368,7 +1383,6 @@
           <w:color w:val="111111"/>
           <w:sz w:val="20"/>
           <w:szCs w:val="20"/>
-          <w:lang w:val="en-US"/>
         </w:rPr>
       </w:pPr>
     </w:p>
@@ -1386,7 +1400,6 @@
           <w:color w:val="111111"/>
           <w:sz w:val="20"/>
           <w:szCs w:val="20"/>
-          <w:lang w:val="en-US"/>
         </w:rPr>
       </w:pPr>
     </w:p>
@@ -1404,7 +1417,6 @@
           <w:color w:val="111111"/>
           <w:sz w:val="20"/>
           <w:szCs w:val="20"/>
-          <w:lang w:val="en-US"/>
         </w:rPr>
       </w:pPr>
     </w:p>
@@ -1422,7 +1434,6 @@
           <w:color w:val="111111"/>
           <w:sz w:val="20"/>
           <w:szCs w:val="20"/>
-          <w:lang w:val="en-US"/>
         </w:rPr>
       </w:pPr>
     </w:p>
@@ -1440,7 +1451,6 @@
           <w:color w:val="111111"/>
           <w:sz w:val="20"/>
           <w:szCs w:val="20"/>
-          <w:lang w:val="en-US"/>
         </w:rPr>
       </w:pPr>
     </w:p>
@@ -2226,39 +2236,33 @@
           <w:rFonts w:ascii="Century Gothic" w:eastAsia="Century Gothic" w:hAnsi="Century Gothic" w:cs="Century Gothic"/>
           <w:sz w:val="20"/>
           <w:szCs w:val="20"/>
-          <w:lang w:val="en-US"/>
-        </w:rPr>
-      </w:pPr>
-      <w:r>
-        <w:rPr>
-          <w:rFonts w:ascii="Century Gothic" w:eastAsia="Century Gothic" w:hAnsi="Century Gothic" w:cs="Century Gothic"/>
-          <w:sz w:val="20"/>
-          <w:szCs w:val="20"/>
-          <w:lang w:val="en-US"/>
+        </w:rPr>
+      </w:pPr>
+      <w:r>
+        <w:rPr>
+          <w:rFonts w:ascii="Century Gothic" w:eastAsia="Century Gothic" w:hAnsi="Century Gothic" w:cs="Century Gothic"/>
+          <w:sz w:val="20"/>
+          <w:szCs w:val="20"/>
         </w:rPr>
         <w:t xml:space="preserve">{% if </w:t>
       </w:r>
-      <w:proofErr w:type="spellStart"/>
       <w:proofErr w:type="gramStart"/>
       <w:r>
         <w:rPr>
           <w:rFonts w:ascii="Century Gothic" w:eastAsia="Century Gothic" w:hAnsi="Century Gothic" w:cs="Century Gothic"/>
           <w:sz w:val="20"/>
           <w:szCs w:val="20"/>
-          <w:lang w:val="en-US"/>
         </w:rPr>
         <w:t>exp.client</w:t>
       </w:r>
-      <w:proofErr w:type="spellEnd"/>
       <w:proofErr w:type="gramEnd"/>
       <w:r>
         <w:rPr>
           <w:rFonts w:ascii="Century Gothic" w:eastAsia="Century Gothic" w:hAnsi="Century Gothic" w:cs="Century Gothic"/>
           <w:sz w:val="20"/>
           <w:szCs w:val="20"/>
-          <w:lang w:val="en-US"/>
-        </w:rPr>
-        <w:t xml:space="preserve"> %}– Client </w:t>
+        </w:rPr>
+        <w:t xml:space="preserve"> </w:t>
       </w:r>
       <w:proofErr w:type="gramStart"/>
       <w:r>
@@ -2266,19 +2270,8 @@
           <w:rFonts w:ascii="Century Gothic" w:eastAsia="Century Gothic" w:hAnsi="Century Gothic" w:cs="Century Gothic"/>
           <w:sz w:val="20"/>
           <w:szCs w:val="20"/>
-          <w:lang w:val="en-US"/>
-        </w:rPr>
-        <w:t xml:space="preserve">{{ </w:t>
-      </w:r>
-      <w:proofErr w:type="spellStart"/>
-      <w:r>
-        <w:rPr>
-          <w:rFonts w:ascii="Century Gothic" w:eastAsia="Century Gothic" w:hAnsi="Century Gothic" w:cs="Century Gothic"/>
-          <w:sz w:val="20"/>
-          <w:szCs w:val="20"/>
-          <w:lang w:val="en-US"/>
-        </w:rPr>
-        <w:t>exp</w:t>
+        </w:rPr>
+        <w:t>%}–</w:t>
       </w:r>
       <w:proofErr w:type="gramEnd"/>
       <w:r>
@@ -2286,7 +2279,24 @@
           <w:rFonts w:ascii="Century Gothic" w:eastAsia="Century Gothic" w:hAnsi="Century Gothic" w:cs="Century Gothic"/>
           <w:sz w:val="20"/>
           <w:szCs w:val="20"/>
-          <w:lang w:val="en-US"/>
+        </w:rPr>
+        <w:t xml:space="preserve"> Client </w:t>
+      </w:r>
+      <w:proofErr w:type="gramStart"/>
+      <w:r>
+        <w:rPr>
+          <w:rFonts w:ascii="Century Gothic" w:eastAsia="Century Gothic" w:hAnsi="Century Gothic" w:cs="Century Gothic"/>
+          <w:sz w:val="20"/>
+          <w:szCs w:val="20"/>
+        </w:rPr>
+        <w:t>{{ exp</w:t>
+      </w:r>
+      <w:proofErr w:type="gramEnd"/>
+      <w:r>
+        <w:rPr>
+          <w:rFonts w:ascii="Century Gothic" w:eastAsia="Century Gothic" w:hAnsi="Century Gothic" w:cs="Century Gothic"/>
+          <w:sz w:val="20"/>
+          <w:szCs w:val="20"/>
         </w:rPr>
         <w:t>.</w:t>
       </w:r>
@@ -2296,19 +2306,8 @@
           <w:rFonts w:ascii="Century Gothic" w:eastAsia="Century Gothic" w:hAnsi="Century Gothic" w:cs="Century Gothic"/>
           <w:sz w:val="20"/>
           <w:szCs w:val="20"/>
-          <w:lang w:val="en-US"/>
-        </w:rPr>
-        <w:t>client</w:t>
-      </w:r>
-      <w:proofErr w:type="spellEnd"/>
-      <w:r>
-        <w:rPr>
-          <w:rFonts w:ascii="Century Gothic" w:eastAsia="Century Gothic" w:hAnsi="Century Gothic" w:cs="Century Gothic"/>
-          <w:sz w:val="20"/>
-          <w:szCs w:val="20"/>
-          <w:lang w:val="en-US"/>
-        </w:rPr>
-        <w:t xml:space="preserve"> }}{</w:t>
+        </w:rPr>
+        <w:t>client }}{</w:t>
       </w:r>
       <w:proofErr w:type="gramEnd"/>
       <w:r>
@@ -2316,7 +2315,6 @@
           <w:rFonts w:ascii="Century Gothic" w:eastAsia="Century Gothic" w:hAnsi="Century Gothic" w:cs="Century Gothic"/>
           <w:sz w:val="20"/>
           <w:szCs w:val="20"/>
-          <w:lang w:val="en-US"/>
         </w:rPr>
         <w:t>% endif %}</w:t>
       </w:r>
@@ -2422,10 +2420,20 @@
       <w:r>
         <w:rPr>
           <w:rFonts w:ascii="Century Gothic" w:eastAsia="Century Gothic" w:hAnsi="Century Gothic" w:cs="Century Gothic"/>
-          <w:sz w:val="20"/>
-          <w:szCs w:val="20"/>
-        </w:rPr>
-        <w:t xml:space="preserve">Projet : </w:t>
+          <w:b/>
+          <w:bCs/>
+          <w:sz w:val="20"/>
+          <w:szCs w:val="20"/>
+        </w:rPr>
+        <w:t>Projet :</w:t>
+      </w:r>
+      <w:r>
+        <w:rPr>
+          <w:rFonts w:ascii="Century Gothic" w:eastAsia="Century Gothic" w:hAnsi="Century Gothic" w:cs="Century Gothic"/>
+          <w:sz w:val="20"/>
+          <w:szCs w:val="20"/>
+        </w:rPr>
+        <w:t xml:space="preserve"> </w:t>
       </w:r>
       <w:proofErr w:type="gramStart"/>
       <w:r>
@@ -2499,10 +2507,20 @@
       <w:r>
         <w:rPr>
           <w:rFonts w:ascii="Century Gothic" w:eastAsia="Century Gothic" w:hAnsi="Century Gothic" w:cs="Century Gothic"/>
-          <w:sz w:val="20"/>
-          <w:szCs w:val="20"/>
-        </w:rPr>
-        <w:t xml:space="preserve">Rôle : </w:t>
+          <w:b/>
+          <w:bCs/>
+          <w:sz w:val="20"/>
+          <w:szCs w:val="20"/>
+        </w:rPr>
+        <w:t>Rôle :</w:t>
+      </w:r>
+      <w:r>
+        <w:rPr>
+          <w:rFonts w:ascii="Century Gothic" w:eastAsia="Century Gothic" w:hAnsi="Century Gothic" w:cs="Century Gothic"/>
+          <w:sz w:val="20"/>
+          <w:szCs w:val="20"/>
+        </w:rPr>
+        <w:t xml:space="preserve"> </w:t>
       </w:r>
       <w:proofErr w:type="gramStart"/>
       <w:r>
@@ -2584,13 +2602,17 @@
         <w:ind w:left="3850"/>
         <w:rPr>
           <w:rFonts w:ascii="Century Gothic" w:eastAsia="Century Gothic" w:hAnsi="Century Gothic" w:cs="Century Gothic"/>
-          <w:sz w:val="20"/>
-          <w:szCs w:val="20"/>
-        </w:rPr>
-      </w:pPr>
-      <w:r>
-        <w:rPr>
-          <w:rFonts w:ascii="Century Gothic" w:eastAsia="Century Gothic" w:hAnsi="Century Gothic" w:cs="Century Gothic"/>
+          <w:b/>
+          <w:bCs/>
+          <w:sz w:val="20"/>
+          <w:szCs w:val="20"/>
+        </w:rPr>
+      </w:pPr>
+      <w:r>
+        <w:rPr>
+          <w:rFonts w:ascii="Century Gothic" w:eastAsia="Century Gothic" w:hAnsi="Century Gothic" w:cs="Century Gothic"/>
+          <w:b/>
+          <w:bCs/>
           <w:sz w:val="20"/>
           <w:szCs w:val="20"/>
         </w:rPr>
@@ -2691,13 +2713,17 @@
         <w:ind w:left="3850"/>
         <w:rPr>
           <w:rFonts w:ascii="Century Gothic" w:eastAsia="Century Gothic" w:hAnsi="Century Gothic" w:cs="Century Gothic"/>
-          <w:sz w:val="20"/>
-          <w:szCs w:val="20"/>
-        </w:rPr>
-      </w:pPr>
-      <w:r>
-        <w:rPr>
-          <w:rFonts w:ascii="Century Gothic" w:eastAsia="Century Gothic" w:hAnsi="Century Gothic" w:cs="Century Gothic"/>
+          <w:b/>
+          <w:bCs/>
+          <w:sz w:val="20"/>
+          <w:szCs w:val="20"/>
+        </w:rPr>
+      </w:pPr>
+      <w:r>
+        <w:rPr>
+          <w:rFonts w:ascii="Century Gothic" w:eastAsia="Century Gothic" w:hAnsi="Century Gothic" w:cs="Century Gothic"/>
+          <w:b/>
+          <w:bCs/>
           <w:sz w:val="20"/>
           <w:szCs w:val="20"/>
         </w:rPr>
@@ -2798,22 +2824,22 @@
         <w:ind w:left="3850"/>
         <w:rPr>
           <w:rFonts w:ascii="Century Gothic" w:eastAsia="Century Gothic" w:hAnsi="Century Gothic" w:cs="Century Gothic"/>
-          <w:sz w:val="20"/>
-          <w:szCs w:val="20"/>
-          <w:lang w:val="en-US"/>
-        </w:rPr>
-      </w:pPr>
-      <w:proofErr w:type="spellStart"/>
-      <w:r>
-        <w:rPr>
-          <w:rFonts w:ascii="Century Gothic" w:eastAsia="Century Gothic" w:hAnsi="Century Gothic" w:cs="Century Gothic"/>
-          <w:sz w:val="20"/>
-          <w:szCs w:val="20"/>
-          <w:lang w:val="en-US"/>
+          <w:b/>
+          <w:bCs/>
+          <w:sz w:val="20"/>
+          <w:szCs w:val="20"/>
+        </w:rPr>
+      </w:pPr>
+      <w:r>
+        <w:rPr>
+          <w:rFonts w:ascii="Century Gothic" w:eastAsia="Century Gothic" w:hAnsi="Century Gothic" w:cs="Century Gothic"/>
+          <w:b/>
+          <w:bCs/>
+          <w:sz w:val="20"/>
+          <w:szCs w:val="20"/>
         </w:rPr>
         <w:t>Réalisations</w:t>
       </w:r>
-      <w:proofErr w:type="spellEnd"/>
     </w:p>
     <w:p>
       <w:pPr>
@@ -2978,6 +3004,8 @@
         <w:ind w:left="3850"/>
         <w:rPr>
           <w:rFonts w:ascii="Century Gothic" w:eastAsia="Century Gothic" w:hAnsi="Century Gothic" w:cs="Century Gothic"/>
+          <w:b/>
+          <w:bCs/>
           <w:sz w:val="20"/>
           <w:szCs w:val="20"/>
           <w:lang w:val="en-US"/>
@@ -2987,6 +3015,8 @@
       <w:r>
         <w:rPr>
           <w:rFonts w:ascii="Century Gothic" w:eastAsia="Century Gothic" w:hAnsi="Century Gothic" w:cs="Century Gothic"/>
+          <w:b/>
+          <w:bCs/>
           <w:sz w:val="20"/>
           <w:szCs w:val="20"/>
           <w:lang w:val="en-US"/>
@@ -2997,6 +3027,8 @@
       <w:r>
         <w:rPr>
           <w:rFonts w:ascii="Century Gothic" w:eastAsia="Century Gothic" w:hAnsi="Century Gothic" w:cs="Century Gothic"/>
+          <w:b/>
+          <w:bCs/>
           <w:sz w:val="20"/>
           <w:szCs w:val="20"/>
           <w:lang w:val="en-US"/>
@@ -3063,13 +3095,15 @@
           <w:rFonts w:ascii="Century Gothic" w:eastAsia="Century Gothic" w:hAnsi="Century Gothic" w:cs="Century Gothic"/>
           <w:sz w:val="20"/>
           <w:szCs w:val="20"/>
-        </w:rPr>
-      </w:pPr>
-      <w:r>
-        <w:rPr>
-          <w:rFonts w:ascii="Century Gothic" w:eastAsia="Century Gothic" w:hAnsi="Century Gothic" w:cs="Century Gothic"/>
-          <w:sz w:val="20"/>
-          <w:szCs w:val="20"/>
+          <w:lang w:val="en-US"/>
+        </w:rPr>
+      </w:pPr>
+      <w:r>
+        <w:rPr>
+          <w:rFonts w:ascii="Century Gothic" w:eastAsia="Century Gothic" w:hAnsi="Century Gothic" w:cs="Century Gothic"/>
+          <w:sz w:val="20"/>
+          <w:szCs w:val="20"/>
+          <w:lang w:val="en-US"/>
         </w:rPr>
         <w:t xml:space="preserve">• </w:t>
       </w:r>
@@ -3079,25 +3113,17 @@
           <w:rFonts w:ascii="Century Gothic" w:eastAsia="Century Gothic" w:hAnsi="Century Gothic" w:cs="Century Gothic"/>
           <w:sz w:val="20"/>
           <w:szCs w:val="20"/>
-        </w:rPr>
-        <w:t xml:space="preserve">{{ </w:t>
-      </w:r>
-      <w:proofErr w:type="spellStart"/>
-      <w:r>
-        <w:rPr>
-          <w:rFonts w:ascii="Century Gothic" w:eastAsia="Century Gothic" w:hAnsi="Century Gothic" w:cs="Century Gothic"/>
-          <w:sz w:val="20"/>
-          <w:szCs w:val="20"/>
-        </w:rPr>
-        <w:t>res</w:t>
-      </w:r>
-      <w:proofErr w:type="spellEnd"/>
+          <w:lang w:val="en-US"/>
+        </w:rPr>
+        <w:t>{{ res</w:t>
+      </w:r>
       <w:proofErr w:type="gramEnd"/>
       <w:r>
         <w:rPr>
           <w:rFonts w:ascii="Century Gothic" w:eastAsia="Century Gothic" w:hAnsi="Century Gothic" w:cs="Century Gothic"/>
           <w:sz w:val="20"/>
           <w:szCs w:val="20"/>
+          <w:lang w:val="en-US"/>
         </w:rPr>
         <w:t xml:space="preserve"> }}</w:t>
       </w:r>
@@ -3114,33 +3140,17 @@
           <w:rFonts w:ascii="Century Gothic" w:eastAsia="Century Gothic" w:hAnsi="Century Gothic" w:cs="Century Gothic"/>
           <w:sz w:val="20"/>
           <w:szCs w:val="20"/>
-        </w:rPr>
-      </w:pPr>
-      <w:r>
-        <w:rPr>
-          <w:rFonts w:ascii="Century Gothic" w:eastAsia="Century Gothic" w:hAnsi="Century Gothic" w:cs="Century Gothic"/>
-          <w:sz w:val="20"/>
-          <w:szCs w:val="20"/>
-        </w:rPr>
-        <w:t xml:space="preserve">{% </w:t>
-      </w:r>
-      <w:proofErr w:type="spellStart"/>
-      <w:r>
-        <w:rPr>
-          <w:rFonts w:ascii="Century Gothic" w:eastAsia="Century Gothic" w:hAnsi="Century Gothic" w:cs="Century Gothic"/>
-          <w:sz w:val="20"/>
-          <w:szCs w:val="20"/>
-        </w:rPr>
-        <w:t>endfor</w:t>
-      </w:r>
-      <w:proofErr w:type="spellEnd"/>
-      <w:r>
-        <w:rPr>
-          <w:rFonts w:ascii="Century Gothic" w:eastAsia="Century Gothic" w:hAnsi="Century Gothic" w:cs="Century Gothic"/>
-          <w:sz w:val="20"/>
-          <w:szCs w:val="20"/>
-        </w:rPr>
-        <w:t xml:space="preserve"> %}</w:t>
+          <w:lang w:val="en-US"/>
+        </w:rPr>
+      </w:pPr>
+      <w:r>
+        <w:rPr>
+          <w:rFonts w:ascii="Century Gothic" w:eastAsia="Century Gothic" w:hAnsi="Century Gothic" w:cs="Century Gothic"/>
+          <w:sz w:val="20"/>
+          <w:szCs w:val="20"/>
+          <w:lang w:val="en-US"/>
+        </w:rPr>
+        <w:t>{% endfor %}</w:t>
       </w:r>
     </w:p>
     <w:p>
@@ -3155,6 +3165,7 @@
           <w:rFonts w:ascii="Century Gothic" w:eastAsia="Century Gothic" w:hAnsi="Century Gothic" w:cs="Century Gothic"/>
           <w:sz w:val="20"/>
           <w:szCs w:val="20"/>
+          <w:lang w:val="en-US"/>
         </w:rPr>
       </w:pPr>
     </w:p>
@@ -3168,15 +3179,21 @@
         <w:ind w:left="3850"/>
         <w:rPr>
           <w:rFonts w:ascii="Century Gothic" w:eastAsia="Century Gothic" w:hAnsi="Century Gothic" w:cs="Century Gothic"/>
-          <w:sz w:val="20"/>
-          <w:szCs w:val="20"/>
-        </w:rPr>
-      </w:pPr>
-      <w:r>
-        <w:rPr>
-          <w:rFonts w:ascii="Century Gothic" w:eastAsia="Century Gothic" w:hAnsi="Century Gothic" w:cs="Century Gothic"/>
-          <w:sz w:val="20"/>
-          <w:szCs w:val="20"/>
+          <w:b/>
+          <w:bCs/>
+          <w:sz w:val="20"/>
+          <w:szCs w:val="20"/>
+          <w:lang w:val="en-US"/>
+        </w:rPr>
+      </w:pPr>
+      <w:r>
+        <w:rPr>
+          <w:rFonts w:ascii="Century Gothic" w:eastAsia="Century Gothic" w:hAnsi="Century Gothic" w:cs="Century Gothic"/>
+          <w:b/>
+          <w:bCs/>
+          <w:sz w:val="20"/>
+          <w:szCs w:val="20"/>
+          <w:lang w:val="en-US"/>
         </w:rPr>
         <w:t>Environnement</w:t>
       </w:r>
@@ -3193,6 +3210,7 @@
           <w:rFonts w:ascii="Century Gothic" w:eastAsia="Century Gothic" w:hAnsi="Century Gothic" w:cs="Century Gothic"/>
           <w:sz w:val="20"/>
           <w:szCs w:val="20"/>
+          <w:lang w:val="en-US"/>
         </w:rPr>
       </w:pPr>
       <w:proofErr w:type="gramStart"/>
@@ -3201,17 +3219,9 @@
           <w:rFonts w:ascii="Century Gothic" w:eastAsia="Century Gothic" w:hAnsi="Century Gothic" w:cs="Century Gothic"/>
           <w:sz w:val="20"/>
           <w:szCs w:val="20"/>
-        </w:rPr>
-        <w:t xml:space="preserve">{{ </w:t>
-      </w:r>
-      <w:proofErr w:type="spellStart"/>
-      <w:r>
-        <w:rPr>
-          <w:rFonts w:ascii="Century Gothic" w:eastAsia="Century Gothic" w:hAnsi="Century Gothic" w:cs="Century Gothic"/>
-          <w:sz w:val="20"/>
-          <w:szCs w:val="20"/>
-        </w:rPr>
-        <w:t>exp</w:t>
+          <w:lang w:val="en-US"/>
+        </w:rPr>
+        <w:t>{{ exp</w:t>
       </w:r>
       <w:proofErr w:type="gramEnd"/>
       <w:r>
@@ -3219,6 +3229,7 @@
           <w:rFonts w:ascii="Century Gothic" w:eastAsia="Century Gothic" w:hAnsi="Century Gothic" w:cs="Century Gothic"/>
           <w:sz w:val="20"/>
           <w:szCs w:val="20"/>
+          <w:lang w:val="en-US"/>
         </w:rPr>
         <w:t>.</w:t>
       </w:r>
@@ -3228,17 +3239,9 @@
           <w:rFonts w:ascii="Century Gothic" w:eastAsia="Century Gothic" w:hAnsi="Century Gothic" w:cs="Century Gothic"/>
           <w:sz w:val="20"/>
           <w:szCs w:val="20"/>
-        </w:rPr>
-        <w:t>environnement</w:t>
-      </w:r>
-      <w:proofErr w:type="spellEnd"/>
-      <w:r>
-        <w:rPr>
-          <w:rFonts w:ascii="Century Gothic" w:eastAsia="Century Gothic" w:hAnsi="Century Gothic" w:cs="Century Gothic"/>
-          <w:sz w:val="20"/>
-          <w:szCs w:val="20"/>
-        </w:rPr>
-        <w:t xml:space="preserve"> }</w:t>
+          <w:lang w:val="en-US"/>
+        </w:rPr>
+        <w:t>environnement }</w:t>
       </w:r>
       <w:proofErr w:type="gramEnd"/>
       <w:r>
@@ -3246,6 +3249,7 @@
           <w:rFonts w:ascii="Century Gothic" w:eastAsia="Century Gothic" w:hAnsi="Century Gothic" w:cs="Century Gothic"/>
           <w:sz w:val="20"/>
           <w:szCs w:val="20"/>
+          <w:lang w:val="en-US"/>
         </w:rPr>
         <w:t>}</w:t>
       </w:r>
@@ -3262,6 +3266,7 @@
           <w:rFonts w:ascii="Century Gothic" w:eastAsia="Century Gothic" w:hAnsi="Century Gothic" w:cs="Century Gothic"/>
           <w:sz w:val="20"/>
           <w:szCs w:val="20"/>
+          <w:lang w:val="en-US"/>
         </w:rPr>
       </w:pPr>
     </w:p>
@@ -3319,6 +3324,7 @@
           <w:bCs/>
           <w:sz w:val="20"/>
           <w:szCs w:val="20"/>
+          <w:lang w:val="en-US"/>
         </w:rPr>
       </w:pPr>
       <w:r>
@@ -3328,6 +3334,7 @@
           <w:bCs/>
           <w:sz w:val="20"/>
           <w:szCs w:val="20"/>
+          <w:lang w:val="en-US"/>
         </w:rPr>
         <w:t xml:space="preserve"> </w:t>
       </w:r>
@@ -9987,9 +9994,7 @@
 </file>
 
 <file path=customXml/item1.xml><?xml version="1.0" encoding="utf-8"?>
-<go:gDocsCustomXmlDataStorage xmlns:go="http://customooxmlschemas.google.com/" xmlns:r="http://schemas.openxmlformats.org/officeDocument/2006/relationships">
-  <go:docsCustomData xmlns:go="http://customooxmlschemas.google.com/" roundtripDataSignature="AMtx7mjSD1PSd3vJPuuZ74KqQLIp71t5fA==">AMUW2mWORY+47SRRbuApNd0NMq3di7OfQqfRKMJUT16ADrNvSEPvbP6yo4goetaW5D/LI/tEENuLikfU6PRRKUfUA7Qf0aPJiybehgBfTMb+R7nwwAtU+9GHzM2+frUw7e/ij2x9+6svc+l/lWRB+xAfmNH8CHRe+0LI+MKczmYFThaQPm0oromAzVJwuB2IfcL0s0nVi7An</go:docsCustomData>
-</go:gDocsCustomXmlDataStorage>
+<b:Sources xmlns:b="http://schemas.openxmlformats.org/officeDocument/2006/bibliography" xmlns="http://schemas.openxmlformats.org/officeDocument/2006/bibliography" SelectedStyle="\APASixthEditionOfficeOnline.xsl" StyleName="APA" Version="6"/>
 </file>
 
 <file path=customXml/item2.xml><?xml version="1.0" encoding="utf-8"?>
@@ -10216,19 +10221,12 @@
 </file>
 
 <file path=customXml/item3.xml><?xml version="1.0" encoding="utf-8"?>
-<b:Sources xmlns:b="http://schemas.openxmlformats.org/officeDocument/2006/bibliography" xmlns="http://schemas.openxmlformats.org/officeDocument/2006/bibliography" SelectedStyle="\APASixthEditionOfficeOnline.xsl" StyleName="APA" Version="6"/>
+<go:gDocsCustomXmlDataStorage xmlns:go="http://customooxmlschemas.google.com/" xmlns:r="http://schemas.openxmlformats.org/officeDocument/2006/relationships">
+  <go:docsCustomData xmlns:go="http://customooxmlschemas.google.com/" roundtripDataSignature="AMtx7mjSD1PSd3vJPuuZ74KqQLIp71t5fA==">AMUW2mWORY+47SRRbuApNd0NMq3di7OfQqfRKMJUT16ADrNvSEPvbP6yo4goetaW5D/LI/tEENuLikfU6PRRKUfUA7Qf0aPJiybehgBfTMb+R7nwwAtU+9GHzM2+frUw7e/ij2x9+6svc+l/lWRB+xAfmNH8CHRe+0LI+MKczmYFThaQPm0oromAzVJwuB2IfcL0s0nVi7An</go:docsCustomData>
+</go:gDocsCustomXmlDataStorage>
 </file>
 
 <file path=customXml/item4.xml><?xml version="1.0" encoding="utf-8"?>
-<?mso-contentType ?>
-<FormTemplates xmlns="http://schemas.microsoft.com/sharepoint/v3/contenttype/forms">
-  <Display>DocumentLibraryForm</Display>
-  <Edit>DocumentLibraryForm</Edit>
-  <New>DocumentLibraryForm</New>
-</FormTemplates>
-</file>
-
-<file path=customXml/item5.xml><?xml version="1.0" encoding="utf-8"?>
 <p:properties xmlns:p="http://schemas.microsoft.com/office/2006/metadata/properties" xmlns:xsi="http://www.w3.org/2001/XMLSchema-instance" xmlns:pc="http://schemas.microsoft.com/office/infopath/2007/PartnerControls">
   <documentManagement>
     <lcf76f155ced4ddcb4097134ff3c332f xmlns="d6fa656f-835a-4bd6-980d-557baa631ad6">
@@ -10239,11 +10237,19 @@
 </p:properties>
 </file>
 
+<file path=customXml/item5.xml><?xml version="1.0" encoding="utf-8"?>
+<?mso-contentType ?>
+<FormTemplates xmlns="http://schemas.microsoft.com/sharepoint/v3/contenttype/forms">
+  <Display>DocumentLibraryForm</Display>
+  <Edit>DocumentLibraryForm</Edit>
+  <New>DocumentLibraryForm</New>
+</FormTemplates>
+</file>
+
 <file path=customXml/itemProps1.xml><?xml version="1.0" encoding="utf-8"?>
-<ds:datastoreItem xmlns:ds="http://schemas.openxmlformats.org/officeDocument/2006/customXml" ds:itemID="{11111111-1234-1234-1234-123412341234}">
+<ds:datastoreItem xmlns:ds="http://schemas.openxmlformats.org/officeDocument/2006/customXml" ds:itemID="{37DE214B-233D-4CD0-8671-EC398B61BBE0}">
   <ds:schemaRefs>
-    <ds:schemaRef ds:uri="http://customooxmlschemas.google.com/"/>
-    <ds:schemaRef ds:uri="http://schemas.openxmlformats.org/officeDocument/2006/relationships"/>
+    <ds:schemaRef ds:uri="http://schemas.openxmlformats.org/officeDocument/2006/bibliography"/>
   </ds:schemaRefs>
 </ds:datastoreItem>
 </file>
@@ -10268,22 +10274,15 @@
 </file>
 
 <file path=customXml/itemProps3.xml><?xml version="1.0" encoding="utf-8"?>
-<ds:datastoreItem xmlns:ds="http://schemas.openxmlformats.org/officeDocument/2006/customXml" ds:itemID="{37DE214B-233D-4CD0-8671-EC398B61BBE0}">
+<ds:datastoreItem xmlns:ds="http://schemas.openxmlformats.org/officeDocument/2006/customXml" ds:itemID="{11111111-1234-1234-1234-123412341234}">
   <ds:schemaRefs>
-    <ds:schemaRef ds:uri="http://schemas.openxmlformats.org/officeDocument/2006/bibliography"/>
+    <ds:schemaRef ds:uri="http://customooxmlschemas.google.com/"/>
+    <ds:schemaRef ds:uri="http://schemas.openxmlformats.org/officeDocument/2006/relationships"/>
   </ds:schemaRefs>
 </ds:datastoreItem>
 </file>
 
 <file path=customXml/itemProps4.xml><?xml version="1.0" encoding="utf-8"?>
-<ds:datastoreItem xmlns:ds="http://schemas.openxmlformats.org/officeDocument/2006/customXml" ds:itemID="{1BE625E7-0389-45F3-8FBC-8A81B1B0A21F}">
-  <ds:schemaRefs>
-    <ds:schemaRef ds:uri="http://schemas.microsoft.com/sharepoint/v3/contenttype/forms"/>
-  </ds:schemaRefs>
-</ds:datastoreItem>
-</file>
-
-<file path=customXml/itemProps5.xml><?xml version="1.0" encoding="utf-8"?>
 <ds:datastoreItem xmlns:ds="http://schemas.openxmlformats.org/officeDocument/2006/customXml" ds:itemID="{49EB3AF7-7DC0-4572-AA73-B374046DB1ED}">
   <ds:schemaRefs>
     <ds:schemaRef ds:uri="http://schemas.microsoft.com/office/2006/metadata/properties"/>
@@ -10292,4 +10291,12 @@
     <ds:schemaRef ds:uri="920d9a89-6f3e-42ce-9eb7-d7cf8ba8a559"/>
   </ds:schemaRefs>
 </ds:datastoreItem>
+</file>
+
+<file path=customXml/itemProps5.xml><?xml version="1.0" encoding="utf-8"?>
+<ds:datastoreItem xmlns:ds="http://schemas.openxmlformats.org/officeDocument/2006/customXml" ds:itemID="{1BE625E7-0389-45F3-8FBC-8A81B1B0A21F}">
+  <ds:schemaRefs>
+    <ds:schemaRef ds:uri="http://schemas.microsoft.com/sharepoint/v3/contenttype/forms"/>
+  </ds:schemaRefs>
+</ds:datastoreItem>
 </file>